--- a/tex/git_cv/NicholasHayekQuantCV.docx
+++ b/tex/git_cv/NicholasHayekQuantCV.docx
@@ -281,7 +281,7 @@
         <w:tabs>
           <w:tab w:val="right" w:pos="10080"/>
         </w:tabs>
-        <w:spacing w:line="360" w:lineRule="auto"/>
+        <w:spacing w:line="276" w:lineRule="auto"/>
         <w:ind w:left="360" w:hanging="360"/>
         <w:rPr>
           <w:rFonts w:ascii="Garamond" w:hAnsi="Garamond" w:cs="Times New Roman"/>
@@ -306,7 +306,16 @@
           <w:szCs w:val="20"/>
           <w:u w:val="single"/>
         </w:rPr>
-        <w:t>Honours Mathematics and Computer Science</w:t>
+        <w:t xml:space="preserve">Honours </w:t>
+      </w:r>
+      <w:r>
+        <w:rPr>
+          <w:rFonts w:ascii="Garamond" w:hAnsi="Garamond" w:cs="Times New Roman"/>
+          <w:sz w:val="20"/>
+          <w:szCs w:val="20"/>
+          <w:u w:val="single"/>
+        </w:rPr>
+        <w:t>Mathematics and Computer Science</w:t>
       </w:r>
       <w:r>
         <w:rPr>
@@ -341,20 +350,22 @@
       <w:r>
         <w:rPr>
           <w:rFonts w:ascii="Garamond" w:hAnsi="Garamond" w:cs="Times New Roman"/>
-          <w:sz w:val="20"/>
-          <w:szCs w:val="20"/>
-        </w:rPr>
-        <w:t>GPA</w:t>
-      </w:r>
-      <w:r>
-        <w:rPr>
-          <w:rFonts w:ascii="Garamond" w:hAnsi="Garamond" w:cs="Times New Roman"/>
-          <w:b/>
-          <w:bCs/>
-          <w:sz w:val="20"/>
-          <w:szCs w:val="20"/>
-        </w:rPr>
-        <w:t>: 3.</w:t>
+          <w:b/>
+          <w:bCs/>
+          <w:sz w:val="20"/>
+          <w:szCs w:val="20"/>
+        </w:rPr>
+        <w:t>GPA:</w:t>
+      </w:r>
+      <w:r>
+        <w:rPr>
+          <w:rFonts w:ascii="Garamond" w:hAnsi="Garamond" w:cs="Times New Roman"/>
+          <w:b/>
+          <w:bCs/>
+          <w:sz w:val="20"/>
+          <w:szCs w:val="20"/>
+        </w:rPr>
+        <w:t xml:space="preserve"> 3.</w:t>
       </w:r>
       <w:r>
         <w:rPr>
@@ -375,24 +386,6 @@
           <w:szCs w:val="20"/>
         </w:rPr>
         <w:t>/4.0</w:t>
-      </w:r>
-      <w:r>
-        <w:rPr>
-          <w:rFonts w:ascii="Garamond" w:hAnsi="Garamond" w:cs="Times New Roman"/>
-          <w:sz w:val="20"/>
-          <w:szCs w:val="20"/>
-        </w:rPr>
-        <w:t xml:space="preserve">. Graduated </w:t>
-      </w:r>
-      <w:r>
-        <w:rPr>
-          <w:rFonts w:ascii="Garamond" w:hAnsi="Garamond" w:cs="Times New Roman"/>
-          <w:b/>
-          <w:bCs/>
-          <w:sz w:val="20"/>
-          <w:szCs w:val="20"/>
-        </w:rPr>
-        <w:t>First-Class Honours with Distinction</w:t>
       </w:r>
       <w:r>
         <w:rPr>
@@ -475,34 +468,16 @@
           <w:sz w:val="19"/>
           <w:szCs w:val="19"/>
         </w:rPr>
-        <w:t xml:space="preserve">Quantitative Risk Management, Machine Learning, Stochastic </w:t>
-      </w:r>
-      <w:proofErr w:type="gramStart"/>
+        <w:t>Quantitative Risk Management, Machine Learning, Stochastic Processes</w:t>
+      </w:r>
       <w:r>
         <w:rPr>
           <w:rFonts w:ascii="Garamond" w:hAnsi="Garamond" w:cs="Times New Roman"/>
           <w:sz w:val="19"/>
           <w:szCs w:val="19"/>
         </w:rPr>
-        <w:t>Processes</w:t>
-      </w:r>
-      <w:r>
-        <w:rPr>
-          <w:rFonts w:ascii="Garamond" w:hAnsi="Garamond" w:cs="Times New Roman"/>
-          <w:sz w:val="19"/>
-          <w:szCs w:val="19"/>
-        </w:rPr>
-        <w:t>,</w:t>
-      </w:r>
-      <w:r>
-        <w:rPr>
-          <w:rFonts w:ascii="Garamond" w:hAnsi="Garamond" w:cs="Times New Roman"/>
-          <w:sz w:val="19"/>
-          <w:szCs w:val="19"/>
-        </w:rPr>
         <w:t>.</w:t>
       </w:r>
-      <w:proofErr w:type="gramEnd"/>
     </w:p>
     <w:p>
       <w:pPr>
@@ -725,6 +700,14 @@
           <w:szCs w:val="20"/>
         </w:rPr>
         <w:tab/>
+      </w:r>
+      <w:r>
+        <w:rPr>
+          <w:rFonts w:ascii="Garamond" w:hAnsi="Garamond" w:cs="Times New Roman"/>
+          <w:sz w:val="20"/>
+          <w:szCs w:val="20"/>
+          <w:u w:val="single"/>
+        </w:rPr>
         <w:t>Course Assistant</w:t>
       </w:r>
       <w:r>
@@ -842,7 +825,7 @@
           <w:sz w:val="20"/>
           <w:szCs w:val="20"/>
         </w:rPr>
-        <w:t>Indiana University, Indianapolis (IUI) REU Program</w:t>
+        <w:t>Indiana University, Indianapolis (IUI)</w:t>
       </w:r>
       <w:r>
         <w:rPr>
@@ -893,47 +876,23 @@
         </w:rPr>
         <w:tab/>
       </w:r>
-      <w:proofErr w:type="spellStart"/>
-      <w:r>
-        <w:rPr>
-          <w:rFonts w:ascii="Garamond" w:hAnsi="Garamond" w:cs="Times New Roman"/>
-          <w:i/>
-          <w:iCs/>
-          <w:sz w:val="20"/>
-          <w:szCs w:val="20"/>
-        </w:rPr>
-        <w:t>Biomath</w:t>
-      </w:r>
-      <w:proofErr w:type="spellEnd"/>
-      <w:r>
-        <w:rPr>
-          <w:rFonts w:ascii="Garamond" w:hAnsi="Garamond" w:cs="Times New Roman"/>
-          <w:i/>
-          <w:iCs/>
-          <w:sz w:val="20"/>
-          <w:szCs w:val="20"/>
-        </w:rPr>
-        <w:t xml:space="preserve"> Modelling </w:t>
-      </w:r>
-      <w:r>
-        <w:rPr>
-          <w:rFonts w:ascii="Garamond" w:hAnsi="Garamond" w:cs="Times New Roman"/>
-          <w:i/>
-          <w:iCs/>
-          <w:sz w:val="20"/>
-          <w:szCs w:val="20"/>
-        </w:rPr>
-        <w:t xml:space="preserve">Research </w:t>
-      </w:r>
-      <w:r>
-        <w:rPr>
-          <w:rFonts w:ascii="Garamond" w:hAnsi="Garamond" w:cs="Times New Roman"/>
-          <w:i/>
-          <w:iCs/>
-          <w:sz w:val="20"/>
-          <w:szCs w:val="20"/>
-        </w:rPr>
-        <w:t>Intern</w:t>
+      <w:r>
+        <w:rPr>
+          <w:rFonts w:ascii="Garamond" w:hAnsi="Garamond" w:cs="Times New Roman"/>
+          <w:sz w:val="20"/>
+          <w:szCs w:val="20"/>
+          <w:u w:val="single"/>
+        </w:rPr>
+        <w:t>Researc</w:t>
+      </w:r>
+      <w:r>
+        <w:rPr>
+          <w:rFonts w:ascii="Garamond" w:hAnsi="Garamond" w:cs="Times New Roman"/>
+          <w:sz w:val="20"/>
+          <w:szCs w:val="20"/>
+          <w:u w:val="single"/>
+        </w:rPr>
+        <w:t>h Internship (REU) in Mathematical Sciences</w:t>
       </w:r>
       <w:r>
         <w:rPr>
@@ -1102,7 +1061,63 @@
           <w:sz w:val="20"/>
           <w:szCs w:val="20"/>
         </w:rPr>
-        <w:t>at the Indiana Undergraduate Math Research Conference and at the IUI Summer Research Symposium. Mentored by Prof. Alexey Kuznetsov with help from the Indiana Alcohol Research Center.</w:t>
+        <w:t xml:space="preserve">at the Indiana Undergraduate Math Research Conference and </w:t>
+      </w:r>
+      <w:r>
+        <w:rPr>
+          <w:rFonts w:ascii="Garamond" w:hAnsi="Garamond" w:cs="Times New Roman"/>
+          <w:sz w:val="20"/>
+          <w:szCs w:val="20"/>
+        </w:rPr>
+        <w:t xml:space="preserve">at </w:t>
+      </w:r>
+      <w:r>
+        <w:rPr>
+          <w:rFonts w:ascii="Garamond" w:hAnsi="Garamond" w:cs="Times New Roman"/>
+          <w:sz w:val="20"/>
+          <w:szCs w:val="20"/>
+        </w:rPr>
+        <w:t xml:space="preserve">the IUI </w:t>
+      </w:r>
+      <w:r>
+        <w:rPr>
+          <w:rFonts w:ascii="Garamond" w:hAnsi="Garamond" w:cs="Times New Roman"/>
+          <w:sz w:val="20"/>
+          <w:szCs w:val="20"/>
+        </w:rPr>
+        <w:t xml:space="preserve">Summer </w:t>
+      </w:r>
+      <w:r>
+        <w:rPr>
+          <w:rFonts w:ascii="Garamond" w:hAnsi="Garamond" w:cs="Times New Roman"/>
+          <w:sz w:val="20"/>
+          <w:szCs w:val="20"/>
+        </w:rPr>
+        <w:t xml:space="preserve">Research Symposium. Mentored by </w:t>
+      </w:r>
+      <w:r>
+        <w:rPr>
+          <w:rFonts w:ascii="Garamond" w:hAnsi="Garamond" w:cs="Times New Roman"/>
+          <w:sz w:val="20"/>
+          <w:szCs w:val="20"/>
+        </w:rPr>
+        <w:t>Prof</w:t>
+      </w:r>
+      <w:r>
+        <w:rPr>
+          <w:rFonts w:ascii="Garamond" w:hAnsi="Garamond" w:cs="Times New Roman"/>
+          <w:sz w:val="20"/>
+          <w:szCs w:val="20"/>
+        </w:rPr>
+        <w:t>. Alexey Kuznetsov with help from the Indiana Alcohol Research Center.</w:t>
+      </w:r>
+      <w:r>
+        <w:rPr>
+          <w:rFonts w:ascii="Garamond" w:hAnsi="Garamond" w:cs="Times New Roman"/>
+          <w:sz w:val="20"/>
+          <w:szCs w:val="20"/>
+        </w:rPr>
+        <w:t xml:space="preserve"> Funded by the NSF.</w:t>
       </w:r>
     </w:p>
     <w:p>
@@ -1147,9 +1162,8 @@
     </w:p>
     <w:p>
       <w:pPr>
-        <w:pStyle w:val="ListParagraph"/>
         <w:spacing w:line="120" w:lineRule="auto"/>
-        <w:ind w:left="360"/>
+        <w:ind w:left="180"/>
         <w:rPr>
           <w:rFonts w:ascii="Garamond" w:hAnsi="Garamond" w:cs="Times New Roman"/>
           <w:b/>
@@ -1181,27 +1195,7 @@
           <w:sz w:val="20"/>
           <w:szCs w:val="20"/>
         </w:rPr>
-        <w:t>Math</w:t>
-      </w:r>
-      <w:r>
-        <w:rPr>
-          <w:rFonts w:ascii="Garamond" w:hAnsi="Garamond" w:cs="Times New Roman"/>
-          <w:b/>
-          <w:bCs/>
-          <w:sz w:val="20"/>
-          <w:szCs w:val="20"/>
-        </w:rPr>
-        <w:t xml:space="preserve"> Transcription</w:t>
-      </w:r>
-      <w:r>
-        <w:rPr>
-          <w:rFonts w:ascii="Garamond" w:hAnsi="Garamond" w:cs="Times New Roman"/>
-          <w:b/>
-          <w:bCs/>
-          <w:sz w:val="20"/>
-          <w:szCs w:val="20"/>
-        </w:rPr>
-        <w:t>s</w:t>
+        <w:t>Mathematics Transcription</w:t>
       </w:r>
       <w:r>
         <w:rPr>
@@ -1219,7 +1213,7 @@
           <w:sz w:val="20"/>
           <w:szCs w:val="20"/>
         </w:rPr>
-        <w:t>01/2023 - present</w:t>
+        <w:t>2023 - present</w:t>
       </w:r>
     </w:p>
     <w:p>
@@ -1311,9 +1305,298 @@
           <w:sz w:val="20"/>
           <w:szCs w:val="20"/>
         </w:rPr>
-        <w:t xml:space="preserve">~150 downloads per month by students. Example </w:t>
+        <w:t xml:space="preserve">Published by the McGill Society of Mathematics Students, with </w:t>
+      </w:r>
+      <w:r>
+        <w:rPr>
+          <w:rFonts w:ascii="Garamond" w:hAnsi="Garamond" w:cs="Times New Roman"/>
+          <w:sz w:val="20"/>
+          <w:szCs w:val="20"/>
+        </w:rPr>
+        <w:t xml:space="preserve">~150 downloads per month. Example </w:t>
       </w:r>
       <w:hyperlink r:id="rId12" w:history="1">
+        <w:r>
+          <w:rPr>
+            <w:rStyle w:val="Hyperlink"/>
+            <w:rFonts w:ascii="Garamond" w:hAnsi="Garamond" w:cs="Times New Roman"/>
+            <w:sz w:val="20"/>
+            <w:szCs w:val="20"/>
+          </w:rPr>
+          <w:t>h</w:t>
+        </w:r>
+        <w:r>
+          <w:rPr>
+            <w:rStyle w:val="Hyperlink"/>
+            <w:rFonts w:ascii="Garamond" w:hAnsi="Garamond" w:cs="Times New Roman"/>
+            <w:sz w:val="20"/>
+            <w:szCs w:val="20"/>
+          </w:rPr>
+          <w:t>e</w:t>
+        </w:r>
+        <w:r>
+          <w:rPr>
+            <w:rStyle w:val="Hyperlink"/>
+            <w:rFonts w:ascii="Garamond" w:hAnsi="Garamond" w:cs="Times New Roman"/>
+            <w:sz w:val="20"/>
+            <w:szCs w:val="20"/>
+          </w:rPr>
+          <w:t>re</w:t>
+        </w:r>
+      </w:hyperlink>
+      <w:r>
+        <w:rPr>
+          <w:rStyle w:val="EndnoteReference"/>
+          <w:rFonts w:ascii="Garamond" w:hAnsi="Garamond"/>
+          <w:sz w:val="20"/>
+          <w:szCs w:val="20"/>
+        </w:rPr>
+        <w:endnoteReference w:id="4"/>
+      </w:r>
+      <w:r>
+        <w:rPr>
+          <w:rFonts w:ascii="Garamond" w:hAnsi="Garamond" w:cs="Times New Roman"/>
+          <w:sz w:val="20"/>
+          <w:szCs w:val="20"/>
+        </w:rPr>
+        <w:t>.</w:t>
+      </w:r>
+    </w:p>
+    <w:p>
+      <w:pPr>
+        <w:spacing w:line="120" w:lineRule="auto"/>
+        <w:rPr>
+          <w:rFonts w:ascii="Garamond" w:hAnsi="Garamond" w:cs="Times New Roman"/>
+          <w:b/>
+          <w:bCs/>
+          <w:sz w:val="20"/>
+          <w:szCs w:val="20"/>
+        </w:rPr>
+      </w:pPr>
+    </w:p>
+    <w:p>
+      <w:pPr>
+        <w:tabs>
+          <w:tab w:val="right" w:pos="10080"/>
+        </w:tabs>
+        <w:ind w:left="360"/>
+        <w:rPr>
+          <w:rFonts w:ascii="Garamond" w:hAnsi="Garamond" w:cs="Times New Roman"/>
+          <w:b/>
+          <w:bCs/>
+          <w:sz w:val="20"/>
+          <w:szCs w:val="20"/>
+        </w:rPr>
+      </w:pPr>
+      <w:r>
+        <w:rPr>
+          <w:rFonts w:ascii="Garamond" w:hAnsi="Garamond" w:cs="Times New Roman"/>
+          <w:b/>
+          <w:bCs/>
+          <w:sz w:val="20"/>
+          <w:szCs w:val="20"/>
+        </w:rPr>
+        <w:t xml:space="preserve">Undergraduate </w:t>
+      </w:r>
+      <w:r>
+        <w:rPr>
+          <w:rFonts w:ascii="Garamond" w:hAnsi="Garamond" w:cs="Times New Roman"/>
+          <w:b/>
+          <w:bCs/>
+          <w:sz w:val="20"/>
+          <w:szCs w:val="20"/>
+        </w:rPr>
+        <w:t>Thesis</w:t>
+      </w:r>
+      <w:r>
+        <w:rPr>
+          <w:rFonts w:ascii="Garamond" w:hAnsi="Garamond" w:cs="Times New Roman"/>
+          <w:b/>
+          <w:bCs/>
+          <w:sz w:val="20"/>
+          <w:szCs w:val="20"/>
+        </w:rPr>
+        <w:t xml:space="preserve"> in Mathematics</w:t>
+      </w:r>
+      <w:r>
+        <w:rPr>
+          <w:rFonts w:ascii="Garamond" w:hAnsi="Garamond" w:cs="Times New Roman"/>
+          <w:b/>
+          <w:bCs/>
+          <w:sz w:val="20"/>
+          <w:szCs w:val="20"/>
+        </w:rPr>
+        <w:tab/>
+      </w:r>
+      <w:r>
+        <w:rPr>
+          <w:rFonts w:ascii="Garamond" w:hAnsi="Garamond" w:cs="Times New Roman"/>
+          <w:sz w:val="20"/>
+          <w:szCs w:val="20"/>
+        </w:rPr>
+        <w:t>2025</w:t>
+      </w:r>
+    </w:p>
+    <w:p>
+      <w:pPr>
+        <w:pStyle w:val="ListParagraph"/>
+        <w:numPr>
+          <w:ilvl w:val="0"/>
+          <w:numId w:val="1"/>
+        </w:numPr>
+        <w:tabs>
+          <w:tab w:val="right" w:pos="9360"/>
+        </w:tabs>
+        <w:ind w:hanging="180"/>
+        <w:rPr>
+          <w:rFonts w:ascii="Garamond" w:hAnsi="Garamond" w:cs="Times New Roman"/>
+          <w:sz w:val="20"/>
+          <w:szCs w:val="20"/>
+        </w:rPr>
+      </w:pPr>
+      <w:r>
+        <w:rPr>
+          <w:rFonts w:ascii="Garamond" w:hAnsi="Garamond" w:cs="Times New Roman"/>
+          <w:sz w:val="20"/>
+          <w:szCs w:val="20"/>
+        </w:rPr>
+        <w:t>Researched</w:t>
+      </w:r>
+      <w:r>
+        <w:rPr>
+          <w:rFonts w:ascii="Garamond" w:hAnsi="Garamond" w:cs="Times New Roman"/>
+          <w:sz w:val="20"/>
+          <w:szCs w:val="20"/>
+        </w:rPr>
+        <w:t xml:space="preserve"> </w:t>
+      </w:r>
+      <w:proofErr w:type="spellStart"/>
+      <w:r>
+        <w:rPr>
+          <w:rFonts w:ascii="Garamond" w:hAnsi="Garamond" w:cs="Times New Roman"/>
+          <w:sz w:val="20"/>
+          <w:szCs w:val="20"/>
+        </w:rPr>
+        <w:t>supersingular</w:t>
+      </w:r>
+      <w:proofErr w:type="spellEnd"/>
+      <w:r>
+        <w:rPr>
+          <w:rFonts w:ascii="Garamond" w:hAnsi="Garamond" w:cs="Times New Roman"/>
+          <w:sz w:val="20"/>
+          <w:szCs w:val="20"/>
+        </w:rPr>
+        <w:t xml:space="preserve"> elliptic curve isogeny graphs</w:t>
+      </w:r>
+      <w:r>
+        <w:rPr>
+          <w:rFonts w:ascii="Garamond" w:hAnsi="Garamond" w:cs="Times New Roman"/>
+          <w:sz w:val="20"/>
+          <w:szCs w:val="20"/>
+        </w:rPr>
+        <w:t xml:space="preserve"> (SIGs)</w:t>
+      </w:r>
+      <w:r>
+        <w:rPr>
+          <w:rFonts w:ascii="Garamond" w:hAnsi="Garamond" w:cs="Times New Roman"/>
+          <w:sz w:val="20"/>
+          <w:szCs w:val="20"/>
+        </w:rPr>
+        <w:t xml:space="preserve"> over finite fields</w:t>
+      </w:r>
+      <w:r>
+        <w:rPr>
+          <w:rFonts w:ascii="Garamond" w:hAnsi="Garamond" w:cs="Times New Roman"/>
+          <w:sz w:val="20"/>
+          <w:szCs w:val="20"/>
+        </w:rPr>
+        <w:t xml:space="preserve"> and their applications to cryptography.</w:t>
+      </w:r>
+    </w:p>
+    <w:p>
+      <w:pPr>
+        <w:pStyle w:val="ListParagraph"/>
+        <w:numPr>
+          <w:ilvl w:val="0"/>
+          <w:numId w:val="1"/>
+        </w:numPr>
+        <w:tabs>
+          <w:tab w:val="right" w:pos="9360"/>
+        </w:tabs>
+        <w:ind w:hanging="180"/>
+        <w:rPr>
+          <w:rFonts w:ascii="Garamond" w:hAnsi="Garamond" w:cs="Times New Roman"/>
+          <w:sz w:val="20"/>
+          <w:szCs w:val="20"/>
+        </w:rPr>
+      </w:pPr>
+      <w:r>
+        <w:rPr>
+          <w:rFonts w:ascii="Garamond" w:hAnsi="Garamond" w:cs="Times New Roman"/>
+          <w:sz w:val="20"/>
+          <w:szCs w:val="20"/>
+        </w:rPr>
+        <w:t>Implemented SIGs in Python, as well as a hash function based on</w:t>
+      </w:r>
+      <w:r>
+        <w:rPr>
+          <w:rFonts w:ascii="Garamond" w:hAnsi="Garamond" w:cs="Times New Roman"/>
+          <w:sz w:val="20"/>
+          <w:szCs w:val="20"/>
+        </w:rPr>
+        <w:t xml:space="preserve"> graph</w:t>
+      </w:r>
+      <w:r>
+        <w:rPr>
+          <w:rFonts w:ascii="Garamond" w:hAnsi="Garamond" w:cs="Times New Roman"/>
+          <w:sz w:val="20"/>
+          <w:szCs w:val="20"/>
+        </w:rPr>
+        <w:t xml:space="preserve"> traversals</w:t>
+      </w:r>
+      <w:r>
+        <w:rPr>
+          <w:rFonts w:ascii="Garamond" w:hAnsi="Garamond" w:cs="Times New Roman"/>
+          <w:sz w:val="20"/>
+          <w:szCs w:val="20"/>
+        </w:rPr>
+        <w:t xml:space="preserve">, which </w:t>
+      </w:r>
+      <w:r>
+        <w:rPr>
+          <w:rFonts w:ascii="Garamond" w:hAnsi="Garamond" w:cs="Times New Roman"/>
+          <w:sz w:val="20"/>
+          <w:szCs w:val="20"/>
+        </w:rPr>
+        <w:t xml:space="preserve">may be used to encrypt messages. </w:t>
+      </w:r>
+    </w:p>
+    <w:p>
+      <w:pPr>
+        <w:pStyle w:val="ListParagraph"/>
+        <w:numPr>
+          <w:ilvl w:val="0"/>
+          <w:numId w:val="1"/>
+        </w:numPr>
+        <w:tabs>
+          <w:tab w:val="right" w:pos="9360"/>
+        </w:tabs>
+        <w:ind w:hanging="180"/>
+        <w:rPr>
+          <w:rFonts w:ascii="Garamond" w:hAnsi="Garamond" w:cs="Times New Roman"/>
+          <w:sz w:val="20"/>
+          <w:szCs w:val="20"/>
+        </w:rPr>
+      </w:pPr>
+      <w:r>
+        <w:rPr>
+          <w:rFonts w:ascii="Garamond" w:hAnsi="Garamond" w:cs="Times New Roman"/>
+          <w:sz w:val="20"/>
+          <w:szCs w:val="20"/>
+        </w:rPr>
+        <w:t xml:space="preserve">Report </w:t>
+      </w:r>
+      <w:hyperlink r:id="rId13" w:history="1">
         <w:r>
           <w:rPr>
             <w:rStyle w:val="Hyperlink"/>
@@ -1331,7 +1614,23 @@
           <w:sz w:val="20"/>
           <w:szCs w:val="20"/>
         </w:rPr>
-        <w:endnoteReference w:id="4"/>
+        <w:endnoteReference w:id="5"/>
+      </w:r>
+      <w:r>
+        <w:rPr>
+          <w:rFonts w:ascii="Garamond" w:hAnsi="Garamond" w:cs="Times New Roman"/>
+          <w:sz w:val="20"/>
+          <w:szCs w:val="20"/>
+        </w:rPr>
+        <w:t xml:space="preserve">. </w:t>
+      </w:r>
+      <w:r>
+        <w:rPr>
+          <w:rFonts w:ascii="Garamond" w:hAnsi="Garamond" w:cs="Times New Roman"/>
+          <w:sz w:val="20"/>
+          <w:szCs w:val="20"/>
+        </w:rPr>
+        <w:t>Mentored by Prof. Henri Darmon</w:t>
       </w:r>
       <w:r>
         <w:rPr>
@@ -1341,26 +1640,36 @@
         </w:rPr>
         <w:t>.</w:t>
       </w:r>
-    </w:p>
-    <w:p>
-      <w:pPr>
+      <w:r>
+        <w:rPr>
+          <w:rFonts w:ascii="Garamond" w:hAnsi="Garamond" w:cs="Times New Roman"/>
+          <w:sz w:val="20"/>
+          <w:szCs w:val="20"/>
+        </w:rPr>
+        <w:t xml:space="preserve"> Completed with grade of A</w:t>
+      </w:r>
+      <w:r>
+        <w:rPr>
+          <w:rFonts w:ascii="Garamond" w:hAnsi="Garamond" w:cs="Times New Roman"/>
+          <w:sz w:val="20"/>
+          <w:szCs w:val="20"/>
+        </w:rPr>
+        <w:t xml:space="preserve"> in fulfillment of MATH 470 at McGill.</w:t>
+      </w:r>
+    </w:p>
+    <w:p>
+      <w:pPr>
+        <w:pStyle w:val="ListParagraph"/>
         <w:spacing w:line="120" w:lineRule="auto"/>
-        <w:rPr>
-          <w:rFonts w:ascii="Garamond" w:hAnsi="Garamond" w:cs="Times New Roman"/>
-          <w:b/>
-          <w:bCs/>
-          <w:sz w:val="20"/>
-          <w:szCs w:val="20"/>
-        </w:rPr>
-      </w:pPr>
-      <w:r>
-        <w:rPr>
-          <w:rFonts w:ascii="Garamond" w:hAnsi="Garamond" w:cs="Times New Roman"/>
-          <w:sz w:val="20"/>
-          <w:szCs w:val="20"/>
-        </w:rPr>
-        <w:tab/>
-      </w:r>
+        <w:ind w:left="360"/>
+        <w:rPr>
+          <w:rFonts w:ascii="Garamond" w:hAnsi="Garamond" w:cs="Times New Roman"/>
+          <w:b/>
+          <w:bCs/>
+          <w:sz w:val="20"/>
+          <w:szCs w:val="20"/>
+        </w:rPr>
+      </w:pPr>
     </w:p>
     <w:p>
       <w:pPr>
@@ -1384,17 +1693,7 @@
           <w:sz w:val="20"/>
           <w:szCs w:val="20"/>
         </w:rPr>
-        <w:t xml:space="preserve">Migraine </w:t>
-      </w:r>
-      <w:r>
-        <w:rPr>
-          <w:rFonts w:ascii="Garamond" w:hAnsi="Garamond" w:cs="Times New Roman"/>
-          <w:b/>
-          <w:bCs/>
-          <w:sz w:val="20"/>
-          <w:szCs w:val="20"/>
-        </w:rPr>
-        <w:t>Calendar</w:t>
+        <w:t>Yet Another, Yet Another Curta Simulator (YAYACS)</w:t>
       </w:r>
       <w:r>
         <w:rPr>
@@ -1412,15 +1711,7 @@
           <w:sz w:val="20"/>
           <w:szCs w:val="20"/>
         </w:rPr>
-        <w:t>09</w:t>
-      </w:r>
-      <w:r>
-        <w:rPr>
-          <w:rFonts w:ascii="Garamond" w:hAnsi="Garamond" w:cs="Times New Roman"/>
-          <w:sz w:val="20"/>
-          <w:szCs w:val="20"/>
-        </w:rPr>
-        <w:t>/2025</w:t>
+        <w:t>2025</w:t>
       </w:r>
     </w:p>
     <w:p>
@@ -1446,9 +1737,183 @@
           <w:sz w:val="20"/>
           <w:szCs w:val="20"/>
         </w:rPr>
+        <w:t>Developed a</w:t>
+      </w:r>
+      <w:r>
+        <w:rPr>
+          <w:rFonts w:ascii="Garamond" w:hAnsi="Garamond" w:cs="Times New Roman"/>
+          <w:sz w:val="20"/>
+          <w:szCs w:val="20"/>
+        </w:rPr>
+        <w:t>n</w:t>
+      </w:r>
+      <w:r>
+        <w:rPr>
+          <w:rFonts w:ascii="Garamond" w:hAnsi="Garamond" w:cs="Times New Roman"/>
+          <w:sz w:val="20"/>
+          <w:szCs w:val="20"/>
+        </w:rPr>
+        <w:t xml:space="preserve"> </w:t>
+      </w:r>
+      <w:r>
+        <w:rPr>
+          <w:rFonts w:ascii="Garamond" w:hAnsi="Garamond" w:cs="Times New Roman"/>
+          <w:sz w:val="20"/>
+          <w:szCs w:val="20"/>
+        </w:rPr>
+        <w:t>emulator</w:t>
+      </w:r>
+      <w:r>
+        <w:rPr>
+          <w:rFonts w:ascii="Garamond" w:hAnsi="Garamond" w:cs="Times New Roman"/>
+          <w:sz w:val="20"/>
+          <w:szCs w:val="20"/>
+        </w:rPr>
+        <w:t xml:space="preserve"> of a Curta </w:t>
+      </w:r>
+      <w:r>
+        <w:rPr>
+          <w:rFonts w:ascii="Garamond" w:hAnsi="Garamond" w:cs="Times New Roman"/>
+          <w:sz w:val="20"/>
+          <w:szCs w:val="20"/>
+        </w:rPr>
+        <w:t xml:space="preserve">Type I </w:t>
+      </w:r>
+      <w:r>
+        <w:rPr>
+          <w:rFonts w:ascii="Garamond" w:hAnsi="Garamond" w:cs="Times New Roman"/>
+          <w:sz w:val="20"/>
+          <w:szCs w:val="20"/>
+        </w:rPr>
+        <w:t>mechanical calculator</w:t>
+      </w:r>
+      <w:r>
+        <w:rPr>
+          <w:rFonts w:ascii="Garamond" w:hAnsi="Garamond" w:cs="Times New Roman"/>
+          <w:sz w:val="20"/>
+          <w:szCs w:val="20"/>
+        </w:rPr>
+        <w:t xml:space="preserve">, with integer equation parsing and execution, in </w:t>
+      </w:r>
+      <w:proofErr w:type="spellStart"/>
+      <w:r>
+        <w:rPr>
+          <w:rFonts w:ascii="Garamond" w:hAnsi="Garamond" w:cs="Times New Roman"/>
+          <w:sz w:val="20"/>
+          <w:szCs w:val="20"/>
+        </w:rPr>
+        <w:t>Javascript</w:t>
+      </w:r>
+      <w:proofErr w:type="spellEnd"/>
+      <w:r>
+        <w:rPr>
+          <w:rFonts w:ascii="Garamond" w:hAnsi="Garamond" w:cs="Times New Roman"/>
+          <w:sz w:val="20"/>
+          <w:szCs w:val="20"/>
+        </w:rPr>
+        <w:t xml:space="preserve">. </w:t>
+      </w:r>
+    </w:p>
+    <w:p>
+      <w:pPr>
+        <w:spacing w:line="120" w:lineRule="auto"/>
+        <w:ind w:left="180"/>
+        <w:rPr>
+          <w:rFonts w:ascii="Garamond" w:hAnsi="Garamond" w:cs="Times New Roman"/>
+          <w:b/>
+          <w:bCs/>
+          <w:sz w:val="20"/>
+          <w:szCs w:val="20"/>
+        </w:rPr>
+      </w:pPr>
+    </w:p>
+    <w:p>
+      <w:pPr>
+        <w:tabs>
+          <w:tab w:val="right" w:pos="10080"/>
+        </w:tabs>
+        <w:ind w:left="360"/>
+        <w:rPr>
+          <w:rFonts w:ascii="Garamond" w:hAnsi="Garamond" w:cs="Times New Roman"/>
+          <w:b/>
+          <w:bCs/>
+          <w:sz w:val="20"/>
+          <w:szCs w:val="20"/>
+        </w:rPr>
+      </w:pPr>
+      <w:r>
+        <w:rPr>
+          <w:rFonts w:ascii="Garamond" w:hAnsi="Garamond" w:cs="Times New Roman"/>
+          <w:b/>
+          <w:bCs/>
+          <w:sz w:val="20"/>
+          <w:szCs w:val="20"/>
+        </w:rPr>
+        <w:t xml:space="preserve">Migraine </w:t>
+      </w:r>
+      <w:r>
+        <w:rPr>
+          <w:rFonts w:ascii="Garamond" w:hAnsi="Garamond" w:cs="Times New Roman"/>
+          <w:b/>
+          <w:bCs/>
+          <w:sz w:val="20"/>
+          <w:szCs w:val="20"/>
+        </w:rPr>
+        <w:t>Calendar</w:t>
+      </w:r>
+      <w:r>
+        <w:rPr>
+          <w:rFonts w:ascii="Garamond" w:hAnsi="Garamond" w:cs="Times New Roman"/>
+          <w:b/>
+          <w:bCs/>
+          <w:sz w:val="20"/>
+          <w:szCs w:val="20"/>
+        </w:rPr>
+        <w:tab/>
+      </w:r>
+      <w:r>
+        <w:rPr>
+          <w:rFonts w:ascii="Garamond" w:hAnsi="Garamond" w:cs="Times New Roman"/>
+          <w:sz w:val="20"/>
+          <w:szCs w:val="20"/>
+        </w:rPr>
+        <w:t>09</w:t>
+      </w:r>
+      <w:r>
+        <w:rPr>
+          <w:rFonts w:ascii="Garamond" w:hAnsi="Garamond" w:cs="Times New Roman"/>
+          <w:sz w:val="20"/>
+          <w:szCs w:val="20"/>
+        </w:rPr>
+        <w:t>/2025</w:t>
+      </w:r>
+    </w:p>
+    <w:p>
+      <w:pPr>
+        <w:pStyle w:val="ListParagraph"/>
+        <w:numPr>
+          <w:ilvl w:val="0"/>
+          <w:numId w:val="1"/>
+        </w:numPr>
+        <w:tabs>
+          <w:tab w:val="right" w:pos="9360"/>
+        </w:tabs>
+        <w:ind w:hanging="180"/>
+        <w:rPr>
+          <w:rFonts w:ascii="Garamond" w:hAnsi="Garamond" w:cs="Times New Roman"/>
+          <w:sz w:val="20"/>
+          <w:szCs w:val="20"/>
+        </w:rPr>
+      </w:pPr>
+      <w:r>
+        <w:rPr>
+          <w:rFonts w:ascii="Garamond" w:hAnsi="Garamond" w:cs="Times New Roman"/>
+          <w:sz w:val="20"/>
+          <w:szCs w:val="20"/>
+        </w:rPr>
         <w:t xml:space="preserve">Developed a </w:t>
       </w:r>
-      <w:hyperlink r:id="rId13" w:history="1">
+      <w:hyperlink r:id="rId14" w:history="1">
         <w:r>
           <w:rPr>
             <w:rStyle w:val="Hyperlink"/>
@@ -1466,7 +1931,7 @@
           <w:sz w:val="20"/>
           <w:szCs w:val="20"/>
         </w:rPr>
-        <w:endnoteReference w:id="5"/>
+        <w:endnoteReference w:id="6"/>
       </w:r>
       <w:r>
         <w:rPr>
@@ -1603,281 +2068,6 @@
           <w:szCs w:val="20"/>
         </w:rPr>
         <w:t xml:space="preserve"> and JavaScript.</w:t>
-      </w:r>
-    </w:p>
-    <w:p>
-      <w:pPr>
-        <w:spacing w:line="120" w:lineRule="auto"/>
-        <w:rPr>
-          <w:rFonts w:ascii="Garamond" w:hAnsi="Garamond" w:cs="Times New Roman"/>
-          <w:b/>
-          <w:bCs/>
-          <w:sz w:val="20"/>
-          <w:szCs w:val="20"/>
-        </w:rPr>
-      </w:pPr>
-    </w:p>
-    <w:p>
-      <w:pPr>
-        <w:tabs>
-          <w:tab w:val="right" w:pos="10080"/>
-        </w:tabs>
-        <w:ind w:left="360"/>
-        <w:rPr>
-          <w:rFonts w:ascii="Garamond" w:hAnsi="Garamond" w:cs="Times New Roman"/>
-          <w:b/>
-          <w:bCs/>
-          <w:sz w:val="20"/>
-          <w:szCs w:val="20"/>
-        </w:rPr>
-      </w:pPr>
-      <w:r>
-        <w:rPr>
-          <w:rFonts w:ascii="Garamond" w:hAnsi="Garamond" w:cs="Times New Roman"/>
-          <w:b/>
-          <w:bCs/>
-          <w:sz w:val="20"/>
-          <w:szCs w:val="20"/>
-        </w:rPr>
-        <w:t xml:space="preserve">Honours </w:t>
-      </w:r>
-      <w:r>
-        <w:rPr>
-          <w:rFonts w:ascii="Garamond" w:hAnsi="Garamond" w:cs="Times New Roman"/>
-          <w:b/>
-          <w:bCs/>
-          <w:sz w:val="20"/>
-          <w:szCs w:val="20"/>
-        </w:rPr>
-        <w:t>Thesis</w:t>
-      </w:r>
-      <w:r>
-        <w:rPr>
-          <w:rFonts w:ascii="Garamond" w:hAnsi="Garamond" w:cs="Times New Roman"/>
-          <w:b/>
-          <w:bCs/>
-          <w:sz w:val="20"/>
-          <w:szCs w:val="20"/>
-        </w:rPr>
-        <w:t xml:space="preserve"> in Algebraic</w:t>
-      </w:r>
-      <w:r>
-        <w:rPr>
-          <w:rFonts w:ascii="Garamond" w:hAnsi="Garamond" w:cs="Times New Roman"/>
-          <w:b/>
-          <w:bCs/>
-          <w:sz w:val="20"/>
-          <w:szCs w:val="20"/>
-        </w:rPr>
-        <w:t xml:space="preserve"> Number Theory</w:t>
-      </w:r>
-      <w:r>
-        <w:rPr>
-          <w:rFonts w:ascii="Garamond" w:hAnsi="Garamond" w:cs="Times New Roman"/>
-          <w:b/>
-          <w:bCs/>
-          <w:sz w:val="20"/>
-          <w:szCs w:val="20"/>
-        </w:rPr>
-        <w:tab/>
-      </w:r>
-      <w:r>
-        <w:rPr>
-          <w:rFonts w:ascii="Garamond" w:hAnsi="Garamond" w:cs="Times New Roman"/>
-          <w:sz w:val="20"/>
-          <w:szCs w:val="20"/>
-        </w:rPr>
-        <w:t>05/2025 - 08/2025</w:t>
-      </w:r>
-    </w:p>
-    <w:p>
-      <w:pPr>
-        <w:pStyle w:val="ListParagraph"/>
-        <w:numPr>
-          <w:ilvl w:val="0"/>
-          <w:numId w:val="1"/>
-        </w:numPr>
-        <w:tabs>
-          <w:tab w:val="right" w:pos="9360"/>
-        </w:tabs>
-        <w:ind w:hanging="180"/>
-        <w:rPr>
-          <w:rFonts w:ascii="Garamond" w:hAnsi="Garamond" w:cs="Times New Roman"/>
-          <w:sz w:val="20"/>
-          <w:szCs w:val="20"/>
-        </w:rPr>
-      </w:pPr>
-      <w:r>
-        <w:rPr>
-          <w:rFonts w:ascii="Garamond" w:hAnsi="Garamond" w:cs="Times New Roman"/>
-          <w:sz w:val="20"/>
-          <w:szCs w:val="20"/>
-        </w:rPr>
-        <w:t>Researched</w:t>
-      </w:r>
-      <w:r>
-        <w:rPr>
-          <w:rFonts w:ascii="Garamond" w:hAnsi="Garamond" w:cs="Times New Roman"/>
-          <w:sz w:val="20"/>
-          <w:szCs w:val="20"/>
-        </w:rPr>
-        <w:t xml:space="preserve"> </w:t>
-      </w:r>
-      <w:proofErr w:type="spellStart"/>
-      <w:r>
-        <w:rPr>
-          <w:rFonts w:ascii="Garamond" w:hAnsi="Garamond" w:cs="Times New Roman"/>
-          <w:sz w:val="20"/>
-          <w:szCs w:val="20"/>
-        </w:rPr>
-        <w:t>supersingular</w:t>
-      </w:r>
-      <w:proofErr w:type="spellEnd"/>
-      <w:r>
-        <w:rPr>
-          <w:rFonts w:ascii="Garamond" w:hAnsi="Garamond" w:cs="Times New Roman"/>
-          <w:sz w:val="20"/>
-          <w:szCs w:val="20"/>
-        </w:rPr>
-        <w:t xml:space="preserve"> elliptic curve isogeny graphs</w:t>
-      </w:r>
-      <w:r>
-        <w:rPr>
-          <w:rFonts w:ascii="Garamond" w:hAnsi="Garamond" w:cs="Times New Roman"/>
-          <w:sz w:val="20"/>
-          <w:szCs w:val="20"/>
-        </w:rPr>
-        <w:t xml:space="preserve"> (SIGs)</w:t>
-      </w:r>
-      <w:r>
-        <w:rPr>
-          <w:rFonts w:ascii="Garamond" w:hAnsi="Garamond" w:cs="Times New Roman"/>
-          <w:sz w:val="20"/>
-          <w:szCs w:val="20"/>
-        </w:rPr>
-        <w:t xml:space="preserve"> over finite fields</w:t>
-      </w:r>
-      <w:r>
-        <w:rPr>
-          <w:rFonts w:ascii="Garamond" w:hAnsi="Garamond" w:cs="Times New Roman"/>
-          <w:sz w:val="20"/>
-          <w:szCs w:val="20"/>
-        </w:rPr>
-        <w:t xml:space="preserve"> and their applications to cryptography. </w:t>
-      </w:r>
-    </w:p>
-    <w:p>
-      <w:pPr>
-        <w:pStyle w:val="ListParagraph"/>
-        <w:numPr>
-          <w:ilvl w:val="0"/>
-          <w:numId w:val="1"/>
-        </w:numPr>
-        <w:tabs>
-          <w:tab w:val="right" w:pos="9360"/>
-        </w:tabs>
-        <w:ind w:hanging="180"/>
-        <w:rPr>
-          <w:rFonts w:ascii="Garamond" w:hAnsi="Garamond" w:cs="Times New Roman"/>
-          <w:sz w:val="20"/>
-          <w:szCs w:val="20"/>
-        </w:rPr>
-      </w:pPr>
-      <w:r>
-        <w:rPr>
-          <w:rFonts w:ascii="Garamond" w:hAnsi="Garamond" w:cs="Times New Roman"/>
-          <w:sz w:val="20"/>
-          <w:szCs w:val="20"/>
-        </w:rPr>
-        <w:t>Implemented SIGs and</w:t>
-      </w:r>
-      <w:r>
-        <w:rPr>
-          <w:rFonts w:ascii="Garamond" w:hAnsi="Garamond" w:cs="Times New Roman"/>
-          <w:sz w:val="20"/>
-          <w:szCs w:val="20"/>
-        </w:rPr>
-        <w:t xml:space="preserve"> </w:t>
-      </w:r>
-      <w:proofErr w:type="spellStart"/>
-      <w:r>
-        <w:rPr>
-          <w:rFonts w:ascii="Garamond" w:hAnsi="Garamond" w:cs="Times New Roman"/>
-          <w:sz w:val="20"/>
-          <w:szCs w:val="20"/>
-        </w:rPr>
-        <w:t>supersingular</w:t>
-      </w:r>
-      <w:proofErr w:type="spellEnd"/>
-      <w:r>
-        <w:rPr>
-          <w:rFonts w:ascii="Garamond" w:hAnsi="Garamond" w:cs="Times New Roman"/>
-          <w:sz w:val="20"/>
-          <w:szCs w:val="20"/>
-        </w:rPr>
-        <w:t xml:space="preserve"> </w:t>
-      </w:r>
-      <w:r>
-        <w:rPr>
-          <w:rFonts w:ascii="Garamond" w:hAnsi="Garamond" w:cs="Times New Roman"/>
-          <w:i/>
-          <w:iCs/>
-          <w:sz w:val="20"/>
-          <w:szCs w:val="20"/>
-        </w:rPr>
-        <w:t>j</w:t>
-      </w:r>
-      <w:r>
-        <w:rPr>
-          <w:rFonts w:ascii="Garamond" w:hAnsi="Garamond" w:cs="Times New Roman"/>
-          <w:sz w:val="20"/>
-          <w:szCs w:val="20"/>
-        </w:rPr>
-        <w:t>-invariant finders in Python, as well as a hash function based on traversals along SIG</w:t>
-      </w:r>
-      <w:r>
-        <w:rPr>
-          <w:rFonts w:ascii="Garamond" w:hAnsi="Garamond" w:cs="Times New Roman"/>
-          <w:sz w:val="20"/>
-          <w:szCs w:val="20"/>
-        </w:rPr>
-        <w:t xml:space="preserve">s, which </w:t>
-      </w:r>
-      <w:r>
-        <w:rPr>
-          <w:rFonts w:ascii="Garamond" w:hAnsi="Garamond" w:cs="Times New Roman"/>
-          <w:sz w:val="20"/>
-          <w:szCs w:val="20"/>
-        </w:rPr>
-        <w:t xml:space="preserve">may be used to encrypt messages. Report </w:t>
-      </w:r>
-      <w:hyperlink r:id="rId14" w:history="1">
-        <w:r>
-          <w:rPr>
-            <w:rStyle w:val="Hyperlink"/>
-            <w:rFonts w:ascii="Garamond" w:hAnsi="Garamond" w:cs="Times New Roman"/>
-            <w:sz w:val="20"/>
-            <w:szCs w:val="20"/>
-          </w:rPr>
-          <w:t>here</w:t>
-        </w:r>
-      </w:hyperlink>
-      <w:r>
-        <w:rPr>
-          <w:rStyle w:val="EndnoteReference"/>
-          <w:rFonts w:ascii="Garamond" w:hAnsi="Garamond"/>
-          <w:sz w:val="20"/>
-          <w:szCs w:val="20"/>
-        </w:rPr>
-        <w:endnoteReference w:id="6"/>
-      </w:r>
-      <w:r>
-        <w:rPr>
-          <w:rFonts w:ascii="Garamond" w:hAnsi="Garamond" w:cs="Times New Roman"/>
-          <w:sz w:val="20"/>
-          <w:szCs w:val="20"/>
-        </w:rPr>
-        <w:t>. Mentored by Prof. Henri Darmon.</w:t>
       </w:r>
     </w:p>
     <w:p>
@@ -3150,6 +3340,7 @@
           <w:sz w:val="20"/>
           <w:szCs w:val="20"/>
         </w:rPr>
+        <w:lastRenderedPageBreak/>
         <w:t>Interests</w:t>
       </w:r>
       <w:r>
@@ -3409,7 +3600,6 @@
           <w:rFonts w:ascii="Garamond" w:hAnsi="Garamond"/>
           <w:sz w:val="19"/>
           <w:szCs w:val="19"/>
-          <w:lang w:val="en-US"/>
         </w:rPr>
       </w:pPr>
       <w:r>
@@ -3427,7 +3617,7 @@
           <w:sz w:val="19"/>
           <w:szCs w:val="19"/>
         </w:rPr>
-        <w:t xml:space="preserve"> https://nicholashayek.com/goodcalendar/</w:t>
+        <w:t xml:space="preserve"> https://nicholashayek.com/tex/MATH/470/470report.pdf</w:t>
       </w:r>
     </w:p>
   </w:endnote>
@@ -3439,6 +3629,7 @@
           <w:rFonts w:ascii="Garamond" w:hAnsi="Garamond"/>
           <w:sz w:val="19"/>
           <w:szCs w:val="19"/>
+          <w:lang w:val="en-US"/>
         </w:rPr>
       </w:pPr>
       <w:r>
@@ -3456,7 +3647,7 @@
           <w:sz w:val="19"/>
           <w:szCs w:val="19"/>
         </w:rPr>
-        <w:t xml:space="preserve"> https://nicholashayek.com/tex/MATH/470/470report.pdf</w:t>
+        <w:t xml:space="preserve"> https://nicholashayek.com/goodcalendar/</w:t>
       </w:r>
     </w:p>
   </w:endnote>

--- a/tex/git_cv/NicholasHayekQuantCV.docx
+++ b/tex/git_cv/NicholasHayekQuantCV.docx
@@ -32,7 +32,7 @@
           <w:sz w:val="44"/>
           <w:szCs w:val="44"/>
         </w:rPr>
-        <w:t xml:space="preserve"> C.</w:t>
+        <w:t xml:space="preserve"> </w:t>
       </w:r>
       <w:r>
         <w:rPr>
@@ -42,7 +42,17 @@
           <w:sz w:val="44"/>
           <w:szCs w:val="44"/>
         </w:rPr>
-        <w:t xml:space="preserve"> HAYEK</w:t>
+        <w:t xml:space="preserve">C. </w:t>
+      </w:r>
+      <w:r>
+        <w:rPr>
+          <w:rFonts w:ascii="Garamond" w:hAnsi="Garamond" w:cs="Times New Roman"/>
+          <w:b/>
+          <w:bCs/>
+          <w:sz w:val="44"/>
+          <w:szCs w:val="44"/>
+        </w:rPr>
+        <w:t>HAYEK</w:t>
       </w:r>
     </w:p>
     <w:p>
@@ -204,17 +214,17 @@
           <w:rFonts w:ascii="Garamond" w:hAnsi="Garamond" w:cs="Times New Roman"/>
           <w:b/>
           <w:bCs/>
-          <w:sz w:val="20"/>
-          <w:szCs w:val="20"/>
-        </w:rPr>
-      </w:pPr>
-      <w:r>
-        <w:rPr>
-          <w:rFonts w:ascii="Garamond" w:hAnsi="Garamond" w:cs="Times New Roman"/>
-          <w:b/>
-          <w:bCs/>
-          <w:sz w:val="20"/>
-          <w:szCs w:val="20"/>
+          <w:sz w:val="21"/>
+          <w:szCs w:val="21"/>
+        </w:rPr>
+      </w:pPr>
+      <w:r>
+        <w:rPr>
+          <w:rFonts w:ascii="Garamond" w:hAnsi="Garamond" w:cs="Times New Roman"/>
+          <w:b/>
+          <w:bCs/>
+          <w:sz w:val="21"/>
+          <w:szCs w:val="21"/>
         </w:rPr>
         <w:t>EDUCATION</w:t>
       </w:r>
@@ -355,17 +365,7 @@
           <w:sz w:val="20"/>
           <w:szCs w:val="20"/>
         </w:rPr>
-        <w:t>GPA:</w:t>
-      </w:r>
-      <w:r>
-        <w:rPr>
-          <w:rFonts w:ascii="Garamond" w:hAnsi="Garamond" w:cs="Times New Roman"/>
-          <w:b/>
-          <w:bCs/>
-          <w:sz w:val="20"/>
-          <w:szCs w:val="20"/>
-        </w:rPr>
-        <w:t xml:space="preserve"> 3.</w:t>
+        <w:t>GPA: 3.</w:t>
       </w:r>
       <w:r>
         <w:rPr>
@@ -420,7 +420,7 @@
           <w:sz w:val="19"/>
           <w:szCs w:val="19"/>
         </w:rPr>
-        <w:t>Coursework</w:t>
+        <w:t xml:space="preserve">Coursework: </w:t>
       </w:r>
       <w:r>
         <w:rPr>
@@ -428,7 +428,7 @@
           <w:sz w:val="19"/>
           <w:szCs w:val="19"/>
         </w:rPr>
-        <w:t>:</w:t>
+        <w:t>Algorithmic</w:t>
       </w:r>
       <w:r>
         <w:rPr>
@@ -436,7 +436,7 @@
           <w:sz w:val="19"/>
           <w:szCs w:val="19"/>
         </w:rPr>
-        <w:t xml:space="preserve"> Algorithmic</w:t>
+        <w:t xml:space="preserve"> </w:t>
       </w:r>
       <w:r>
         <w:rPr>
@@ -444,7 +444,7 @@
           <w:sz w:val="19"/>
           <w:szCs w:val="19"/>
         </w:rPr>
-        <w:t xml:space="preserve"> </w:t>
+        <w:t xml:space="preserve">Game Theory, </w:t>
       </w:r>
       <w:r>
         <w:rPr>
@@ -452,7 +452,7 @@
           <w:sz w:val="19"/>
           <w:szCs w:val="19"/>
         </w:rPr>
-        <w:t xml:space="preserve">Game Theory, </w:t>
+        <w:t xml:space="preserve">Stochastic Processes, </w:t>
       </w:r>
       <w:r>
         <w:rPr>
@@ -460,7 +460,7 @@
           <w:sz w:val="19"/>
           <w:szCs w:val="19"/>
         </w:rPr>
-        <w:t xml:space="preserve">Galois Theory, </w:t>
+        <w:t xml:space="preserve">Quantitative Risk Management, </w:t>
       </w:r>
       <w:r>
         <w:rPr>
@@ -468,7 +468,7 @@
           <w:sz w:val="19"/>
           <w:szCs w:val="19"/>
         </w:rPr>
-        <w:t>Quantitative Risk Management, Machine Learning, Stochastic Processes</w:t>
+        <w:t>Machine Learning, Galois Theory</w:t>
       </w:r>
       <w:r>
         <w:rPr>
@@ -503,6 +503,51 @@
           <w:sz w:val="19"/>
           <w:szCs w:val="19"/>
         </w:rPr>
+        <w:t>Thesis: “</w:t>
+      </w:r>
+      <w:proofErr w:type="spellStart"/>
+      <w:r>
+        <w:rPr>
+          <w:rFonts w:ascii="Garamond" w:hAnsi="Garamond" w:cs="Times New Roman"/>
+          <w:sz w:val="19"/>
+          <w:szCs w:val="19"/>
+        </w:rPr>
+        <w:t>Supersingular</w:t>
+      </w:r>
+      <w:proofErr w:type="spellEnd"/>
+      <w:r>
+        <w:rPr>
+          <w:rFonts w:ascii="Garamond" w:hAnsi="Garamond" w:cs="Times New Roman"/>
+          <w:sz w:val="19"/>
+          <w:szCs w:val="19"/>
+        </w:rPr>
+        <w:t xml:space="preserve"> Elliptic Curves,” supervised by Prof. Henri Darmon.</w:t>
+      </w:r>
+    </w:p>
+    <w:p>
+      <w:pPr>
+        <w:pStyle w:val="ListParagraph"/>
+        <w:numPr>
+          <w:ilvl w:val="0"/>
+          <w:numId w:val="1"/>
+        </w:numPr>
+        <w:tabs>
+          <w:tab w:val="right" w:pos="9360"/>
+        </w:tabs>
+        <w:spacing w:line="276" w:lineRule="auto"/>
+        <w:ind w:hanging="180"/>
+        <w:rPr>
+          <w:rFonts w:ascii="Garamond" w:hAnsi="Garamond" w:cs="Times New Roman"/>
+          <w:sz w:val="19"/>
+          <w:szCs w:val="19"/>
+        </w:rPr>
+      </w:pPr>
+      <w:r>
+        <w:rPr>
+          <w:rFonts w:ascii="Garamond" w:hAnsi="Garamond" w:cs="Times New Roman"/>
+          <w:sz w:val="19"/>
+          <w:szCs w:val="19"/>
+        </w:rPr>
         <w:t>Awards</w:t>
       </w:r>
       <w:r>
@@ -580,17 +625,17 @@
           <w:rFonts w:ascii="Garamond" w:hAnsi="Garamond" w:cs="Times New Roman"/>
           <w:b/>
           <w:bCs/>
-          <w:sz w:val="20"/>
-          <w:szCs w:val="20"/>
-        </w:rPr>
-      </w:pPr>
-      <w:r>
-        <w:rPr>
-          <w:rFonts w:ascii="Garamond" w:hAnsi="Garamond" w:cs="Times New Roman"/>
-          <w:b/>
-          <w:bCs/>
-          <w:sz w:val="20"/>
-          <w:szCs w:val="20"/>
+          <w:sz w:val="21"/>
+          <w:szCs w:val="21"/>
+        </w:rPr>
+      </w:pPr>
+      <w:r>
+        <w:rPr>
+          <w:rFonts w:ascii="Garamond" w:hAnsi="Garamond" w:cs="Times New Roman"/>
+          <w:b/>
+          <w:bCs/>
+          <w:sz w:val="21"/>
+          <w:szCs w:val="21"/>
         </w:rPr>
         <w:t>WORK EXPERIENCE</w:t>
       </w:r>
@@ -746,6 +791,10 @@
         <w:t>Run a weekly problem seminar for</w:t>
       </w:r>
       <w:r>
+        <w:rPr>
+          <w:sz w:val="20"/>
+          <w:szCs w:val="20"/>
+        </w:rPr>
         <w:t xml:space="preserve"> </w:t>
       </w:r>
       <w:r>
@@ -754,15 +803,7 @@
           <w:sz w:val="20"/>
           <w:szCs w:val="20"/>
         </w:rPr>
-        <w:t>330</w:t>
-      </w:r>
-      <w:r>
-        <w:rPr>
-          <w:rFonts w:ascii="Garamond" w:hAnsi="Garamond" w:cs="Times New Roman"/>
-          <w:sz w:val="20"/>
-          <w:szCs w:val="20"/>
-        </w:rPr>
-        <w:t xml:space="preserve"> students in Advanced Calculus for Engineers.</w:t>
+        <w:t>330 students in Advanced Calculus for Engineers.</w:t>
       </w:r>
     </w:p>
     <w:p>
@@ -883,16 +924,7 @@
           <w:szCs w:val="20"/>
           <w:u w:val="single"/>
         </w:rPr>
-        <w:t>Researc</w:t>
-      </w:r>
-      <w:r>
-        <w:rPr>
-          <w:rFonts w:ascii="Garamond" w:hAnsi="Garamond" w:cs="Times New Roman"/>
-          <w:sz w:val="20"/>
-          <w:szCs w:val="20"/>
-          <w:u w:val="single"/>
-        </w:rPr>
-        <w:t>h Internship (REU) in Mathematical Sciences</w:t>
+        <w:t>Research Internship (REU) in Mathematical Sciences</w:t>
       </w:r>
       <w:r>
         <w:rPr>
@@ -1145,17 +1177,17 @@
           <w:rFonts w:ascii="Garamond" w:hAnsi="Garamond" w:cs="Times New Roman"/>
           <w:b/>
           <w:bCs/>
-          <w:sz w:val="20"/>
-          <w:szCs w:val="20"/>
-        </w:rPr>
-      </w:pPr>
-      <w:r>
-        <w:rPr>
-          <w:rFonts w:ascii="Garamond" w:hAnsi="Garamond" w:cs="Times New Roman"/>
-          <w:b/>
-          <w:bCs/>
-          <w:sz w:val="20"/>
-          <w:szCs w:val="20"/>
+          <w:sz w:val="21"/>
+          <w:szCs w:val="21"/>
+        </w:rPr>
+      </w:pPr>
+      <w:r>
+        <w:rPr>
+          <w:rFonts w:ascii="Garamond" w:hAnsi="Garamond" w:cs="Times New Roman"/>
+          <w:b/>
+          <w:bCs/>
+          <w:sz w:val="21"/>
+          <w:szCs w:val="21"/>
         </w:rPr>
         <w:t>ACADEMIC PROJECTS</w:t>
       </w:r>
@@ -1239,47 +1271,7 @@
           <w:sz w:val="20"/>
           <w:szCs w:val="20"/>
         </w:rPr>
-        <w:t>Typeset</w:t>
-      </w:r>
-      <w:r>
-        <w:rPr>
-          <w:rFonts w:ascii="Garamond" w:hAnsi="Garamond" w:cs="Times New Roman"/>
-          <w:sz w:val="20"/>
-          <w:szCs w:val="20"/>
-        </w:rPr>
-        <w:t xml:space="preserve"> </w:t>
-      </w:r>
-      <w:r>
-        <w:rPr>
-          <w:rFonts w:ascii="Garamond" w:hAnsi="Garamond" w:cs="Times New Roman"/>
-          <w:sz w:val="20"/>
-          <w:szCs w:val="20"/>
-        </w:rPr>
-        <w:t xml:space="preserve">guides </w:t>
-      </w:r>
-      <w:r>
-        <w:rPr>
-          <w:rFonts w:ascii="Garamond" w:hAnsi="Garamond" w:cs="Times New Roman"/>
-          <w:sz w:val="20"/>
-          <w:szCs w:val="20"/>
-        </w:rPr>
-        <w:t xml:space="preserve">in linear algebra, probability, discrete math, group theory, and </w:t>
-      </w:r>
-      <w:r>
-        <w:rPr>
-          <w:rFonts w:ascii="Garamond" w:hAnsi="Garamond" w:cs="Times New Roman"/>
-          <w:sz w:val="20"/>
-          <w:szCs w:val="20"/>
-        </w:rPr>
-        <w:t>representation</w:t>
-      </w:r>
-      <w:r>
-        <w:rPr>
-          <w:rFonts w:ascii="Garamond" w:hAnsi="Garamond" w:cs="Times New Roman"/>
-          <w:sz w:val="20"/>
-          <w:szCs w:val="20"/>
-        </w:rPr>
-        <w:t xml:space="preserve"> theory, among others, in LaTeX. </w:t>
+        <w:t xml:space="preserve">Typeset guides in linear algebra, probability, discrete math, group theory, and representation theory, among others, in LaTeX. </w:t>
       </w:r>
     </w:p>
     <w:p>
@@ -1305,15 +1297,7 @@
           <w:sz w:val="20"/>
           <w:szCs w:val="20"/>
         </w:rPr>
-        <w:t xml:space="preserve">Published by the McGill Society of Mathematics Students, with </w:t>
-      </w:r>
-      <w:r>
-        <w:rPr>
-          <w:rFonts w:ascii="Garamond" w:hAnsi="Garamond" w:cs="Times New Roman"/>
-          <w:sz w:val="20"/>
-          <w:szCs w:val="20"/>
-        </w:rPr>
-        <w:t xml:space="preserve">~150 downloads per month. Example </w:t>
+        <w:t xml:space="preserve">Published by the McGill Society of Mathematics Students, with ~150 downloads per month. Example </w:t>
       </w:r>
       <w:hyperlink r:id="rId12" w:history="1">
         <w:r>
@@ -1323,25 +1307,7 @@
             <w:sz w:val="20"/>
             <w:szCs w:val="20"/>
           </w:rPr>
-          <w:t>h</w:t>
-        </w:r>
-        <w:r>
-          <w:rPr>
-            <w:rStyle w:val="Hyperlink"/>
-            <w:rFonts w:ascii="Garamond" w:hAnsi="Garamond" w:cs="Times New Roman"/>
-            <w:sz w:val="20"/>
-            <w:szCs w:val="20"/>
-          </w:rPr>
-          <w:t>e</w:t>
-        </w:r>
-        <w:r>
-          <w:rPr>
-            <w:rStyle w:val="Hyperlink"/>
-            <w:rFonts w:ascii="Garamond" w:hAnsi="Garamond" w:cs="Times New Roman"/>
-            <w:sz w:val="20"/>
-            <w:szCs w:val="20"/>
-          </w:rPr>
-          <w:t>re</w:t>
+          <w:t>here</w:t>
         </w:r>
       </w:hyperlink>
       <w:r>
@@ -1407,16 +1373,6 @@
           <w:szCs w:val="20"/>
         </w:rPr>
         <w:t>Thesis</w:t>
-      </w:r>
-      <w:r>
-        <w:rPr>
-          <w:rFonts w:ascii="Garamond" w:hAnsi="Garamond" w:cs="Times New Roman"/>
-          <w:b/>
-          <w:bCs/>
-          <w:sz w:val="20"/>
-          <w:szCs w:val="20"/>
-        </w:rPr>
-        <w:t xml:space="preserve"> in Mathematics</w:t>
       </w:r>
       <w:r>
         <w:rPr>
@@ -1536,7 +1492,31 @@
           <w:sz w:val="20"/>
           <w:szCs w:val="20"/>
         </w:rPr>
-        <w:t>Implemented SIGs in Python, as well as a hash function based on</w:t>
+        <w:t xml:space="preserve">Implemented </w:t>
+      </w:r>
+      <w:r>
+        <w:rPr>
+          <w:rFonts w:ascii="Garamond" w:hAnsi="Garamond" w:cs="Times New Roman"/>
+          <w:sz w:val="20"/>
+          <w:szCs w:val="20"/>
+        </w:rPr>
+        <w:t xml:space="preserve">SIGs </w:t>
+      </w:r>
+      <w:r>
+        <w:rPr>
+          <w:rFonts w:ascii="Garamond" w:hAnsi="Garamond" w:cs="Times New Roman"/>
+          <w:sz w:val="20"/>
+          <w:szCs w:val="20"/>
+        </w:rPr>
+        <w:t xml:space="preserve">and their underlying algebraic structures </w:t>
+      </w:r>
+      <w:r>
+        <w:rPr>
+          <w:rFonts w:ascii="Garamond" w:hAnsi="Garamond" w:cs="Times New Roman"/>
+          <w:sz w:val="20"/>
+          <w:szCs w:val="20"/>
+        </w:rPr>
+        <w:t>in Python, as well as a hash function based on</w:t>
       </w:r>
       <w:r>
         <w:rPr>
@@ -1570,24 +1550,6 @@
         </w:rPr>
         <w:t xml:space="preserve">may be used to encrypt messages. </w:t>
       </w:r>
-    </w:p>
-    <w:p>
-      <w:pPr>
-        <w:pStyle w:val="ListParagraph"/>
-        <w:numPr>
-          <w:ilvl w:val="0"/>
-          <w:numId w:val="1"/>
-        </w:numPr>
-        <w:tabs>
-          <w:tab w:val="right" w:pos="9360"/>
-        </w:tabs>
-        <w:ind w:hanging="180"/>
-        <w:rPr>
-          <w:rFonts w:ascii="Garamond" w:hAnsi="Garamond" w:cs="Times New Roman"/>
-          <w:sz w:val="20"/>
-          <w:szCs w:val="20"/>
-        </w:rPr>
-      </w:pPr>
       <w:r>
         <w:rPr>
           <w:rFonts w:ascii="Garamond" w:hAnsi="Garamond" w:cs="Times New Roman"/>
@@ -1622,39 +1584,7 @@
           <w:sz w:val="20"/>
           <w:szCs w:val="20"/>
         </w:rPr>
-        <w:t xml:space="preserve">. </w:t>
-      </w:r>
-      <w:r>
-        <w:rPr>
-          <w:rFonts w:ascii="Garamond" w:hAnsi="Garamond" w:cs="Times New Roman"/>
-          <w:sz w:val="20"/>
-          <w:szCs w:val="20"/>
-        </w:rPr>
-        <w:t>Mentored by Prof. Henri Darmon</w:t>
-      </w:r>
-      <w:r>
-        <w:rPr>
-          <w:rFonts w:ascii="Garamond" w:hAnsi="Garamond" w:cs="Times New Roman"/>
-          <w:sz w:val="20"/>
-          <w:szCs w:val="20"/>
-        </w:rPr>
-        <w:t>.</w:t>
-      </w:r>
-      <w:r>
-        <w:rPr>
-          <w:rFonts w:ascii="Garamond" w:hAnsi="Garamond" w:cs="Times New Roman"/>
-          <w:sz w:val="20"/>
-          <w:szCs w:val="20"/>
-        </w:rPr>
-        <w:t xml:space="preserve"> Completed with grade of A</w:t>
-      </w:r>
-      <w:r>
-        <w:rPr>
-          <w:rFonts w:ascii="Garamond" w:hAnsi="Garamond" w:cs="Times New Roman"/>
-          <w:sz w:val="20"/>
-          <w:szCs w:val="20"/>
-        </w:rPr>
-        <w:t xml:space="preserve"> in fulfillment of MATH 470 at McGill.</w:t>
+        <w:t>. Mentored by Prof. Henri Darmon.</w:t>
       </w:r>
     </w:p>
     <w:p>
@@ -1755,13 +1685,25 @@
         </w:rPr>
         <w:t xml:space="preserve"> </w:t>
       </w:r>
-      <w:r>
-        <w:rPr>
-          <w:rFonts w:ascii="Garamond" w:hAnsi="Garamond" w:cs="Times New Roman"/>
-          <w:sz w:val="20"/>
-          <w:szCs w:val="20"/>
-        </w:rPr>
-        <w:t>emulator</w:t>
+      <w:hyperlink r:id="rId14" w:history="1">
+        <w:r>
+          <w:rPr>
+            <w:rStyle w:val="Hyperlink"/>
+            <w:rFonts w:ascii="Garamond" w:hAnsi="Garamond" w:cs="Times New Roman"/>
+            <w:sz w:val="20"/>
+            <w:szCs w:val="20"/>
+          </w:rPr>
+          <w:t>emulator</w:t>
+        </w:r>
+      </w:hyperlink>
+      <w:r>
+        <w:rPr>
+          <w:rStyle w:val="EndnoteReference"/>
+          <w:rFonts w:ascii="Garamond" w:hAnsi="Garamond" w:cs="Times New Roman"/>
+          <w:sz w:val="20"/>
+          <w:szCs w:val="20"/>
+        </w:rPr>
+        <w:endnoteReference w:id="6"/>
       </w:r>
       <w:r>
         <w:rPr>
@@ -1795,16 +1737,14 @@
         </w:rPr>
         <w:t xml:space="preserve">, with integer equation parsing and execution, in </w:t>
       </w:r>
-      <w:proofErr w:type="spellStart"/>
-      <w:r>
-        <w:rPr>
-          <w:rFonts w:ascii="Garamond" w:hAnsi="Garamond" w:cs="Times New Roman"/>
-          <w:sz w:val="20"/>
-          <w:szCs w:val="20"/>
-        </w:rPr>
-        <w:t>Javascript</w:t>
-      </w:r>
-      <w:proofErr w:type="spellEnd"/>
+      <w:r>
+        <w:rPr>
+          <w:rFonts w:ascii="Garamond" w:hAnsi="Garamond" w:cs="Times New Roman"/>
+          <w:sz w:val="20"/>
+          <w:szCs w:val="20"/>
+        </w:rPr>
+        <w:t>JavaScript</w:t>
+      </w:r>
       <w:r>
         <w:rPr>
           <w:rFonts w:ascii="Garamond" w:hAnsi="Garamond" w:cs="Times New Roman"/>
@@ -1817,7 +1757,6 @@
     <w:p>
       <w:pPr>
         <w:spacing w:line="120" w:lineRule="auto"/>
-        <w:ind w:left="180"/>
         <w:rPr>
           <w:rFonts w:ascii="Garamond" w:hAnsi="Garamond" w:cs="Times New Roman"/>
           <w:b/>
@@ -1849,17 +1788,19 @@
           <w:sz w:val="20"/>
           <w:szCs w:val="20"/>
         </w:rPr>
-        <w:t xml:space="preserve">Migraine </w:t>
-      </w:r>
-      <w:r>
-        <w:rPr>
-          <w:rFonts w:ascii="Garamond" w:hAnsi="Garamond" w:cs="Times New Roman"/>
-          <w:b/>
-          <w:bCs/>
-          <w:sz w:val="20"/>
-          <w:szCs w:val="20"/>
-        </w:rPr>
-        <w:t>Calendar</w:t>
+        <w:t xml:space="preserve">Director of the </w:t>
+      </w:r>
+      <w:r>
+        <w:rPr>
+          <w:rFonts w:ascii="Garamond" w:hAnsi="Garamond" w:cs="Times New Roman"/>
+          <w:b/>
+          <w:bCs/>
+          <w:i/>
+          <w:iCs/>
+          <w:sz w:val="20"/>
+          <w:szCs w:val="20"/>
+        </w:rPr>
+        <w:t>McGill Undergraduate Mathematics Research Journal</w:t>
       </w:r>
       <w:r>
         <w:rPr>
@@ -1877,15 +1818,7 @@
           <w:sz w:val="20"/>
           <w:szCs w:val="20"/>
         </w:rPr>
-        <w:t>09</w:t>
-      </w:r>
-      <w:r>
-        <w:rPr>
-          <w:rFonts w:ascii="Garamond" w:hAnsi="Garamond" w:cs="Times New Roman"/>
-          <w:sz w:val="20"/>
-          <w:szCs w:val="20"/>
-        </w:rPr>
-        <w:t>/2025</w:t>
+        <w:t>2024 - 2025</w:t>
       </w:r>
     </w:p>
     <w:p>
@@ -1911,59 +1844,31 @@
           <w:sz w:val="20"/>
           <w:szCs w:val="20"/>
         </w:rPr>
-        <w:t xml:space="preserve">Developed a </w:t>
-      </w:r>
-      <w:hyperlink r:id="rId14" w:history="1">
-        <w:r>
-          <w:rPr>
-            <w:rStyle w:val="Hyperlink"/>
-            <w:rFonts w:ascii="Garamond" w:hAnsi="Garamond" w:cs="Times New Roman"/>
-            <w:sz w:val="20"/>
-            <w:szCs w:val="20"/>
-          </w:rPr>
-          <w:t>web application</w:t>
-        </w:r>
-      </w:hyperlink>
-      <w:r>
-        <w:rPr>
-          <w:rStyle w:val="EndnoteReference"/>
-          <w:rFonts w:ascii="Garamond" w:hAnsi="Garamond" w:cs="Times New Roman"/>
-          <w:sz w:val="20"/>
-          <w:szCs w:val="20"/>
-        </w:rPr>
-        <w:endnoteReference w:id="6"/>
-      </w:r>
-      <w:r>
-        <w:rPr>
-          <w:rFonts w:ascii="Garamond" w:hAnsi="Garamond" w:cs="Times New Roman"/>
-          <w:sz w:val="20"/>
-          <w:szCs w:val="20"/>
-        </w:rPr>
-        <w:t xml:space="preserve"> to track migraines</w:t>
-      </w:r>
-      <w:r>
-        <w:rPr>
-          <w:rFonts w:ascii="Garamond" w:hAnsi="Garamond" w:cs="Times New Roman"/>
-          <w:sz w:val="20"/>
-          <w:szCs w:val="20"/>
-        </w:rPr>
-        <w:t xml:space="preserve"> securely, using a </w:t>
-      </w:r>
-      <w:r>
-        <w:rPr>
-          <w:rFonts w:ascii="Garamond" w:hAnsi="Garamond" w:cs="Times New Roman"/>
-          <w:sz w:val="20"/>
-          <w:szCs w:val="20"/>
-        </w:rPr>
-        <w:t>client-side</w:t>
-      </w:r>
-      <w:r>
-        <w:rPr>
-          <w:rFonts w:ascii="Garamond" w:hAnsi="Garamond" w:cs="Times New Roman"/>
-          <w:sz w:val="20"/>
-          <w:szCs w:val="20"/>
-        </w:rPr>
-        <w:t>,</w:t>
+        <w:t xml:space="preserve">Initiated and oversaw </w:t>
+      </w:r>
+      <w:r>
+        <w:rPr>
+          <w:rFonts w:ascii="Garamond" w:hAnsi="Garamond" w:cs="Times New Roman"/>
+          <w:sz w:val="20"/>
+          <w:szCs w:val="20"/>
+        </w:rPr>
+        <w:t xml:space="preserve">the </w:t>
+      </w:r>
+      <w:r>
+        <w:rPr>
+          <w:rFonts w:ascii="Garamond" w:hAnsi="Garamond" w:cs="Times New Roman"/>
+          <w:sz w:val="20"/>
+          <w:szCs w:val="20"/>
+        </w:rPr>
+        <w:t>re-</w:t>
+      </w:r>
+      <w:r>
+        <w:rPr>
+          <w:rFonts w:ascii="Garamond" w:hAnsi="Garamond" w:cs="Times New Roman"/>
+          <w:sz w:val="20"/>
+          <w:szCs w:val="20"/>
+        </w:rPr>
+        <w:t>establishment</w:t>
       </w:r>
       <w:r>
         <w:rPr>
@@ -1979,7 +1884,55 @@
           <w:sz w:val="20"/>
           <w:szCs w:val="20"/>
         </w:rPr>
-        <w:t>key wrapping</w:t>
+        <w:t xml:space="preserve">of </w:t>
+      </w:r>
+      <w:r>
+        <w:rPr>
+          <w:rFonts w:ascii="Garamond" w:hAnsi="Garamond" w:cs="Times New Roman"/>
+          <w:sz w:val="20"/>
+          <w:szCs w:val="20"/>
+        </w:rPr>
+        <w:t xml:space="preserve">McGill’s </w:t>
+      </w:r>
+      <w:r>
+        <w:rPr>
+          <w:rFonts w:ascii="Garamond" w:hAnsi="Garamond" w:cs="Times New Roman"/>
+          <w:sz w:val="20"/>
+          <w:szCs w:val="20"/>
+        </w:rPr>
+        <w:t>peer-reviewed,</w:t>
+      </w:r>
+      <w:r>
+        <w:rPr>
+          <w:rFonts w:ascii="Garamond" w:hAnsi="Garamond" w:cs="Times New Roman"/>
+          <w:sz w:val="20"/>
+          <w:szCs w:val="20"/>
+        </w:rPr>
+        <w:t xml:space="preserve"> undergraduate</w:t>
+      </w:r>
+      <w:r>
+        <w:rPr>
+          <w:rFonts w:ascii="Garamond" w:hAnsi="Garamond" w:cs="Times New Roman"/>
+          <w:sz w:val="20"/>
+          <w:szCs w:val="20"/>
+        </w:rPr>
+        <w:t xml:space="preserve"> math</w:t>
+      </w:r>
+      <w:r>
+        <w:rPr>
+          <w:rFonts w:ascii="Garamond" w:hAnsi="Garamond" w:cs="Times New Roman"/>
+          <w:sz w:val="20"/>
+          <w:szCs w:val="20"/>
+        </w:rPr>
+        <w:t xml:space="preserve"> research journal</w:t>
+      </w:r>
+      <w:r>
+        <w:rPr>
+          <w:rFonts w:ascii="Garamond" w:hAnsi="Garamond" w:cs="Times New Roman"/>
+          <w:sz w:val="20"/>
+          <w:szCs w:val="20"/>
+        </w:rPr>
+        <w:t>.</w:t>
       </w:r>
       <w:r>
         <w:rPr>
@@ -1988,141 +1941,6 @@
           <w:szCs w:val="20"/>
         </w:rPr>
         <w:t xml:space="preserve"> </w:t>
-      </w:r>
-      <w:r>
-        <w:rPr>
-          <w:rFonts w:ascii="Garamond" w:hAnsi="Garamond" w:cs="Times New Roman"/>
-          <w:sz w:val="20"/>
-          <w:szCs w:val="20"/>
-        </w:rPr>
-        <w:t>encryption</w:t>
-      </w:r>
-      <w:r>
-        <w:rPr>
-          <w:rFonts w:ascii="Garamond" w:hAnsi="Garamond" w:cs="Times New Roman"/>
-          <w:sz w:val="20"/>
-          <w:szCs w:val="20"/>
-        </w:rPr>
-        <w:t xml:space="preserve"> scheme</w:t>
-      </w:r>
-      <w:r>
-        <w:rPr>
-          <w:rFonts w:ascii="Garamond" w:hAnsi="Garamond" w:cs="Times New Roman"/>
-          <w:sz w:val="20"/>
-          <w:szCs w:val="20"/>
-        </w:rPr>
-        <w:t>.</w:t>
-      </w:r>
-      <w:r>
-        <w:rPr>
-          <w:rFonts w:ascii="Garamond" w:hAnsi="Garamond" w:cs="Times New Roman"/>
-          <w:sz w:val="20"/>
-          <w:szCs w:val="20"/>
-        </w:rPr>
-        <w:t xml:space="preserve"> The app</w:t>
-      </w:r>
-      <w:r>
-        <w:rPr>
-          <w:rFonts w:ascii="Garamond" w:hAnsi="Garamond" w:cs="Times New Roman"/>
-          <w:sz w:val="20"/>
-          <w:szCs w:val="20"/>
-        </w:rPr>
-        <w:t xml:space="preserve"> </w:t>
-      </w:r>
-      <w:r>
-        <w:rPr>
-          <w:rFonts w:ascii="Garamond" w:hAnsi="Garamond" w:cs="Times New Roman"/>
-          <w:sz w:val="20"/>
-          <w:szCs w:val="20"/>
-        </w:rPr>
-        <w:t xml:space="preserve">allows </w:t>
-      </w:r>
-      <w:r>
-        <w:rPr>
-          <w:rFonts w:ascii="Garamond" w:hAnsi="Garamond" w:cs="Times New Roman"/>
-          <w:sz w:val="20"/>
-          <w:szCs w:val="20"/>
-        </w:rPr>
-        <w:t>users to make accounts, create and customize calendars, and submit daily logs.</w:t>
-      </w:r>
-      <w:r>
-        <w:rPr>
-          <w:rFonts w:ascii="Garamond" w:hAnsi="Garamond" w:cs="Times New Roman"/>
-          <w:sz w:val="20"/>
-          <w:szCs w:val="20"/>
-        </w:rPr>
-        <w:t xml:space="preserve"> Built with</w:t>
-      </w:r>
-      <w:r>
-        <w:rPr>
-          <w:rFonts w:ascii="Garamond" w:hAnsi="Garamond" w:cs="Times New Roman"/>
-          <w:sz w:val="20"/>
-          <w:szCs w:val="20"/>
-        </w:rPr>
-        <w:t xml:space="preserve"> Firebase</w:t>
-      </w:r>
-      <w:r>
-        <w:rPr>
-          <w:rFonts w:ascii="Garamond" w:hAnsi="Garamond" w:cs="Times New Roman"/>
-          <w:sz w:val="20"/>
-          <w:szCs w:val="20"/>
-        </w:rPr>
-        <w:t xml:space="preserve"> and JavaScript.</w:t>
-      </w:r>
-    </w:p>
-    <w:p>
-      <w:pPr>
-        <w:spacing w:line="120" w:lineRule="auto"/>
-        <w:rPr>
-          <w:rFonts w:ascii="Garamond" w:hAnsi="Garamond" w:cs="Times New Roman"/>
-          <w:b/>
-          <w:bCs/>
-          <w:sz w:val="20"/>
-          <w:szCs w:val="20"/>
-        </w:rPr>
-      </w:pPr>
-    </w:p>
-    <w:p>
-      <w:pPr>
-        <w:tabs>
-          <w:tab w:val="right" w:pos="10080"/>
-        </w:tabs>
-        <w:ind w:left="360"/>
-        <w:rPr>
-          <w:rFonts w:ascii="Garamond" w:hAnsi="Garamond" w:cs="Times New Roman"/>
-          <w:b/>
-          <w:bCs/>
-          <w:sz w:val="20"/>
-          <w:szCs w:val="20"/>
-        </w:rPr>
-      </w:pPr>
-      <w:r>
-        <w:rPr>
-          <w:rFonts w:ascii="Garamond" w:hAnsi="Garamond" w:cs="Times New Roman"/>
-          <w:b/>
-          <w:bCs/>
-          <w:sz w:val="20"/>
-          <w:szCs w:val="20"/>
-        </w:rPr>
-        <w:t>Stable Matching Visualizer</w:t>
-      </w:r>
-      <w:r>
-        <w:rPr>
-          <w:rFonts w:ascii="Garamond" w:hAnsi="Garamond" w:cs="Times New Roman"/>
-          <w:b/>
-          <w:bCs/>
-          <w:sz w:val="20"/>
-          <w:szCs w:val="20"/>
-        </w:rPr>
-        <w:tab/>
-      </w:r>
-      <w:r>
-        <w:rPr>
-          <w:rFonts w:ascii="Garamond" w:hAnsi="Garamond" w:cs="Times New Roman"/>
-          <w:sz w:val="20"/>
-          <w:szCs w:val="20"/>
-        </w:rPr>
-        <w:t>07/2025</w:t>
       </w:r>
     </w:p>
     <w:p>
@@ -2138,63 +1956,41 @@
         <w:ind w:hanging="180"/>
         <w:rPr>
           <w:rFonts w:ascii="Garamond" w:hAnsi="Garamond" w:cs="Times New Roman"/>
-          <w:b/>
-          <w:bCs/>
-          <w:sz w:val="20"/>
-          <w:szCs w:val="20"/>
-        </w:rPr>
-      </w:pPr>
-      <w:r>
-        <w:rPr>
-          <w:rFonts w:ascii="Garamond" w:hAnsi="Garamond" w:cs="Times New Roman"/>
-          <w:sz w:val="20"/>
-          <w:szCs w:val="20"/>
-        </w:rPr>
-        <w:t xml:space="preserve">Developed an </w:t>
-      </w:r>
-      <w:hyperlink r:id="rId15" w:history="1">
-        <w:r>
-          <w:rPr>
-            <w:rStyle w:val="Hyperlink"/>
-            <w:rFonts w:ascii="Garamond" w:hAnsi="Garamond" w:cs="Times New Roman"/>
-            <w:sz w:val="20"/>
-            <w:szCs w:val="20"/>
-          </w:rPr>
-          <w:t>interactive simulator</w:t>
-        </w:r>
-      </w:hyperlink>
-      <w:r>
-        <w:rPr>
-          <w:rStyle w:val="EndnoteReference"/>
-          <w:rFonts w:ascii="Garamond" w:hAnsi="Garamond" w:cs="Times New Roman"/>
-          <w:sz w:val="20"/>
-          <w:szCs w:val="20"/>
-        </w:rPr>
-        <w:endnoteReference w:id="7"/>
-      </w:r>
-      <w:r>
-        <w:rPr>
-          <w:rFonts w:ascii="Garamond" w:hAnsi="Garamond" w:cs="Times New Roman"/>
-          <w:sz w:val="20"/>
-          <w:szCs w:val="20"/>
-        </w:rPr>
-        <w:t xml:space="preserve"> of the Gale-Shapley deferred acceptance algorithm</w:t>
-      </w:r>
-      <w:r>
-        <w:rPr>
-          <w:rFonts w:ascii="Garamond" w:hAnsi="Garamond" w:cs="Times New Roman"/>
-          <w:sz w:val="20"/>
-          <w:szCs w:val="20"/>
-        </w:rPr>
-        <w:t>,</w:t>
-      </w:r>
-      <w:r>
-        <w:rPr>
-          <w:rFonts w:ascii="Garamond" w:hAnsi="Garamond" w:cs="Times New Roman"/>
-          <w:sz w:val="20"/>
-          <w:szCs w:val="20"/>
-        </w:rPr>
-        <w:t xml:space="preserve"> in JavaScript.</w:t>
+          <w:sz w:val="20"/>
+          <w:szCs w:val="20"/>
+        </w:rPr>
+      </w:pPr>
+      <w:r>
+        <w:rPr>
+          <w:rFonts w:ascii="Garamond" w:hAnsi="Garamond" w:cs="Times New Roman"/>
+          <w:sz w:val="20"/>
+          <w:szCs w:val="20"/>
+        </w:rPr>
+        <w:t>Recruited editorial and grad student review team</w:t>
+      </w:r>
+      <w:r>
+        <w:rPr>
+          <w:rFonts w:ascii="Garamond" w:hAnsi="Garamond" w:cs="Times New Roman"/>
+          <w:sz w:val="20"/>
+          <w:szCs w:val="20"/>
+        </w:rPr>
+        <w:t>s</w:t>
+      </w:r>
+      <w:r>
+        <w:rPr>
+          <w:rFonts w:ascii="Garamond" w:hAnsi="Garamond" w:cs="Times New Roman"/>
+          <w:sz w:val="20"/>
+          <w:szCs w:val="20"/>
+        </w:rPr>
+        <w:t xml:space="preserve">, fundraised, and assisted in </w:t>
+      </w:r>
+      <w:r>
+        <w:rPr>
+          <w:rFonts w:ascii="Garamond" w:hAnsi="Garamond" w:cs="Times New Roman"/>
+          <w:sz w:val="20"/>
+          <w:szCs w:val="20"/>
+        </w:rPr>
+        <w:t>editing and publishing.</w:t>
       </w:r>
     </w:p>
     <w:p>
@@ -2231,19 +2027,27 @@
           <w:sz w:val="20"/>
           <w:szCs w:val="20"/>
         </w:rPr>
-        <w:t xml:space="preserve">Director of the </w:t>
-      </w:r>
-      <w:r>
-        <w:rPr>
-          <w:rFonts w:ascii="Garamond" w:hAnsi="Garamond" w:cs="Times New Roman"/>
-          <w:b/>
-          <w:bCs/>
-          <w:i/>
-          <w:iCs/>
-          <w:sz w:val="20"/>
-          <w:szCs w:val="20"/>
-        </w:rPr>
-        <w:t>McGill Undergraduate Mathematics Research Journal</w:t>
+        <w:t>Virtual</w:t>
+      </w:r>
+      <w:r>
+        <w:rPr>
+          <w:rFonts w:ascii="Garamond" w:hAnsi="Garamond" w:cs="Times New Roman"/>
+          <w:b/>
+          <w:bCs/>
+          <w:sz w:val="20"/>
+          <w:szCs w:val="20"/>
+        </w:rPr>
+        <w:t xml:space="preserve"> Musical</w:t>
+      </w:r>
+      <w:r>
+        <w:rPr>
+          <w:rFonts w:ascii="Garamond" w:hAnsi="Garamond" w:cs="Times New Roman"/>
+          <w:b/>
+          <w:bCs/>
+          <w:sz w:val="20"/>
+          <w:szCs w:val="20"/>
+        </w:rPr>
+        <w:t xml:space="preserve"> Instrument Development</w:t>
       </w:r>
       <w:r>
         <w:rPr>
@@ -2261,7 +2065,15 @@
           <w:sz w:val="20"/>
           <w:szCs w:val="20"/>
         </w:rPr>
-        <w:t>08/2024 - 05/2025</w:t>
+        <w:t>202</w:t>
+      </w:r>
+      <w:r>
+        <w:rPr>
+          <w:rFonts w:ascii="Garamond" w:hAnsi="Garamond" w:cs="Times New Roman"/>
+          <w:sz w:val="20"/>
+          <w:szCs w:val="20"/>
+        </w:rPr>
+        <w:t>4</w:t>
       </w:r>
     </w:p>
     <w:p>
@@ -2287,87 +2099,39 @@
           <w:sz w:val="20"/>
           <w:szCs w:val="20"/>
         </w:rPr>
-        <w:t xml:space="preserve">Initiated and oversaw </w:t>
-      </w:r>
-      <w:r>
-        <w:rPr>
-          <w:rFonts w:ascii="Garamond" w:hAnsi="Garamond" w:cs="Times New Roman"/>
-          <w:sz w:val="20"/>
-          <w:szCs w:val="20"/>
-        </w:rPr>
-        <w:t xml:space="preserve">the </w:t>
-      </w:r>
-      <w:r>
-        <w:rPr>
-          <w:rFonts w:ascii="Garamond" w:hAnsi="Garamond" w:cs="Times New Roman"/>
-          <w:sz w:val="20"/>
-          <w:szCs w:val="20"/>
-        </w:rPr>
-        <w:t>re-</w:t>
-      </w:r>
-      <w:r>
-        <w:rPr>
-          <w:rFonts w:ascii="Garamond" w:hAnsi="Garamond" w:cs="Times New Roman"/>
-          <w:sz w:val="20"/>
-          <w:szCs w:val="20"/>
-        </w:rPr>
-        <w:t>establishment</w:t>
-      </w:r>
-      <w:r>
-        <w:rPr>
-          <w:rFonts w:ascii="Garamond" w:hAnsi="Garamond" w:cs="Times New Roman"/>
-          <w:sz w:val="20"/>
-          <w:szCs w:val="20"/>
-        </w:rPr>
-        <w:t xml:space="preserve"> </w:t>
-      </w:r>
-      <w:r>
-        <w:rPr>
-          <w:rFonts w:ascii="Garamond" w:hAnsi="Garamond" w:cs="Times New Roman"/>
-          <w:sz w:val="20"/>
-          <w:szCs w:val="20"/>
-        </w:rPr>
-        <w:t xml:space="preserve">of </w:t>
-      </w:r>
-      <w:r>
-        <w:rPr>
-          <w:rFonts w:ascii="Garamond" w:hAnsi="Garamond" w:cs="Times New Roman"/>
-          <w:sz w:val="20"/>
-          <w:szCs w:val="20"/>
-        </w:rPr>
-        <w:t xml:space="preserve">McGill’s </w:t>
-      </w:r>
-      <w:r>
-        <w:rPr>
-          <w:rFonts w:ascii="Garamond" w:hAnsi="Garamond" w:cs="Times New Roman"/>
-          <w:sz w:val="20"/>
-          <w:szCs w:val="20"/>
-        </w:rPr>
-        <w:t>peer-reviewed,</w:t>
-      </w:r>
-      <w:r>
-        <w:rPr>
-          <w:rFonts w:ascii="Garamond" w:hAnsi="Garamond" w:cs="Times New Roman"/>
-          <w:sz w:val="20"/>
-          <w:szCs w:val="20"/>
-        </w:rPr>
-        <w:t xml:space="preserve"> undergraduate</w:t>
-      </w:r>
-      <w:r>
-        <w:rPr>
-          <w:rFonts w:ascii="Garamond" w:hAnsi="Garamond" w:cs="Times New Roman"/>
-          <w:sz w:val="20"/>
-          <w:szCs w:val="20"/>
-        </w:rPr>
-        <w:t xml:space="preserve"> math</w:t>
-      </w:r>
-      <w:r>
-        <w:rPr>
-          <w:rFonts w:ascii="Garamond" w:hAnsi="Garamond" w:cs="Times New Roman"/>
-          <w:sz w:val="20"/>
-          <w:szCs w:val="20"/>
-        </w:rPr>
-        <w:t xml:space="preserve"> research journal</w:t>
+        <w:t xml:space="preserve">Developed a VST/AU virtual </w:t>
+      </w:r>
+      <w:r>
+        <w:rPr>
+          <w:rFonts w:ascii="Garamond" w:hAnsi="Garamond" w:cs="Times New Roman"/>
+          <w:sz w:val="20"/>
+          <w:szCs w:val="20"/>
+        </w:rPr>
+        <w:t xml:space="preserve">musical </w:t>
+      </w:r>
+      <w:r>
+        <w:rPr>
+          <w:rFonts w:ascii="Garamond" w:hAnsi="Garamond" w:cs="Times New Roman"/>
+          <w:sz w:val="20"/>
+          <w:szCs w:val="20"/>
+        </w:rPr>
+        <w:t xml:space="preserve">instrument based on </w:t>
+      </w:r>
+      <w:r>
+        <w:rPr>
+          <w:rFonts w:ascii="Garamond" w:hAnsi="Garamond" w:cs="Times New Roman"/>
+          <w:sz w:val="20"/>
+          <w:szCs w:val="20"/>
+        </w:rPr>
+        <w:t xml:space="preserve">over </w:t>
+      </w:r>
+      <w:r>
+        <w:rPr>
+          <w:rFonts w:ascii="Garamond" w:hAnsi="Garamond" w:cs="Times New Roman"/>
+          <w:sz w:val="20"/>
+          <w:szCs w:val="20"/>
+        </w:rPr>
+        <w:t>350 self-recorded clips of a Steinway Model B</w:t>
       </w:r>
       <w:r>
         <w:rPr>
@@ -2376,14 +2140,6 @@
           <w:szCs w:val="20"/>
         </w:rPr>
         <w:t>.</w:t>
-      </w:r>
-      <w:r>
-        <w:rPr>
-          <w:rFonts w:ascii="Garamond" w:hAnsi="Garamond" w:cs="Times New Roman"/>
-          <w:sz w:val="20"/>
-          <w:szCs w:val="20"/>
-        </w:rPr>
-        <w:t xml:space="preserve"> </w:t>
       </w:r>
     </w:p>
     <w:p>
@@ -2409,7 +2165,55 @@
           <w:sz w:val="20"/>
           <w:szCs w:val="20"/>
         </w:rPr>
-        <w:t>Recruited editorial and grad student review team</w:t>
+        <w:t xml:space="preserve">Build in C++ </w:t>
+      </w:r>
+      <w:r>
+        <w:rPr>
+          <w:rFonts w:ascii="Garamond" w:hAnsi="Garamond" w:cs="Times New Roman"/>
+          <w:sz w:val="20"/>
+          <w:szCs w:val="20"/>
+        </w:rPr>
+        <w:t xml:space="preserve">with 4 channels of audio. </w:t>
+      </w:r>
+      <w:r>
+        <w:rPr>
+          <w:rFonts w:ascii="Garamond" w:hAnsi="Garamond" w:cs="Times New Roman"/>
+          <w:sz w:val="20"/>
+          <w:szCs w:val="20"/>
+        </w:rPr>
+        <w:t xml:space="preserve">Implemented adjustable </w:t>
+      </w:r>
+      <w:r>
+        <w:rPr>
+          <w:rFonts w:ascii="Garamond" w:hAnsi="Garamond" w:cs="Times New Roman"/>
+          <w:sz w:val="20"/>
+          <w:szCs w:val="20"/>
+        </w:rPr>
+        <w:t>a</w:t>
+      </w:r>
+      <w:r>
+        <w:rPr>
+          <w:rFonts w:ascii="Garamond" w:hAnsi="Garamond" w:cs="Times New Roman"/>
+          <w:sz w:val="20"/>
+          <w:szCs w:val="20"/>
+        </w:rPr>
+        <w:t xml:space="preserve">ttack, </w:t>
+      </w:r>
+      <w:r>
+        <w:rPr>
+          <w:rFonts w:ascii="Garamond" w:hAnsi="Garamond" w:cs="Times New Roman"/>
+          <w:sz w:val="20"/>
+          <w:szCs w:val="20"/>
+        </w:rPr>
+        <w:t>d</w:t>
+      </w:r>
+      <w:r>
+        <w:rPr>
+          <w:rFonts w:ascii="Garamond" w:hAnsi="Garamond" w:cs="Times New Roman"/>
+          <w:sz w:val="20"/>
+          <w:szCs w:val="20"/>
+        </w:rPr>
+        <w:t xml:space="preserve">ecay, </w:t>
       </w:r>
       <w:r>
         <w:rPr>
@@ -2425,245 +2229,6 @@
           <w:sz w:val="20"/>
           <w:szCs w:val="20"/>
         </w:rPr>
-        <w:t xml:space="preserve">, fundraised, and assisted in </w:t>
-      </w:r>
-      <w:r>
-        <w:rPr>
-          <w:rFonts w:ascii="Garamond" w:hAnsi="Garamond" w:cs="Times New Roman"/>
-          <w:sz w:val="20"/>
-          <w:szCs w:val="20"/>
-        </w:rPr>
-        <w:t>editing and publishing.</w:t>
-      </w:r>
-    </w:p>
-    <w:p>
-      <w:pPr>
-        <w:spacing w:line="120" w:lineRule="auto"/>
-        <w:rPr>
-          <w:rFonts w:ascii="Garamond" w:hAnsi="Garamond" w:cs="Times New Roman"/>
-          <w:b/>
-          <w:bCs/>
-          <w:sz w:val="20"/>
-          <w:szCs w:val="20"/>
-        </w:rPr>
-      </w:pPr>
-    </w:p>
-    <w:p>
-      <w:pPr>
-        <w:tabs>
-          <w:tab w:val="right" w:pos="10080"/>
-        </w:tabs>
-        <w:ind w:left="360"/>
-        <w:rPr>
-          <w:rFonts w:ascii="Garamond" w:hAnsi="Garamond" w:cs="Times New Roman"/>
-          <w:b/>
-          <w:bCs/>
-          <w:sz w:val="20"/>
-          <w:szCs w:val="20"/>
-        </w:rPr>
-      </w:pPr>
-      <w:r>
-        <w:rPr>
-          <w:rFonts w:ascii="Garamond" w:hAnsi="Garamond" w:cs="Times New Roman"/>
-          <w:b/>
-          <w:bCs/>
-          <w:sz w:val="20"/>
-          <w:szCs w:val="20"/>
-        </w:rPr>
-        <w:t>Virtual</w:t>
-      </w:r>
-      <w:r>
-        <w:rPr>
-          <w:rFonts w:ascii="Garamond" w:hAnsi="Garamond" w:cs="Times New Roman"/>
-          <w:b/>
-          <w:bCs/>
-          <w:sz w:val="20"/>
-          <w:szCs w:val="20"/>
-        </w:rPr>
-        <w:t xml:space="preserve"> Musical</w:t>
-      </w:r>
-      <w:r>
-        <w:rPr>
-          <w:rFonts w:ascii="Garamond" w:hAnsi="Garamond" w:cs="Times New Roman"/>
-          <w:b/>
-          <w:bCs/>
-          <w:sz w:val="20"/>
-          <w:szCs w:val="20"/>
-        </w:rPr>
-        <w:t xml:space="preserve"> Instrument Development</w:t>
-      </w:r>
-      <w:r>
-        <w:rPr>
-          <w:rFonts w:ascii="Garamond" w:hAnsi="Garamond" w:cs="Times New Roman"/>
-          <w:b/>
-          <w:bCs/>
-          <w:sz w:val="20"/>
-          <w:szCs w:val="20"/>
-        </w:rPr>
-        <w:tab/>
-      </w:r>
-      <w:r>
-        <w:rPr>
-          <w:rFonts w:ascii="Garamond" w:hAnsi="Garamond" w:cs="Times New Roman"/>
-          <w:sz w:val="20"/>
-          <w:szCs w:val="20"/>
-        </w:rPr>
-        <w:t>12/2024 - 01/2025</w:t>
-      </w:r>
-    </w:p>
-    <w:p>
-      <w:pPr>
-        <w:pStyle w:val="ListParagraph"/>
-        <w:numPr>
-          <w:ilvl w:val="0"/>
-          <w:numId w:val="1"/>
-        </w:numPr>
-        <w:tabs>
-          <w:tab w:val="right" w:pos="9360"/>
-        </w:tabs>
-        <w:ind w:hanging="180"/>
-        <w:rPr>
-          <w:rFonts w:ascii="Garamond" w:hAnsi="Garamond" w:cs="Times New Roman"/>
-          <w:sz w:val="20"/>
-          <w:szCs w:val="20"/>
-        </w:rPr>
-      </w:pPr>
-      <w:r>
-        <w:rPr>
-          <w:rFonts w:ascii="Garamond" w:hAnsi="Garamond" w:cs="Times New Roman"/>
-          <w:sz w:val="20"/>
-          <w:szCs w:val="20"/>
-        </w:rPr>
-        <w:t xml:space="preserve">Developed a VST/AU virtual </w:t>
-      </w:r>
-      <w:r>
-        <w:rPr>
-          <w:rFonts w:ascii="Garamond" w:hAnsi="Garamond" w:cs="Times New Roman"/>
-          <w:sz w:val="20"/>
-          <w:szCs w:val="20"/>
-        </w:rPr>
-        <w:t xml:space="preserve">musical </w:t>
-      </w:r>
-      <w:r>
-        <w:rPr>
-          <w:rFonts w:ascii="Garamond" w:hAnsi="Garamond" w:cs="Times New Roman"/>
-          <w:sz w:val="20"/>
-          <w:szCs w:val="20"/>
-        </w:rPr>
-        <w:t xml:space="preserve">instrument based on </w:t>
-      </w:r>
-      <w:r>
-        <w:rPr>
-          <w:rFonts w:ascii="Garamond" w:hAnsi="Garamond" w:cs="Times New Roman"/>
-          <w:sz w:val="20"/>
-          <w:szCs w:val="20"/>
-        </w:rPr>
-        <w:t xml:space="preserve">over </w:t>
-      </w:r>
-      <w:r>
-        <w:rPr>
-          <w:rFonts w:ascii="Garamond" w:hAnsi="Garamond" w:cs="Times New Roman"/>
-          <w:sz w:val="20"/>
-          <w:szCs w:val="20"/>
-        </w:rPr>
-        <w:t>350 self-recorded clips of a Steinway Model B</w:t>
-      </w:r>
-      <w:r>
-        <w:rPr>
-          <w:rFonts w:ascii="Garamond" w:hAnsi="Garamond" w:cs="Times New Roman"/>
-          <w:sz w:val="20"/>
-          <w:szCs w:val="20"/>
-        </w:rPr>
-        <w:t>.</w:t>
-      </w:r>
-    </w:p>
-    <w:p>
-      <w:pPr>
-        <w:pStyle w:val="ListParagraph"/>
-        <w:numPr>
-          <w:ilvl w:val="0"/>
-          <w:numId w:val="1"/>
-        </w:numPr>
-        <w:tabs>
-          <w:tab w:val="right" w:pos="9360"/>
-        </w:tabs>
-        <w:ind w:hanging="180"/>
-        <w:rPr>
-          <w:rFonts w:ascii="Garamond" w:hAnsi="Garamond" w:cs="Times New Roman"/>
-          <w:sz w:val="20"/>
-          <w:szCs w:val="20"/>
-        </w:rPr>
-      </w:pPr>
-      <w:r>
-        <w:rPr>
-          <w:rFonts w:ascii="Garamond" w:hAnsi="Garamond" w:cs="Times New Roman"/>
-          <w:sz w:val="20"/>
-          <w:szCs w:val="20"/>
-        </w:rPr>
-        <w:t xml:space="preserve">Build in C++ </w:t>
-      </w:r>
-      <w:r>
-        <w:rPr>
-          <w:rFonts w:ascii="Garamond" w:hAnsi="Garamond" w:cs="Times New Roman"/>
-          <w:sz w:val="20"/>
-          <w:szCs w:val="20"/>
-        </w:rPr>
-        <w:t xml:space="preserve">with 4 channels of audio. </w:t>
-      </w:r>
-      <w:r>
-        <w:rPr>
-          <w:rFonts w:ascii="Garamond" w:hAnsi="Garamond" w:cs="Times New Roman"/>
-          <w:sz w:val="20"/>
-          <w:szCs w:val="20"/>
-        </w:rPr>
-        <w:t xml:space="preserve">Implemented adjustable </w:t>
-      </w:r>
-      <w:r>
-        <w:rPr>
-          <w:rFonts w:ascii="Garamond" w:hAnsi="Garamond" w:cs="Times New Roman"/>
-          <w:sz w:val="20"/>
-          <w:szCs w:val="20"/>
-        </w:rPr>
-        <w:t>a</w:t>
-      </w:r>
-      <w:r>
-        <w:rPr>
-          <w:rFonts w:ascii="Garamond" w:hAnsi="Garamond" w:cs="Times New Roman"/>
-          <w:sz w:val="20"/>
-          <w:szCs w:val="20"/>
-        </w:rPr>
-        <w:t xml:space="preserve">ttack, </w:t>
-      </w:r>
-      <w:r>
-        <w:rPr>
-          <w:rFonts w:ascii="Garamond" w:hAnsi="Garamond" w:cs="Times New Roman"/>
-          <w:sz w:val="20"/>
-          <w:szCs w:val="20"/>
-        </w:rPr>
-        <w:t>d</w:t>
-      </w:r>
-      <w:r>
-        <w:rPr>
-          <w:rFonts w:ascii="Garamond" w:hAnsi="Garamond" w:cs="Times New Roman"/>
-          <w:sz w:val="20"/>
-          <w:szCs w:val="20"/>
-        </w:rPr>
-        <w:t xml:space="preserve">ecay, </w:t>
-      </w:r>
-      <w:r>
-        <w:rPr>
-          <w:rFonts w:ascii="Garamond" w:hAnsi="Garamond" w:cs="Times New Roman"/>
-          <w:sz w:val="20"/>
-          <w:szCs w:val="20"/>
-        </w:rPr>
-        <w:t>s</w:t>
-      </w:r>
-      <w:r>
-        <w:rPr>
-          <w:rFonts w:ascii="Garamond" w:hAnsi="Garamond" w:cs="Times New Roman"/>
-          <w:sz w:val="20"/>
-          <w:szCs w:val="20"/>
-        </w:rPr>
         <w:t xml:space="preserve">ustain, and </w:t>
       </w:r>
       <w:r>
@@ -2738,7 +2303,7 @@
         </w:rPr>
         <w:t xml:space="preserve">keyboard controller. Link </w:t>
       </w:r>
-      <w:hyperlink r:id="rId16" w:history="1">
+      <w:hyperlink r:id="rId15" w:history="1">
         <w:r>
           <w:rPr>
             <w:rStyle w:val="Hyperlink"/>
@@ -2756,7 +2321,7 @@
           <w:sz w:val="20"/>
           <w:szCs w:val="20"/>
         </w:rPr>
-        <w:endnoteReference w:id="8"/>
+        <w:endnoteReference w:id="7"/>
       </w:r>
       <w:r>
         <w:rPr>
@@ -2803,8 +2368,8 @@
           <w:rFonts w:ascii="Garamond" w:hAnsi="Garamond" w:cs="Times New Roman"/>
           <w:b/>
           <w:bCs/>
-          <w:sz w:val="20"/>
-          <w:szCs w:val="20"/>
+          <w:sz w:val="21"/>
+          <w:szCs w:val="21"/>
         </w:rPr>
         <w:t>SKILLS AND ADDITIONAL INFORMATION</w:t>
       </w:r>
@@ -2869,7 +2434,47 @@
           <w:szCs w:val="20"/>
         </w:rPr>
         <w:tab/>
-        <w:t xml:space="preserve">Python, Java, C, C++, OCaml, </w:t>
+        <w:t xml:space="preserve">Python, </w:t>
+      </w:r>
+      <w:r>
+        <w:rPr>
+          <w:rFonts w:ascii="Garamond" w:hAnsi="Garamond" w:cs="Times New Roman"/>
+          <w:sz w:val="20"/>
+          <w:szCs w:val="20"/>
+        </w:rPr>
+        <w:t>C++</w:t>
+      </w:r>
+      <w:r>
+        <w:rPr>
+          <w:rFonts w:ascii="Garamond" w:hAnsi="Garamond" w:cs="Times New Roman"/>
+          <w:sz w:val="20"/>
+          <w:szCs w:val="20"/>
+        </w:rPr>
+        <w:t xml:space="preserve">, C, </w:t>
+      </w:r>
+      <w:r>
+        <w:rPr>
+          <w:rFonts w:ascii="Garamond" w:hAnsi="Garamond" w:cs="Times New Roman"/>
+          <w:sz w:val="20"/>
+          <w:szCs w:val="20"/>
+        </w:rPr>
+        <w:t>Java</w:t>
+      </w:r>
+      <w:r>
+        <w:rPr>
+          <w:rFonts w:ascii="Garamond" w:hAnsi="Garamond" w:cs="Times New Roman"/>
+          <w:sz w:val="20"/>
+          <w:szCs w:val="20"/>
+        </w:rPr>
+        <w:t xml:space="preserve">, </w:t>
+      </w:r>
+      <w:r>
+        <w:rPr>
+          <w:rFonts w:ascii="Garamond" w:hAnsi="Garamond" w:cs="Times New Roman"/>
+          <w:sz w:val="20"/>
+          <w:szCs w:val="20"/>
+        </w:rPr>
+        <w:t xml:space="preserve">OCaml, </w:t>
       </w:r>
       <w:r>
         <w:rPr>
@@ -3093,15 +2698,7 @@
           <w:sz w:val="20"/>
           <w:szCs w:val="20"/>
         </w:rPr>
-        <w:t xml:space="preserve"> </w:t>
-      </w:r>
-      <w:r>
-        <w:rPr>
-          <w:rFonts w:ascii="Garamond" w:hAnsi="Garamond" w:cs="Times New Roman"/>
-          <w:sz w:val="20"/>
-          <w:szCs w:val="20"/>
-        </w:rPr>
-        <w:t>(2025)</w:t>
+        <w:t xml:space="preserve"> (2025)</w:t>
       </w:r>
     </w:p>
     <w:p>
@@ -3132,23 +2729,7 @@
           <w:sz w:val="20"/>
           <w:szCs w:val="20"/>
         </w:rPr>
-        <w:t>Vice President</w:t>
-      </w:r>
-      <w:r>
-        <w:rPr>
-          <w:rFonts w:ascii="Garamond" w:hAnsi="Garamond" w:cs="Times New Roman"/>
-          <w:sz w:val="20"/>
-          <w:szCs w:val="20"/>
-        </w:rPr>
-        <w:t xml:space="preserve"> at</w:t>
-      </w:r>
-      <w:r>
-        <w:rPr>
-          <w:rFonts w:ascii="Garamond" w:hAnsi="Garamond" w:cs="Times New Roman"/>
-          <w:sz w:val="20"/>
-          <w:szCs w:val="20"/>
-        </w:rPr>
-        <w:t xml:space="preserve"> the </w:t>
+        <w:t xml:space="preserve">Vice President at the </w:t>
       </w:r>
       <w:r>
         <w:rPr>
@@ -3165,15 +2746,7 @@
           <w:sz w:val="20"/>
           <w:szCs w:val="20"/>
         </w:rPr>
-        <w:t xml:space="preserve"> </w:t>
-      </w:r>
-      <w:r>
-        <w:rPr>
-          <w:rFonts w:ascii="Garamond" w:hAnsi="Garamond" w:cs="Times New Roman"/>
-          <w:sz w:val="20"/>
-          <w:szCs w:val="20"/>
-        </w:rPr>
-        <w:t>(2024-26)</w:t>
+        <w:t xml:space="preserve"> (2024-26)</w:t>
       </w:r>
     </w:p>
     <w:p>
@@ -3274,13 +2847,51 @@
       <w:r>
         <w:rPr>
           <w:rFonts w:ascii="Garamond" w:hAnsi="Garamond" w:cs="Times New Roman"/>
-          <w:b/>
-          <w:bCs/>
           <w:sz w:val="20"/>
           <w:szCs w:val="20"/>
         </w:rPr>
         <w:tab/>
-        <w:t>170/165 Quant/Verbal</w:t>
+        <w:t>170</w:t>
+      </w:r>
+      <w:r>
+        <w:rPr>
+          <w:rFonts w:ascii="Garamond" w:hAnsi="Garamond" w:cs="Times New Roman"/>
+          <w:sz w:val="20"/>
+          <w:szCs w:val="20"/>
+        </w:rPr>
+        <w:t xml:space="preserve"> </w:t>
+      </w:r>
+      <w:r>
+        <w:rPr>
+          <w:rFonts w:ascii="Garamond" w:hAnsi="Garamond" w:cs="Times New Roman"/>
+          <w:sz w:val="20"/>
+          <w:szCs w:val="20"/>
+        </w:rPr>
+        <w:t>Quant</w:t>
+      </w:r>
+      <w:r>
+        <w:rPr>
+          <w:rFonts w:ascii="Garamond" w:hAnsi="Garamond" w:cs="Times New Roman"/>
+          <w:sz w:val="20"/>
+          <w:szCs w:val="20"/>
+        </w:rPr>
+        <w:t xml:space="preserve">itative, 165 </w:t>
+      </w:r>
+      <w:r>
+        <w:rPr>
+          <w:rFonts w:ascii="Garamond" w:hAnsi="Garamond" w:cs="Times New Roman"/>
+          <w:sz w:val="20"/>
+          <w:szCs w:val="20"/>
+        </w:rPr>
+        <w:t>Verbal</w:t>
+      </w:r>
+      <w:r>
+        <w:rPr>
+          <w:rFonts w:ascii="Garamond" w:hAnsi="Garamond" w:cs="Times New Roman"/>
+          <w:sz w:val="20"/>
+          <w:szCs w:val="20"/>
+        </w:rPr>
+        <w:t xml:space="preserve"> (2025)</w:t>
       </w:r>
     </w:p>
     <w:p>
@@ -3311,13 +2922,6 @@
           <w:szCs w:val="20"/>
         </w:rPr>
         <w:tab/>
-      </w:r>
-      <w:r>
-        <w:rPr>
-          <w:rFonts w:ascii="Garamond" w:hAnsi="Garamond" w:cs="Times New Roman"/>
-          <w:sz w:val="20"/>
-          <w:szCs w:val="20"/>
-        </w:rPr>
         <w:t>English (native)</w:t>
       </w:r>
     </w:p>
@@ -3340,7 +2944,6 @@
           <w:sz w:val="20"/>
           <w:szCs w:val="20"/>
         </w:rPr>
-        <w:lastRenderedPageBreak/>
         <w:t>Interests</w:t>
       </w:r>
       <w:r>
@@ -3358,23 +2961,7 @@
           <w:szCs w:val="20"/>
         </w:rPr>
         <w:tab/>
-        <w:t xml:space="preserve">Jazz piano, </w:t>
-      </w:r>
-      <w:r>
-        <w:rPr>
-          <w:rFonts w:ascii="Garamond" w:hAnsi="Garamond" w:cs="Times New Roman"/>
-          <w:sz w:val="20"/>
-          <w:szCs w:val="20"/>
-        </w:rPr>
-        <w:t xml:space="preserve">web </w:t>
-      </w:r>
-      <w:r>
-        <w:rPr>
-          <w:rFonts w:ascii="Garamond" w:hAnsi="Garamond" w:cs="Times New Roman"/>
-          <w:sz w:val="20"/>
-          <w:szCs w:val="20"/>
-        </w:rPr>
-        <w:t>development</w:t>
+        <w:t>Jazz piano</w:t>
       </w:r>
       <w:r>
         <w:rPr>
@@ -3392,6 +2979,34 @@
         </w:rPr>
         <w:t xml:space="preserve"> reading</w:t>
       </w:r>
+    </w:p>
+    <w:p>
+      <w:pPr>
+        <w:tabs>
+          <w:tab w:val="left" w:pos="2880"/>
+        </w:tabs>
+        <w:rPr>
+          <w:rFonts w:ascii="Garamond" w:hAnsi="Garamond" w:cs="Times New Roman"/>
+          <w:b/>
+          <w:bCs/>
+          <w:sz w:val="19"/>
+          <w:szCs w:val="19"/>
+        </w:rPr>
+      </w:pPr>
+    </w:p>
+    <w:p>
+      <w:pPr>
+        <w:tabs>
+          <w:tab w:val="left" w:pos="2880"/>
+        </w:tabs>
+        <w:rPr>
+          <w:rFonts w:ascii="Garamond" w:hAnsi="Garamond" w:cs="Times New Roman"/>
+          <w:b/>
+          <w:bCs/>
+          <w:sz w:val="19"/>
+          <w:szCs w:val="19"/>
+        </w:rPr>
+      </w:pPr>
     </w:p>
     <w:p>
       <w:pPr>
@@ -3558,7 +3173,15 @@
           <w:sz w:val="19"/>
           <w:szCs w:val="19"/>
         </w:rPr>
-        <w:t xml:space="preserve"> https://www.linkedin.com/in/nicholas-hayek-b24b1a243/</w:t>
+        <w:t xml:space="preserve"> </w:t>
+      </w:r>
+      <w:r>
+        <w:rPr>
+          <w:rFonts w:ascii="Garamond" w:hAnsi="Garamond"/>
+          <w:sz w:val="19"/>
+          <w:szCs w:val="19"/>
+        </w:rPr>
+        <w:t>https://www.linkedin.com/in/nicholas-hayek-b24b1a243/</w:t>
       </w:r>
     </w:p>
   </w:endnote>
@@ -3647,40 +3270,19 @@
           <w:sz w:val="19"/>
           <w:szCs w:val="19"/>
         </w:rPr>
-        <w:t xml:space="preserve"> https://nicholashayek.com/goodcalendar/</w:t>
-      </w:r>
-    </w:p>
-  </w:endnote>
-  <w:endnote w:id="7">
-    <w:p>
-      <w:pPr>
-        <w:pStyle w:val="EndnoteText"/>
+        <w:t xml:space="preserve"> </w:t>
+      </w:r>
+      <w:r>
         <w:rPr>
           <w:rFonts w:ascii="Garamond" w:hAnsi="Garamond"/>
           <w:sz w:val="19"/>
           <w:szCs w:val="19"/>
         </w:rPr>
-      </w:pPr>
-      <w:r>
-        <w:rPr>
-          <w:rStyle w:val="EndnoteReference"/>
-          <w:rFonts w:ascii="Garamond" w:hAnsi="Garamond"/>
-          <w:sz w:val="19"/>
-          <w:szCs w:val="19"/>
-        </w:rPr>
-        <w:endnoteRef/>
-      </w:r>
-      <w:r>
-        <w:rPr>
-          <w:rFonts w:ascii="Garamond" w:hAnsi="Garamond"/>
-          <w:sz w:val="19"/>
-          <w:szCs w:val="19"/>
-        </w:rPr>
-        <w:t xml:space="preserve"> https://nicholashayek.com/matchmaker/</w:t>
+        <w:t>https://yayacs.nicholashayek.com/</w:t>
       </w:r>
     </w:p>
   </w:endnote>
-  <w:endnote w:id="8">
+  <w:endnote w:id="7">
     <w:p>
       <w:pPr>
         <w:pStyle w:val="EndnoteText"/>

--- a/tex/git_cv/NicholasHayekQuantCV.docx
+++ b/tex/git_cv/NicholasHayekQuantCV.docx
@@ -503,52 +503,39 @@
           <w:sz w:val="19"/>
           <w:szCs w:val="19"/>
         </w:rPr>
-        <w:t>Thesis: “</w:t>
-      </w:r>
-      <w:proofErr w:type="spellStart"/>
+        <w:t>Awards</w:t>
+      </w:r>
       <w:r>
         <w:rPr>
           <w:rFonts w:ascii="Garamond" w:hAnsi="Garamond" w:cs="Times New Roman"/>
           <w:sz w:val="19"/>
           <w:szCs w:val="19"/>
         </w:rPr>
-        <w:t>Supersingular</w:t>
-      </w:r>
-      <w:proofErr w:type="spellEnd"/>
+        <w:t>: D. Lorne Gales Scholarship</w:t>
+      </w:r>
       <w:r>
         <w:rPr>
           <w:rFonts w:ascii="Garamond" w:hAnsi="Garamond" w:cs="Times New Roman"/>
           <w:sz w:val="19"/>
           <w:szCs w:val="19"/>
         </w:rPr>
-        <w:t xml:space="preserve"> Elliptic Curves,” supervised by Prof. Henri Darmon.</w:t>
-      </w:r>
-    </w:p>
-    <w:p>
-      <w:pPr>
-        <w:pStyle w:val="ListParagraph"/>
-        <w:numPr>
-          <w:ilvl w:val="0"/>
-          <w:numId w:val="1"/>
-        </w:numPr>
-        <w:tabs>
-          <w:tab w:val="right" w:pos="9360"/>
-        </w:tabs>
-        <w:spacing w:line="276" w:lineRule="auto"/>
-        <w:ind w:hanging="180"/>
+        <w:t xml:space="preserve">, </w:t>
+      </w:r>
+      <w:r>
         <w:rPr>
           <w:rFonts w:ascii="Garamond" w:hAnsi="Garamond" w:cs="Times New Roman"/>
           <w:sz w:val="19"/>
           <w:szCs w:val="19"/>
         </w:rPr>
-      </w:pPr>
+        <w:t xml:space="preserve">Richard </w:t>
+      </w:r>
       <w:r>
         <w:rPr>
           <w:rFonts w:ascii="Garamond" w:hAnsi="Garamond" w:cs="Times New Roman"/>
           <w:sz w:val="19"/>
           <w:szCs w:val="19"/>
         </w:rPr>
-        <w:t>Awards</w:t>
+        <w:t xml:space="preserve">Tomlinson </w:t>
       </w:r>
       <w:r>
         <w:rPr>
@@ -556,7 +543,7 @@
           <w:sz w:val="19"/>
           <w:szCs w:val="19"/>
         </w:rPr>
-        <w:t>: D. Lorne Gales Scholarship</w:t>
+        <w:t xml:space="preserve">Undergraduate </w:t>
       </w:r>
       <w:r>
         <w:rPr>
@@ -564,15 +551,7 @@
           <w:sz w:val="19"/>
           <w:szCs w:val="19"/>
         </w:rPr>
-        <w:t xml:space="preserve">, </w:t>
-      </w:r>
-      <w:r>
-        <w:rPr>
-          <w:rFonts w:ascii="Garamond" w:hAnsi="Garamond" w:cs="Times New Roman"/>
-          <w:sz w:val="19"/>
-          <w:szCs w:val="19"/>
-        </w:rPr>
-        <w:t>Tomlinson Engagement Award for Mentoring</w:t>
+        <w:t>Award</w:t>
       </w:r>
       <w:r>
         <w:rPr>
@@ -1141,15 +1120,15 @@
           <w:sz w:val="20"/>
           <w:szCs w:val="20"/>
         </w:rPr>
-        <w:t>. Alexey Kuznetsov with help from the Indiana Alcohol Research Center.</w:t>
-      </w:r>
-      <w:r>
-        <w:rPr>
-          <w:rFonts w:ascii="Garamond" w:hAnsi="Garamond" w:cs="Times New Roman"/>
-          <w:sz w:val="20"/>
-          <w:szCs w:val="20"/>
-        </w:rPr>
-        <w:t xml:space="preserve"> Funded by the NSF.</w:t>
+        <w:t>. Alexey Kuznetsov with help from the Indiana Alcohol Research Center</w:t>
+      </w:r>
+      <w:r>
+        <w:rPr>
+          <w:rFonts w:ascii="Garamond" w:hAnsi="Garamond" w:cs="Times New Roman"/>
+          <w:sz w:val="20"/>
+          <w:szCs w:val="20"/>
+        </w:rPr>
+        <w:t>.</w:t>
       </w:r>
     </w:p>
     <w:p>
@@ -1331,6 +1310,7 @@
     <w:p>
       <w:pPr>
         <w:spacing w:line="120" w:lineRule="auto"/>
+        <w:ind w:left="180"/>
         <w:rPr>
           <w:rFonts w:ascii="Garamond" w:hAnsi="Garamond" w:cs="Times New Roman"/>
           <w:b/>
@@ -1362,17 +1342,17 @@
           <w:sz w:val="20"/>
           <w:szCs w:val="20"/>
         </w:rPr>
-        <w:t xml:space="preserve">Undergraduate </w:t>
-      </w:r>
-      <w:r>
-        <w:rPr>
-          <w:rFonts w:ascii="Garamond" w:hAnsi="Garamond" w:cs="Times New Roman"/>
-          <w:b/>
-          <w:bCs/>
-          <w:sz w:val="20"/>
-          <w:szCs w:val="20"/>
-        </w:rPr>
-        <w:t>Thesis</w:t>
+        <w:t>GARCH and ARMA Risk Computation, Hosted by You</w:t>
+      </w:r>
+      <w:r>
+        <w:rPr>
+          <w:rFonts w:ascii="Garamond" w:hAnsi="Garamond" w:cs="Times New Roman"/>
+          <w:b/>
+          <w:bCs/>
+          <w:sz w:val="20"/>
+          <w:szCs w:val="20"/>
+        </w:rPr>
+        <w:t xml:space="preserve"> (GARCHY)</w:t>
       </w:r>
       <w:r>
         <w:rPr>
@@ -1390,7 +1370,7 @@
           <w:sz w:val="20"/>
           <w:szCs w:val="20"/>
         </w:rPr>
-        <w:t>2025</w:t>
+        <w:t>2026</w:t>
       </w:r>
     </w:p>
     <w:p>
@@ -1416,7 +1396,79 @@
           <w:sz w:val="20"/>
           <w:szCs w:val="20"/>
         </w:rPr>
-        <w:t>Researched</w:t>
+        <w:t xml:space="preserve">Developed an educational, </w:t>
+      </w:r>
+      <w:hyperlink r:id="rId13" w:history="1">
+        <w:r>
+          <w:rPr>
+            <w:rStyle w:val="Hyperlink"/>
+            <w:rFonts w:ascii="Garamond" w:hAnsi="Garamond" w:cs="Times New Roman"/>
+            <w:sz w:val="20"/>
+            <w:szCs w:val="20"/>
+          </w:rPr>
+          <w:t>web-ba</w:t>
+        </w:r>
+        <w:r>
+          <w:rPr>
+            <w:rStyle w:val="Hyperlink"/>
+            <w:rFonts w:ascii="Garamond" w:hAnsi="Garamond" w:cs="Times New Roman"/>
+            <w:sz w:val="20"/>
+            <w:szCs w:val="20"/>
+          </w:rPr>
+          <w:t>s</w:t>
+        </w:r>
+        <w:r>
+          <w:rPr>
+            <w:rStyle w:val="Hyperlink"/>
+            <w:rFonts w:ascii="Garamond" w:hAnsi="Garamond" w:cs="Times New Roman"/>
+            <w:sz w:val="20"/>
+            <w:szCs w:val="20"/>
+          </w:rPr>
+          <w:t>e</w:t>
+        </w:r>
+        <w:r>
+          <w:rPr>
+            <w:rStyle w:val="Hyperlink"/>
+            <w:rFonts w:ascii="Garamond" w:hAnsi="Garamond" w:cs="Times New Roman"/>
+            <w:sz w:val="20"/>
+            <w:szCs w:val="20"/>
+          </w:rPr>
+          <w:t>d</w:t>
+        </w:r>
+        <w:r>
+          <w:rPr>
+            <w:rStyle w:val="Hyperlink"/>
+            <w:rFonts w:ascii="Garamond" w:hAnsi="Garamond" w:cs="Times New Roman"/>
+            <w:sz w:val="20"/>
+            <w:szCs w:val="20"/>
+          </w:rPr>
+          <w:t xml:space="preserve"> applet</w:t>
+        </w:r>
+      </w:hyperlink>
+      <w:r>
+        <w:rPr>
+          <w:rStyle w:val="EndnoteReference"/>
+          <w:rFonts w:ascii="Garamond" w:hAnsi="Garamond" w:cs="Times New Roman"/>
+          <w:sz w:val="20"/>
+          <w:szCs w:val="20"/>
+        </w:rPr>
+        <w:endnoteReference w:id="5"/>
+      </w:r>
+      <w:r>
+        <w:rPr>
+          <w:rFonts w:ascii="Garamond" w:hAnsi="Garamond" w:cs="Times New Roman"/>
+          <w:sz w:val="20"/>
+          <w:szCs w:val="20"/>
+        </w:rPr>
+        <w:t xml:space="preserve"> that locally trains, evaluates, and </w:t>
+      </w:r>
+      <w:r>
+        <w:rPr>
+          <w:rFonts w:ascii="Garamond" w:hAnsi="Garamond" w:cs="Times New Roman"/>
+          <w:sz w:val="20"/>
+          <w:szCs w:val="20"/>
+        </w:rPr>
+        <w:t>simulates</w:t>
       </w:r>
       <w:r>
         <w:rPr>
@@ -1426,47 +1478,45 @@
         </w:rPr>
         <w:t xml:space="preserve"> </w:t>
       </w:r>
-      <w:proofErr w:type="spellStart"/>
-      <w:r>
-        <w:rPr>
-          <w:rFonts w:ascii="Garamond" w:hAnsi="Garamond" w:cs="Times New Roman"/>
-          <w:sz w:val="20"/>
-          <w:szCs w:val="20"/>
-        </w:rPr>
-        <w:t>supersingular</w:t>
-      </w:r>
-      <w:proofErr w:type="spellEnd"/>
-      <w:r>
-        <w:rPr>
-          <w:rFonts w:ascii="Garamond" w:hAnsi="Garamond" w:cs="Times New Roman"/>
-          <w:sz w:val="20"/>
-          <w:szCs w:val="20"/>
-        </w:rPr>
-        <w:t xml:space="preserve"> elliptic curve isogeny graphs</w:t>
-      </w:r>
-      <w:r>
-        <w:rPr>
-          <w:rFonts w:ascii="Garamond" w:hAnsi="Garamond" w:cs="Times New Roman"/>
-          <w:sz w:val="20"/>
-          <w:szCs w:val="20"/>
-        </w:rPr>
-        <w:t xml:space="preserve"> (SIGs)</w:t>
-      </w:r>
-      <w:r>
-        <w:rPr>
-          <w:rFonts w:ascii="Garamond" w:hAnsi="Garamond" w:cs="Times New Roman"/>
-          <w:sz w:val="20"/>
-          <w:szCs w:val="20"/>
-        </w:rPr>
-        <w:t xml:space="preserve"> over finite fields</w:t>
-      </w:r>
-      <w:r>
-        <w:rPr>
-          <w:rFonts w:ascii="Garamond" w:hAnsi="Garamond" w:cs="Times New Roman"/>
-          <w:sz w:val="20"/>
-          <w:szCs w:val="20"/>
-        </w:rPr>
-        <w:t xml:space="preserve"> and their applications to cryptography.</w:t>
+      <w:r>
+        <w:rPr>
+          <w:rFonts w:ascii="Garamond" w:hAnsi="Garamond" w:cs="Times New Roman"/>
+          <w:sz w:val="20"/>
+          <w:szCs w:val="20"/>
+        </w:rPr>
+        <w:t xml:space="preserve">user-specified ARMA-GARCH </w:t>
+      </w:r>
+      <w:r>
+        <w:rPr>
+          <w:rFonts w:ascii="Garamond" w:hAnsi="Garamond" w:cs="Times New Roman"/>
+          <w:sz w:val="20"/>
+          <w:szCs w:val="20"/>
+        </w:rPr>
+        <w:t>statistical models on custom stock portfolio</w:t>
+      </w:r>
+      <w:r>
+        <w:rPr>
+          <w:rFonts w:ascii="Garamond" w:hAnsi="Garamond" w:cs="Times New Roman"/>
+          <w:sz w:val="20"/>
+          <w:szCs w:val="20"/>
+        </w:rPr>
+        <w:t xml:space="preserve"> data. The models can be used to</w:t>
+      </w:r>
+      <w:r>
+        <w:rPr>
+          <w:rFonts w:ascii="Garamond" w:hAnsi="Garamond" w:cs="Times New Roman"/>
+          <w:sz w:val="20"/>
+          <w:szCs w:val="20"/>
+        </w:rPr>
+        <w:t xml:space="preserve"> forecast </w:t>
+      </w:r>
+      <w:r>
+        <w:rPr>
+          <w:rFonts w:ascii="Garamond" w:hAnsi="Garamond" w:cs="Times New Roman"/>
+          <w:sz w:val="20"/>
+          <w:szCs w:val="20"/>
+        </w:rPr>
+        <w:t>risk measures and volatility.</w:t>
       </w:r>
     </w:p>
     <w:p>
@@ -1492,6 +1542,171 @@
           <w:sz w:val="20"/>
           <w:szCs w:val="20"/>
         </w:rPr>
+        <w:t>Tooltips and interactive charts aim to educate the user on</w:t>
+      </w:r>
+      <w:r>
+        <w:rPr>
+          <w:rFonts w:ascii="Garamond" w:hAnsi="Garamond" w:cs="Times New Roman"/>
+          <w:sz w:val="20"/>
+          <w:szCs w:val="20"/>
+        </w:rPr>
+        <w:t xml:space="preserve"> model dynamics, performance, and risk estimation</w:t>
+      </w:r>
+      <w:r>
+        <w:rPr>
+          <w:rFonts w:ascii="Garamond" w:hAnsi="Garamond" w:cs="Times New Roman"/>
+          <w:sz w:val="20"/>
+          <w:szCs w:val="20"/>
+        </w:rPr>
+        <w:t xml:space="preserve">. </w:t>
+      </w:r>
+    </w:p>
+    <w:p>
+      <w:pPr>
+        <w:spacing w:line="120" w:lineRule="auto"/>
+        <w:rPr>
+          <w:rFonts w:ascii="Garamond" w:hAnsi="Garamond" w:cs="Times New Roman"/>
+          <w:b/>
+          <w:bCs/>
+          <w:sz w:val="20"/>
+          <w:szCs w:val="20"/>
+        </w:rPr>
+      </w:pPr>
+    </w:p>
+    <w:p>
+      <w:pPr>
+        <w:tabs>
+          <w:tab w:val="right" w:pos="10080"/>
+        </w:tabs>
+        <w:ind w:left="360"/>
+        <w:rPr>
+          <w:rFonts w:ascii="Garamond" w:hAnsi="Garamond" w:cs="Times New Roman"/>
+          <w:b/>
+          <w:bCs/>
+          <w:sz w:val="20"/>
+          <w:szCs w:val="20"/>
+        </w:rPr>
+      </w:pPr>
+      <w:r>
+        <w:rPr>
+          <w:rFonts w:ascii="Garamond" w:hAnsi="Garamond" w:cs="Times New Roman"/>
+          <w:b/>
+          <w:bCs/>
+          <w:sz w:val="20"/>
+          <w:szCs w:val="20"/>
+        </w:rPr>
+        <w:t xml:space="preserve">Undergraduate </w:t>
+      </w:r>
+      <w:r>
+        <w:rPr>
+          <w:rFonts w:ascii="Garamond" w:hAnsi="Garamond" w:cs="Times New Roman"/>
+          <w:b/>
+          <w:bCs/>
+          <w:sz w:val="20"/>
+          <w:szCs w:val="20"/>
+        </w:rPr>
+        <w:t>Thesis</w:t>
+      </w:r>
+      <w:r>
+        <w:rPr>
+          <w:rFonts w:ascii="Garamond" w:hAnsi="Garamond" w:cs="Times New Roman"/>
+          <w:b/>
+          <w:bCs/>
+          <w:sz w:val="20"/>
+          <w:szCs w:val="20"/>
+        </w:rPr>
+        <w:tab/>
+      </w:r>
+      <w:r>
+        <w:rPr>
+          <w:rFonts w:ascii="Garamond" w:hAnsi="Garamond" w:cs="Times New Roman"/>
+          <w:sz w:val="20"/>
+          <w:szCs w:val="20"/>
+        </w:rPr>
+        <w:t>2025</w:t>
+      </w:r>
+    </w:p>
+    <w:p>
+      <w:pPr>
+        <w:pStyle w:val="ListParagraph"/>
+        <w:numPr>
+          <w:ilvl w:val="0"/>
+          <w:numId w:val="1"/>
+        </w:numPr>
+        <w:tabs>
+          <w:tab w:val="right" w:pos="9360"/>
+        </w:tabs>
+        <w:ind w:hanging="180"/>
+        <w:rPr>
+          <w:rFonts w:ascii="Garamond" w:hAnsi="Garamond" w:cs="Times New Roman"/>
+          <w:sz w:val="20"/>
+          <w:szCs w:val="20"/>
+        </w:rPr>
+      </w:pPr>
+      <w:r>
+        <w:rPr>
+          <w:rFonts w:ascii="Garamond" w:hAnsi="Garamond" w:cs="Times New Roman"/>
+          <w:sz w:val="20"/>
+          <w:szCs w:val="20"/>
+        </w:rPr>
+        <w:t>Researched</w:t>
+      </w:r>
+      <w:r>
+        <w:rPr>
+          <w:rFonts w:ascii="Garamond" w:hAnsi="Garamond" w:cs="Times New Roman"/>
+          <w:sz w:val="20"/>
+          <w:szCs w:val="20"/>
+        </w:rPr>
+        <w:t xml:space="preserve"> supersingular elliptic curve isogeny graphs</w:t>
+      </w:r>
+      <w:r>
+        <w:rPr>
+          <w:rFonts w:ascii="Garamond" w:hAnsi="Garamond" w:cs="Times New Roman"/>
+          <w:sz w:val="20"/>
+          <w:szCs w:val="20"/>
+        </w:rPr>
+        <w:t xml:space="preserve"> (SIGs)</w:t>
+      </w:r>
+      <w:r>
+        <w:rPr>
+          <w:rFonts w:ascii="Garamond" w:hAnsi="Garamond" w:cs="Times New Roman"/>
+          <w:sz w:val="20"/>
+          <w:szCs w:val="20"/>
+        </w:rPr>
+        <w:t xml:space="preserve"> over finite fields</w:t>
+      </w:r>
+      <w:r>
+        <w:rPr>
+          <w:rFonts w:ascii="Garamond" w:hAnsi="Garamond" w:cs="Times New Roman"/>
+          <w:sz w:val="20"/>
+          <w:szCs w:val="20"/>
+        </w:rPr>
+        <w:t xml:space="preserve"> and their applications to cryptography.</w:t>
+      </w:r>
+    </w:p>
+    <w:p>
+      <w:pPr>
+        <w:pStyle w:val="ListParagraph"/>
+        <w:numPr>
+          <w:ilvl w:val="0"/>
+          <w:numId w:val="1"/>
+        </w:numPr>
+        <w:tabs>
+          <w:tab w:val="right" w:pos="9360"/>
+        </w:tabs>
+        <w:ind w:hanging="180"/>
+        <w:rPr>
+          <w:rFonts w:ascii="Garamond" w:hAnsi="Garamond" w:cs="Times New Roman"/>
+          <w:sz w:val="20"/>
+          <w:szCs w:val="20"/>
+        </w:rPr>
+      </w:pPr>
+      <w:r>
+        <w:rPr>
+          <w:rFonts w:ascii="Garamond" w:hAnsi="Garamond" w:cs="Times New Roman"/>
+          <w:sz w:val="20"/>
+          <w:szCs w:val="20"/>
+        </w:rPr>
         <w:t xml:space="preserve">Implemented </w:t>
       </w:r>
       <w:r>
@@ -1500,15 +1715,7 @@
           <w:sz w:val="20"/>
           <w:szCs w:val="20"/>
         </w:rPr>
-        <w:t xml:space="preserve">SIGs </w:t>
-      </w:r>
-      <w:r>
-        <w:rPr>
-          <w:rFonts w:ascii="Garamond" w:hAnsi="Garamond" w:cs="Times New Roman"/>
-          <w:sz w:val="20"/>
-          <w:szCs w:val="20"/>
-        </w:rPr>
-        <w:t xml:space="preserve">and their underlying algebraic structures </w:t>
+        <w:t xml:space="preserve">SIGs and their underlying algebraic structures </w:t>
       </w:r>
       <w:r>
         <w:rPr>
@@ -1558,17 +1765,27 @@
         </w:rPr>
         <w:t xml:space="preserve">Report </w:t>
       </w:r>
-      <w:hyperlink r:id="rId13" w:history="1">
-        <w:r>
-          <w:rPr>
-            <w:rStyle w:val="Hyperlink"/>
-            <w:rFonts w:ascii="Garamond" w:hAnsi="Garamond" w:cs="Times New Roman"/>
-            <w:sz w:val="20"/>
-            <w:szCs w:val="20"/>
-          </w:rPr>
-          <w:t>here</w:t>
-        </w:r>
-      </w:hyperlink>
+      <w:r>
+        <w:fldChar w:fldCharType="begin"/>
+      </w:r>
+      <w:r>
+        <w:instrText>HYPERLINK "https://nicholashayek.com/tex/MATH/470/470report.pdf"</w:instrText>
+      </w:r>
+      <w:r>
+        <w:fldChar w:fldCharType="separate"/>
+      </w:r>
+      <w:r>
+        <w:rPr>
+          <w:rStyle w:val="Hyperlink"/>
+          <w:rFonts w:ascii="Garamond" w:hAnsi="Garamond" w:cs="Times New Roman"/>
+          <w:sz w:val="20"/>
+          <w:szCs w:val="20"/>
+        </w:rPr>
+        <w:t>here</w:t>
+      </w:r>
+      <w:r>
+        <w:fldChar w:fldCharType="end"/>
+      </w:r>
       <w:r>
         <w:rPr>
           <w:rStyle w:val="EndnoteReference"/>
@@ -1576,7 +1793,7 @@
           <w:sz w:val="20"/>
           <w:szCs w:val="20"/>
         </w:rPr>
-        <w:endnoteReference w:id="5"/>
+        <w:endnoteReference w:id="6"/>
       </w:r>
       <w:r>
         <w:rPr>
@@ -1703,7 +1920,7 @@
           <w:sz w:val="20"/>
           <w:szCs w:val="20"/>
         </w:rPr>
-        <w:endnoteReference w:id="6"/>
+        <w:endnoteReference w:id="7"/>
       </w:r>
       <w:r>
         <w:rPr>
@@ -1735,23 +1952,7 @@
           <w:sz w:val="20"/>
           <w:szCs w:val="20"/>
         </w:rPr>
-        <w:t xml:space="preserve">, with integer equation parsing and execution, in </w:t>
-      </w:r>
-      <w:r>
-        <w:rPr>
-          <w:rFonts w:ascii="Garamond" w:hAnsi="Garamond" w:cs="Times New Roman"/>
-          <w:sz w:val="20"/>
-          <w:szCs w:val="20"/>
-        </w:rPr>
-        <w:t>JavaScript</w:t>
-      </w:r>
-      <w:r>
-        <w:rPr>
-          <w:rFonts w:ascii="Garamond" w:hAnsi="Garamond" w:cs="Times New Roman"/>
-          <w:sz w:val="20"/>
-          <w:szCs w:val="20"/>
-        </w:rPr>
-        <w:t xml:space="preserve">. </w:t>
+        <w:t xml:space="preserve">, with integer equation parsing and execution. </w:t>
       </w:r>
     </w:p>
     <w:p>
@@ -2321,7 +2522,7 @@
           <w:sz w:val="20"/>
           <w:szCs w:val="20"/>
         </w:rPr>
-        <w:endnoteReference w:id="7"/>
+        <w:endnoteReference w:id="8"/>
       </w:r>
       <w:r>
         <w:rPr>
@@ -2442,31 +2643,7 @@
           <w:sz w:val="20"/>
           <w:szCs w:val="20"/>
         </w:rPr>
-        <w:t>C++</w:t>
-      </w:r>
-      <w:r>
-        <w:rPr>
-          <w:rFonts w:ascii="Garamond" w:hAnsi="Garamond" w:cs="Times New Roman"/>
-          <w:sz w:val="20"/>
-          <w:szCs w:val="20"/>
-        </w:rPr>
-        <w:t xml:space="preserve">, C, </w:t>
-      </w:r>
-      <w:r>
-        <w:rPr>
-          <w:rFonts w:ascii="Garamond" w:hAnsi="Garamond" w:cs="Times New Roman"/>
-          <w:sz w:val="20"/>
-          <w:szCs w:val="20"/>
-        </w:rPr>
-        <w:t>Java</w:t>
-      </w:r>
-      <w:r>
-        <w:rPr>
-          <w:rFonts w:ascii="Garamond" w:hAnsi="Garamond" w:cs="Times New Roman"/>
-          <w:sz w:val="20"/>
-          <w:szCs w:val="20"/>
-        </w:rPr>
-        <w:t xml:space="preserve">, </w:t>
+        <w:t xml:space="preserve">C++, C, Java, </w:t>
       </w:r>
       <w:r>
         <w:rPr>
@@ -2681,7 +2858,23 @@
           <w:sz w:val="20"/>
           <w:szCs w:val="20"/>
         </w:rPr>
-        <w:t xml:space="preserve">Student Researcher at the </w:t>
+        <w:t>V</w:t>
+      </w:r>
+      <w:r>
+        <w:rPr>
+          <w:rFonts w:ascii="Garamond" w:hAnsi="Garamond" w:cs="Times New Roman"/>
+          <w:sz w:val="20"/>
+          <w:szCs w:val="20"/>
+        </w:rPr>
+        <w:t xml:space="preserve">ice President, External </w:t>
+      </w:r>
+      <w:r>
+        <w:rPr>
+          <w:rFonts w:ascii="Garamond" w:hAnsi="Garamond" w:cs="Times New Roman"/>
+          <w:sz w:val="20"/>
+          <w:szCs w:val="20"/>
+        </w:rPr>
+        <w:t xml:space="preserve">at the </w:t>
       </w:r>
       <w:r>
         <w:rPr>
@@ -2690,15 +2883,31 @@
           <w:szCs w:val="20"/>
           <w:u w:val="single"/>
         </w:rPr>
-        <w:t>McGill AI Lab</w:t>
-      </w:r>
-      <w:r>
-        <w:rPr>
-          <w:rFonts w:ascii="Garamond" w:hAnsi="Garamond" w:cs="Times New Roman"/>
-          <w:sz w:val="20"/>
-          <w:szCs w:val="20"/>
-        </w:rPr>
-        <w:t xml:space="preserve"> (2025)</w:t>
+        <w:t>Society of Undergraduate Mathematics Students</w:t>
+      </w:r>
+      <w:r>
+        <w:rPr>
+          <w:rFonts w:ascii="Garamond" w:hAnsi="Garamond" w:cs="Times New Roman"/>
+          <w:sz w:val="20"/>
+          <w:szCs w:val="20"/>
+        </w:rPr>
+        <w:t xml:space="preserve"> (2024</w:t>
+      </w:r>
+      <w:r>
+        <w:rPr>
+          <w:rFonts w:ascii="Garamond" w:hAnsi="Garamond" w:cs="Times New Roman"/>
+          <w:sz w:val="20"/>
+          <w:szCs w:val="20"/>
+        </w:rPr>
+        <w:t>-2026</w:t>
+      </w:r>
+      <w:r>
+        <w:rPr>
+          <w:rFonts w:ascii="Garamond" w:hAnsi="Garamond" w:cs="Times New Roman"/>
+          <w:sz w:val="20"/>
+          <w:szCs w:val="20"/>
+        </w:rPr>
+        <w:t>)</w:t>
       </w:r>
     </w:p>
     <w:p>
@@ -2716,8 +2925,6 @@
       <w:r>
         <w:rPr>
           <w:rFonts w:ascii="Garamond" w:hAnsi="Garamond" w:cs="Times New Roman"/>
-          <w:b/>
-          <w:bCs/>
           <w:sz w:val="20"/>
           <w:szCs w:val="20"/>
         </w:rPr>
@@ -2729,7 +2936,7 @@
           <w:sz w:val="20"/>
           <w:szCs w:val="20"/>
         </w:rPr>
-        <w:t xml:space="preserve">Vice President at the </w:t>
+        <w:t xml:space="preserve">Student Researcher at the </w:t>
       </w:r>
       <w:r>
         <w:rPr>
@@ -2738,15 +2945,15 @@
           <w:szCs w:val="20"/>
           <w:u w:val="single"/>
         </w:rPr>
-        <w:t>Society of Undergraduate Mathematics Students</w:t>
-      </w:r>
-      <w:r>
-        <w:rPr>
-          <w:rFonts w:ascii="Garamond" w:hAnsi="Garamond" w:cs="Times New Roman"/>
-          <w:sz w:val="20"/>
-          <w:szCs w:val="20"/>
-        </w:rPr>
-        <w:t xml:space="preserve"> (2024-26)</w:t>
+        <w:t>McGill AI Lab</w:t>
+      </w:r>
+      <w:r>
+        <w:rPr>
+          <w:rFonts w:ascii="Garamond" w:hAnsi="Garamond" w:cs="Times New Roman"/>
+          <w:sz w:val="20"/>
+          <w:szCs w:val="20"/>
+        </w:rPr>
+        <w:t xml:space="preserve"> (2025)</w:t>
       </w:r>
     </w:p>
     <w:p>
@@ -2825,24 +3032,21 @@
         <w:tabs>
           <w:tab w:val="left" w:leader="dot" w:pos="2880"/>
         </w:tabs>
-        <w:ind w:left="2880" w:hanging="2880"/>
-        <w:rPr>
-          <w:rFonts w:ascii="Garamond" w:hAnsi="Garamond" w:cs="Times New Roman"/>
-          <w:b/>
-          <w:bCs/>
-          <w:sz w:val="20"/>
-          <w:szCs w:val="20"/>
-        </w:rPr>
-      </w:pPr>
-      <w:r>
-        <w:rPr>
-          <w:rFonts w:ascii="Garamond" w:hAnsi="Garamond" w:cs="Times New Roman"/>
-          <w:b/>
-          <w:bCs/>
-          <w:sz w:val="20"/>
-          <w:szCs w:val="20"/>
-        </w:rPr>
-        <w:t>GRE</w:t>
+        <w:rPr>
+          <w:rFonts w:ascii="Garamond" w:hAnsi="Garamond" w:cs="Times New Roman"/>
+          <w:sz w:val="20"/>
+          <w:szCs w:val="20"/>
+        </w:rPr>
+      </w:pPr>
+      <w:r>
+        <w:rPr>
+          <w:rFonts w:ascii="Garamond" w:hAnsi="Garamond" w:cs="Times New Roman"/>
+          <w:b/>
+          <w:bCs/>
+          <w:sz w:val="20"/>
+          <w:szCs w:val="20"/>
+        </w:rPr>
+        <w:t>Languages</w:t>
       </w:r>
       <w:r>
         <w:rPr>
@@ -2851,47 +3055,7 @@
           <w:szCs w:val="20"/>
         </w:rPr>
         <w:tab/>
-        <w:t>170</w:t>
-      </w:r>
-      <w:r>
-        <w:rPr>
-          <w:rFonts w:ascii="Garamond" w:hAnsi="Garamond" w:cs="Times New Roman"/>
-          <w:sz w:val="20"/>
-          <w:szCs w:val="20"/>
-        </w:rPr>
-        <w:t xml:space="preserve"> </w:t>
-      </w:r>
-      <w:r>
-        <w:rPr>
-          <w:rFonts w:ascii="Garamond" w:hAnsi="Garamond" w:cs="Times New Roman"/>
-          <w:sz w:val="20"/>
-          <w:szCs w:val="20"/>
-        </w:rPr>
-        <w:t>Quant</w:t>
-      </w:r>
-      <w:r>
-        <w:rPr>
-          <w:rFonts w:ascii="Garamond" w:hAnsi="Garamond" w:cs="Times New Roman"/>
-          <w:sz w:val="20"/>
-          <w:szCs w:val="20"/>
-        </w:rPr>
-        <w:t xml:space="preserve">itative, 165 </w:t>
-      </w:r>
-      <w:r>
-        <w:rPr>
-          <w:rFonts w:ascii="Garamond" w:hAnsi="Garamond" w:cs="Times New Roman"/>
-          <w:sz w:val="20"/>
-          <w:szCs w:val="20"/>
-        </w:rPr>
-        <w:t>Verbal</w:t>
-      </w:r>
-      <w:r>
-        <w:rPr>
-          <w:rFonts w:ascii="Garamond" w:hAnsi="Garamond" w:cs="Times New Roman"/>
-          <w:sz w:val="20"/>
-          <w:szCs w:val="20"/>
-        </w:rPr>
-        <w:t xml:space="preserve"> (2025)</w:t>
+        <w:t>English (native)</w:t>
       </w:r>
     </w:p>
     <w:p>
@@ -2913,37 +3077,6 @@
           <w:sz w:val="20"/>
           <w:szCs w:val="20"/>
         </w:rPr>
-        <w:t>Languages</w:t>
-      </w:r>
-      <w:r>
-        <w:rPr>
-          <w:rFonts w:ascii="Garamond" w:hAnsi="Garamond" w:cs="Times New Roman"/>
-          <w:sz w:val="20"/>
-          <w:szCs w:val="20"/>
-        </w:rPr>
-        <w:tab/>
-        <w:t>English (native)</w:t>
-      </w:r>
-    </w:p>
-    <w:p>
-      <w:pPr>
-        <w:tabs>
-          <w:tab w:val="left" w:leader="dot" w:pos="2880"/>
-        </w:tabs>
-        <w:rPr>
-          <w:rFonts w:ascii="Garamond" w:hAnsi="Garamond" w:cs="Times New Roman"/>
-          <w:sz w:val="20"/>
-          <w:szCs w:val="20"/>
-        </w:rPr>
-      </w:pPr>
-      <w:r>
-        <w:rPr>
-          <w:rFonts w:ascii="Garamond" w:hAnsi="Garamond" w:cs="Times New Roman"/>
-          <w:b/>
-          <w:bCs/>
-          <w:sz w:val="20"/>
-          <w:szCs w:val="20"/>
-        </w:rPr>
         <w:t>Interests</w:t>
       </w:r>
       <w:r>
@@ -2979,20 +3112,6 @@
         </w:rPr>
         <w:t xml:space="preserve"> reading</w:t>
       </w:r>
-    </w:p>
-    <w:p>
-      <w:pPr>
-        <w:tabs>
-          <w:tab w:val="left" w:pos="2880"/>
-        </w:tabs>
-        <w:rPr>
-          <w:rFonts w:ascii="Garamond" w:hAnsi="Garamond" w:cs="Times New Roman"/>
-          <w:b/>
-          <w:bCs/>
-          <w:sz w:val="19"/>
-          <w:szCs w:val="19"/>
-        </w:rPr>
-      </w:pPr>
     </w:p>
     <w:p>
       <w:pPr>
@@ -3173,15 +3292,7 @@
           <w:sz w:val="19"/>
           <w:szCs w:val="19"/>
         </w:rPr>
-        <w:t xml:space="preserve"> </w:t>
-      </w:r>
-      <w:r>
-        <w:rPr>
-          <w:rFonts w:ascii="Garamond" w:hAnsi="Garamond"/>
-          <w:sz w:val="19"/>
-          <w:szCs w:val="19"/>
-        </w:rPr>
-        <w:t>https://www.linkedin.com/in/nicholas-hayek-b24b1a243/</w:t>
+        <w:t xml:space="preserve"> https://www.linkedin.com/in/nicholas-hayek-b24b1a243/</w:t>
       </w:r>
     </w:p>
   </w:endnote>
@@ -3223,6 +3334,7 @@
           <w:rFonts w:ascii="Garamond" w:hAnsi="Garamond"/>
           <w:sz w:val="19"/>
           <w:szCs w:val="19"/>
+          <w:lang w:val="en-US"/>
         </w:rPr>
       </w:pPr>
       <w:r>
@@ -3240,11 +3352,48 @@
           <w:sz w:val="19"/>
           <w:szCs w:val="19"/>
         </w:rPr>
-        <w:t xml:space="preserve"> https://nicholashayek.com/tex/MATH/470/470report.pdf</w:t>
+        <w:t xml:space="preserve"> </w:t>
+      </w:r>
+      <w:r>
+        <w:rPr>
+          <w:rFonts w:ascii="Garamond" w:hAnsi="Garamond"/>
+          <w:sz w:val="19"/>
+          <w:szCs w:val="19"/>
+        </w:rPr>
+        <w:t>https://garchy.nicholashayek.com/</w:t>
       </w:r>
     </w:p>
   </w:endnote>
   <w:endnote w:id="6">
+    <w:p>
+      <w:pPr>
+        <w:pStyle w:val="EndnoteText"/>
+        <w:rPr>
+          <w:rFonts w:ascii="Garamond" w:hAnsi="Garamond"/>
+          <w:sz w:val="19"/>
+          <w:szCs w:val="19"/>
+        </w:rPr>
+      </w:pPr>
+      <w:r>
+        <w:rPr>
+          <w:rStyle w:val="EndnoteReference"/>
+          <w:rFonts w:ascii="Garamond" w:hAnsi="Garamond"/>
+          <w:sz w:val="19"/>
+          <w:szCs w:val="19"/>
+        </w:rPr>
+        <w:endnoteRef/>
+      </w:r>
+      <w:r>
+        <w:rPr>
+          <w:rFonts w:ascii="Garamond" w:hAnsi="Garamond"/>
+          <w:sz w:val="19"/>
+          <w:szCs w:val="19"/>
+        </w:rPr>
+        <w:t xml:space="preserve"> https://nicholashayek.com/tex/MATH/470/470report.pdf</w:t>
+      </w:r>
+    </w:p>
+  </w:endnote>
+  <w:endnote w:id="7">
     <w:p>
       <w:pPr>
         <w:pStyle w:val="EndnoteText"/>
@@ -3270,19 +3419,11 @@
           <w:sz w:val="19"/>
           <w:szCs w:val="19"/>
         </w:rPr>
-        <w:t xml:space="preserve"> </w:t>
-      </w:r>
-      <w:r>
-        <w:rPr>
-          <w:rFonts w:ascii="Garamond" w:hAnsi="Garamond"/>
-          <w:sz w:val="19"/>
-          <w:szCs w:val="19"/>
-        </w:rPr>
-        <w:t>https://yayacs.nicholashayek.com/</w:t>
+        <w:t xml:space="preserve"> https://yayacs.nicholashayek.com/</w:t>
       </w:r>
     </w:p>
   </w:endnote>
-  <w:endnote w:id="7">
+  <w:endnote w:id="8">
     <w:p>
       <w:pPr>
         <w:pStyle w:val="EndnoteText"/>

--- a/tex/git_cv/NicholasHayekQuantCV.docx
+++ b/tex/git_cv/NicholasHayekQuantCV.docx
@@ -66,36 +66,56 @@
           <w:u w:val="single"/>
         </w:rPr>
       </w:pPr>
-      <w:hyperlink r:id="rId8" w:history="1">
-        <w:r>
-          <w:rPr>
-            <w:rStyle w:val="Hyperlink"/>
-            <w:rFonts w:ascii="Garamond" w:hAnsi="Garamond" w:cs="Times New Roman"/>
-            <w:sz w:val="22"/>
-            <w:szCs w:val="22"/>
-          </w:rPr>
-          <w:t>nicholas.hayek@mail.mcgill.ca</w:t>
-        </w:r>
-      </w:hyperlink>
-      <w:r>
-        <w:rPr>
+      <w:r>
+        <w:fldChar w:fldCharType="begin"/>
+      </w:r>
+      <w:r>
+        <w:instrText>HYPERLINK "mailto:nicholas.hayek@mail.mcgill.ca"</w:instrText>
+      </w:r>
+      <w:r>
+        <w:fldChar w:fldCharType="separate"/>
+      </w:r>
+      <w:r>
+        <w:rPr>
+          <w:rStyle w:val="Hyperlink"/>
           <w:rFonts w:ascii="Garamond" w:hAnsi="Garamond" w:cs="Times New Roman"/>
           <w:sz w:val="22"/>
           <w:szCs w:val="22"/>
         </w:rPr>
+        <w:t>nicholas.hayek@mail.mcgill.ca</w:t>
+      </w:r>
+      <w:r>
+        <w:fldChar w:fldCharType="end"/>
+      </w:r>
+      <w:r>
+        <w:rPr>
+          <w:rFonts w:ascii="Garamond" w:hAnsi="Garamond" w:cs="Times New Roman"/>
+          <w:sz w:val="22"/>
+          <w:szCs w:val="22"/>
+        </w:rPr>
         <w:t xml:space="preserve"> | (330) · 888 · 2942 | </w:t>
       </w:r>
-      <w:hyperlink r:id="rId9" w:history="1">
-        <w:r>
-          <w:rPr>
-            <w:rStyle w:val="Hyperlink"/>
-            <w:rFonts w:ascii="Garamond" w:hAnsi="Garamond" w:cs="Times New Roman"/>
-            <w:sz w:val="22"/>
-            <w:szCs w:val="22"/>
-          </w:rPr>
-          <w:t>Website</w:t>
-        </w:r>
-      </w:hyperlink>
+      <w:r>
+        <w:fldChar w:fldCharType="begin"/>
+      </w:r>
+      <w:r>
+        <w:instrText>HYPERLINK "https://nicholashayek.com/"</w:instrText>
+      </w:r>
+      <w:r>
+        <w:fldChar w:fldCharType="separate"/>
+      </w:r>
+      <w:r>
+        <w:rPr>
+          <w:rStyle w:val="Hyperlink"/>
+          <w:rFonts w:ascii="Garamond" w:hAnsi="Garamond" w:cs="Times New Roman"/>
+          <w:sz w:val="22"/>
+          <w:szCs w:val="22"/>
+        </w:rPr>
+        <w:t>Website</w:t>
+      </w:r>
+      <w:r>
+        <w:fldChar w:fldCharType="end"/>
+      </w:r>
       <w:r>
         <w:rPr>
           <w:rStyle w:val="EndnoteReference"/>
@@ -111,7 +131,7 @@
         </w:rPr>
         <w:t xml:space="preserve"> </w:t>
       </w:r>
-      <w:hyperlink r:id="rId10" w:history="1">
+      <w:hyperlink r:id="rId8" w:history="1">
         <w:r>
           <w:rPr>
             <w:rStyle w:val="Hyperlink"/>
@@ -137,7 +157,7 @@
         </w:rPr>
         <w:t xml:space="preserve"> </w:t>
       </w:r>
-      <w:hyperlink r:id="rId11" w:history="1">
+      <w:hyperlink r:id="rId9" w:history="1">
         <w:r>
           <w:rPr>
             <w:rStyle w:val="Hyperlink"/>
@@ -309,6 +329,7 @@
         </w:rPr>
         <w:tab/>
       </w:r>
+      <w:proofErr w:type="spellStart"/>
       <w:r>
         <w:rPr>
           <w:rFonts w:ascii="Garamond" w:hAnsi="Garamond" w:cs="Times New Roman"/>
@@ -316,7 +337,44 @@
           <w:szCs w:val="20"/>
           <w:u w:val="single"/>
         </w:rPr>
-        <w:t xml:space="preserve">Honours </w:t>
+        <w:t xml:space="preserve">B.A. </w:t>
+      </w:r>
+      <w:r>
+        <w:rPr>
+          <w:rFonts w:ascii="Garamond" w:hAnsi="Garamond" w:cs="Times New Roman"/>
+          <w:sz w:val="20"/>
+          <w:szCs w:val="20"/>
+          <w:u w:val="single"/>
+        </w:rPr>
+        <w:t>Ho</w:t>
+      </w:r>
+      <w:r>
+        <w:rPr>
+          <w:rFonts w:ascii="Garamond" w:hAnsi="Garamond" w:cs="Times New Roman"/>
+          <w:sz w:val="20"/>
+          <w:szCs w:val="20"/>
+          <w:u w:val="single"/>
+        </w:rPr>
+        <w:t>n</w:t>
+      </w:r>
+      <w:r>
+        <w:rPr>
+          <w:rFonts w:ascii="Garamond" w:hAnsi="Garamond" w:cs="Times New Roman"/>
+          <w:sz w:val="20"/>
+          <w:szCs w:val="20"/>
+          <w:u w:val="single"/>
+        </w:rPr>
+        <w:t>s</w:t>
+      </w:r>
+      <w:proofErr w:type="spellEnd"/>
+      <w:r>
+        <w:rPr>
+          <w:rFonts w:ascii="Garamond" w:hAnsi="Garamond" w:cs="Times New Roman"/>
+          <w:sz w:val="20"/>
+          <w:szCs w:val="20"/>
+          <w:u w:val="single"/>
+        </w:rPr>
+        <w:t xml:space="preserve">, </w:t>
       </w:r>
       <w:r>
         <w:rPr>
@@ -365,7 +423,17 @@
           <w:sz w:val="20"/>
           <w:szCs w:val="20"/>
         </w:rPr>
-        <w:t>GPA: 3.</w:t>
+        <w:t xml:space="preserve">GPA: </w:t>
+      </w:r>
+      <w:r>
+        <w:rPr>
+          <w:rFonts w:ascii="Garamond" w:hAnsi="Garamond" w:cs="Times New Roman"/>
+          <w:b/>
+          <w:bCs/>
+          <w:sz w:val="20"/>
+          <w:szCs w:val="20"/>
+        </w:rPr>
+        <w:t>3.</w:t>
       </w:r>
       <w:r>
         <w:rPr>
@@ -386,14 +454,6 @@
           <w:szCs w:val="20"/>
         </w:rPr>
         <w:t>/4.0</w:t>
-      </w:r>
-      <w:r>
-        <w:rPr>
-          <w:rFonts w:ascii="Garamond" w:hAnsi="Garamond" w:cs="Times New Roman"/>
-          <w:sz w:val="20"/>
-          <w:szCs w:val="20"/>
-        </w:rPr>
-        <w:t>.</w:t>
       </w:r>
     </w:p>
     <w:p>
@@ -410,73 +470,27 @@
         <w:ind w:hanging="180"/>
         <w:rPr>
           <w:rFonts w:ascii="Garamond" w:hAnsi="Garamond" w:cs="Times New Roman"/>
-          <w:sz w:val="19"/>
-          <w:szCs w:val="19"/>
-        </w:rPr>
-      </w:pPr>
-      <w:r>
-        <w:rPr>
-          <w:rFonts w:ascii="Garamond" w:hAnsi="Garamond" w:cs="Times New Roman"/>
-          <w:sz w:val="19"/>
-          <w:szCs w:val="19"/>
-        </w:rPr>
-        <w:t xml:space="preserve">Coursework: </w:t>
-      </w:r>
-      <w:r>
-        <w:rPr>
-          <w:rFonts w:ascii="Garamond" w:hAnsi="Garamond" w:cs="Times New Roman"/>
-          <w:sz w:val="19"/>
-          <w:szCs w:val="19"/>
-        </w:rPr>
-        <w:t>Algorithmic</w:t>
-      </w:r>
-      <w:r>
-        <w:rPr>
-          <w:rFonts w:ascii="Garamond" w:hAnsi="Garamond" w:cs="Times New Roman"/>
-          <w:sz w:val="19"/>
-          <w:szCs w:val="19"/>
-        </w:rPr>
-        <w:t xml:space="preserve"> </w:t>
-      </w:r>
-      <w:r>
-        <w:rPr>
-          <w:rFonts w:ascii="Garamond" w:hAnsi="Garamond" w:cs="Times New Roman"/>
-          <w:sz w:val="19"/>
-          <w:szCs w:val="19"/>
-        </w:rPr>
-        <w:t xml:space="preserve">Game Theory, </w:t>
-      </w:r>
-      <w:r>
-        <w:rPr>
-          <w:rFonts w:ascii="Garamond" w:hAnsi="Garamond" w:cs="Times New Roman"/>
-          <w:sz w:val="19"/>
-          <w:szCs w:val="19"/>
-        </w:rPr>
-        <w:t xml:space="preserve">Stochastic Processes, </w:t>
-      </w:r>
-      <w:r>
-        <w:rPr>
-          <w:rFonts w:ascii="Garamond" w:hAnsi="Garamond" w:cs="Times New Roman"/>
-          <w:sz w:val="19"/>
-          <w:szCs w:val="19"/>
-        </w:rPr>
-        <w:t xml:space="preserve">Quantitative Risk Management, </w:t>
-      </w:r>
-      <w:r>
-        <w:rPr>
-          <w:rFonts w:ascii="Garamond" w:hAnsi="Garamond" w:cs="Times New Roman"/>
-          <w:sz w:val="19"/>
-          <w:szCs w:val="19"/>
-        </w:rPr>
-        <w:t>Machine Learning, Galois Theory</w:t>
-      </w:r>
-      <w:r>
-        <w:rPr>
-          <w:rFonts w:ascii="Garamond" w:hAnsi="Garamond" w:cs="Times New Roman"/>
-          <w:sz w:val="19"/>
-          <w:szCs w:val="19"/>
-        </w:rPr>
-        <w:t>.</w:t>
+          <w:sz w:val="20"/>
+          <w:szCs w:val="20"/>
+        </w:rPr>
+      </w:pPr>
+      <w:r>
+        <w:rPr>
+          <w:rFonts w:ascii="Garamond" w:hAnsi="Garamond" w:cs="Times New Roman"/>
+          <w:b/>
+          <w:bCs/>
+          <w:sz w:val="20"/>
+          <w:szCs w:val="20"/>
+        </w:rPr>
+        <w:t>Awards</w:t>
+      </w:r>
+      <w:r>
+        <w:rPr>
+          <w:rFonts w:ascii="Garamond" w:hAnsi="Garamond" w:cs="Times New Roman"/>
+          <w:sz w:val="20"/>
+          <w:szCs w:val="20"/>
+        </w:rPr>
+        <w:t>: D. Lorne Gales Scholarship, Richard Tomlinson Undergraduate Award, Dean’s Honour List.</w:t>
       </w:r>
     </w:p>
     <w:p>
@@ -493,89 +507,125 @@
         <w:ind w:hanging="180"/>
         <w:rPr>
           <w:rFonts w:ascii="Garamond" w:hAnsi="Garamond" w:cs="Times New Roman"/>
-          <w:sz w:val="19"/>
-          <w:szCs w:val="19"/>
-        </w:rPr>
-      </w:pPr>
-      <w:r>
-        <w:rPr>
-          <w:rFonts w:ascii="Garamond" w:hAnsi="Garamond" w:cs="Times New Roman"/>
-          <w:sz w:val="19"/>
-          <w:szCs w:val="19"/>
-        </w:rPr>
-        <w:t>Awards</w:t>
-      </w:r>
-      <w:r>
-        <w:rPr>
-          <w:rFonts w:ascii="Garamond" w:hAnsi="Garamond" w:cs="Times New Roman"/>
-          <w:sz w:val="19"/>
-          <w:szCs w:val="19"/>
-        </w:rPr>
-        <w:t>: D. Lorne Gales Scholarship</w:t>
-      </w:r>
-      <w:r>
-        <w:rPr>
-          <w:rFonts w:ascii="Garamond" w:hAnsi="Garamond" w:cs="Times New Roman"/>
-          <w:sz w:val="19"/>
-          <w:szCs w:val="19"/>
-        </w:rPr>
-        <w:t xml:space="preserve">, </w:t>
-      </w:r>
-      <w:r>
-        <w:rPr>
-          <w:rFonts w:ascii="Garamond" w:hAnsi="Garamond" w:cs="Times New Roman"/>
-          <w:sz w:val="19"/>
-          <w:szCs w:val="19"/>
-        </w:rPr>
-        <w:t xml:space="preserve">Richard </w:t>
-      </w:r>
-      <w:r>
-        <w:rPr>
-          <w:rFonts w:ascii="Garamond" w:hAnsi="Garamond" w:cs="Times New Roman"/>
-          <w:sz w:val="19"/>
-          <w:szCs w:val="19"/>
-        </w:rPr>
-        <w:t xml:space="preserve">Tomlinson </w:t>
-      </w:r>
-      <w:r>
-        <w:rPr>
-          <w:rFonts w:ascii="Garamond" w:hAnsi="Garamond" w:cs="Times New Roman"/>
-          <w:sz w:val="19"/>
-          <w:szCs w:val="19"/>
-        </w:rPr>
-        <w:t xml:space="preserve">Undergraduate </w:t>
-      </w:r>
-      <w:r>
-        <w:rPr>
-          <w:rFonts w:ascii="Garamond" w:hAnsi="Garamond" w:cs="Times New Roman"/>
-          <w:sz w:val="19"/>
-          <w:szCs w:val="19"/>
-        </w:rPr>
-        <w:t>Award</w:t>
-      </w:r>
-      <w:r>
-        <w:rPr>
-          <w:rFonts w:ascii="Garamond" w:hAnsi="Garamond" w:cs="Times New Roman"/>
-          <w:sz w:val="19"/>
-          <w:szCs w:val="19"/>
-        </w:rPr>
-        <w:t xml:space="preserve">, </w:t>
-      </w:r>
-      <w:r>
-        <w:rPr>
-          <w:rFonts w:ascii="Garamond" w:hAnsi="Garamond" w:cs="Times New Roman"/>
-          <w:sz w:val="19"/>
-          <w:szCs w:val="19"/>
-        </w:rPr>
-        <w:t>Dean’s Honour List</w:t>
-      </w:r>
-      <w:r>
-        <w:rPr>
-          <w:rFonts w:ascii="Garamond" w:hAnsi="Garamond" w:cs="Times New Roman"/>
-          <w:sz w:val="19"/>
-          <w:szCs w:val="19"/>
-        </w:rPr>
-        <w:t>.</w:t>
+          <w:sz w:val="20"/>
+          <w:szCs w:val="20"/>
+        </w:rPr>
+      </w:pPr>
+      <w:r>
+        <w:rPr>
+          <w:rFonts w:ascii="Garamond" w:hAnsi="Garamond" w:cs="Times New Roman"/>
+          <w:b/>
+          <w:bCs/>
+          <w:sz w:val="20"/>
+          <w:szCs w:val="20"/>
+        </w:rPr>
+        <w:t xml:space="preserve">Selected </w:t>
+      </w:r>
+      <w:r>
+        <w:rPr>
+          <w:rFonts w:ascii="Garamond" w:hAnsi="Garamond" w:cs="Times New Roman"/>
+          <w:b/>
+          <w:bCs/>
+          <w:sz w:val="20"/>
+          <w:szCs w:val="20"/>
+        </w:rPr>
+        <w:t>Coursework</w:t>
+      </w:r>
+      <w:r>
+        <w:rPr>
+          <w:rFonts w:ascii="Garamond" w:hAnsi="Garamond" w:cs="Times New Roman"/>
+          <w:sz w:val="20"/>
+          <w:szCs w:val="20"/>
+        </w:rPr>
+        <w:t xml:space="preserve">: </w:t>
+      </w:r>
+      <w:r>
+        <w:rPr>
+          <w:rFonts w:ascii="Garamond" w:hAnsi="Garamond" w:cs="Times New Roman"/>
+          <w:sz w:val="20"/>
+          <w:szCs w:val="20"/>
+        </w:rPr>
+        <w:t>Algorithmic</w:t>
+      </w:r>
+      <w:r>
+        <w:rPr>
+          <w:rFonts w:ascii="Garamond" w:hAnsi="Garamond" w:cs="Times New Roman"/>
+          <w:sz w:val="20"/>
+          <w:szCs w:val="20"/>
+        </w:rPr>
+        <w:t xml:space="preserve"> </w:t>
+      </w:r>
+      <w:r>
+        <w:rPr>
+          <w:rFonts w:ascii="Garamond" w:hAnsi="Garamond" w:cs="Times New Roman"/>
+          <w:sz w:val="20"/>
+          <w:szCs w:val="20"/>
+        </w:rPr>
+        <w:t>Game Theory</w:t>
+      </w:r>
+      <w:r>
+        <w:rPr>
+          <w:rFonts w:ascii="Garamond" w:hAnsi="Garamond" w:cs="Times New Roman"/>
+          <w:sz w:val="20"/>
+          <w:szCs w:val="20"/>
+        </w:rPr>
+        <w:t>,</w:t>
+      </w:r>
+      <w:r>
+        <w:rPr>
+          <w:rFonts w:ascii="Garamond" w:hAnsi="Garamond" w:cs="Times New Roman"/>
+          <w:sz w:val="20"/>
+          <w:szCs w:val="20"/>
+        </w:rPr>
+        <w:t xml:space="preserve"> </w:t>
+      </w:r>
+      <w:r>
+        <w:rPr>
+          <w:rFonts w:ascii="Garamond" w:hAnsi="Garamond" w:cs="Times New Roman"/>
+          <w:sz w:val="20"/>
+          <w:szCs w:val="20"/>
+        </w:rPr>
+        <w:t>Quantitative Risk Management</w:t>
+      </w:r>
+      <w:r>
+        <w:rPr>
+          <w:rFonts w:ascii="Garamond" w:hAnsi="Garamond" w:cs="Times New Roman"/>
+          <w:sz w:val="20"/>
+          <w:szCs w:val="20"/>
+        </w:rPr>
+        <w:t>,</w:t>
+      </w:r>
+      <w:r>
+        <w:rPr>
+          <w:rFonts w:ascii="Garamond" w:hAnsi="Garamond" w:cs="Times New Roman"/>
+          <w:sz w:val="20"/>
+          <w:szCs w:val="20"/>
+        </w:rPr>
+        <w:t xml:space="preserve"> Stochastic Processes,</w:t>
+      </w:r>
+      <w:r>
+        <w:rPr>
+          <w:rFonts w:ascii="Garamond" w:hAnsi="Garamond" w:cs="Times New Roman"/>
+          <w:sz w:val="20"/>
+          <w:szCs w:val="20"/>
+        </w:rPr>
+        <w:t xml:space="preserve"> </w:t>
+      </w:r>
+      <w:r>
+        <w:rPr>
+          <w:rFonts w:ascii="Garamond" w:hAnsi="Garamond" w:cs="Times New Roman"/>
+          <w:sz w:val="20"/>
+          <w:szCs w:val="20"/>
+        </w:rPr>
+        <w:t>Machine Learning, Galois Theory, Homological Algebra, Propositional Proof Complexity</w:t>
+      </w:r>
+      <w:r>
+        <w:rPr>
+          <w:rFonts w:ascii="Garamond" w:hAnsi="Garamond" w:cs="Times New Roman"/>
+          <w:sz w:val="20"/>
+          <w:szCs w:val="20"/>
+        </w:rPr>
+        <w:t xml:space="preserve">. </w:t>
       </w:r>
     </w:p>
     <w:p>
@@ -692,7 +742,23 @@
           <w:sz w:val="20"/>
           <w:szCs w:val="20"/>
         </w:rPr>
-        <w:t>Montreal, QC</w:t>
+        <w:t>Montr</w:t>
+      </w:r>
+      <w:r>
+        <w:rPr>
+          <w:rFonts w:ascii="Garamond" w:hAnsi="Garamond" w:cs="Times New Roman"/>
+          <w:sz w:val="20"/>
+          <w:szCs w:val="20"/>
+        </w:rPr>
+        <w:t>é</w:t>
+      </w:r>
+      <w:r>
+        <w:rPr>
+          <w:rFonts w:ascii="Garamond" w:hAnsi="Garamond" w:cs="Times New Roman"/>
+          <w:sz w:val="20"/>
+          <w:szCs w:val="20"/>
+        </w:rPr>
+        <w:t>al, QC</w:t>
       </w:r>
       <w:r>
         <w:rPr>
@@ -767,7 +833,23 @@
           <w:sz w:val="20"/>
           <w:szCs w:val="20"/>
         </w:rPr>
-        <w:t>Run a weekly problem seminar for</w:t>
+        <w:t xml:space="preserve">Run weekly </w:t>
+      </w:r>
+      <w:r>
+        <w:rPr>
+          <w:rFonts w:ascii="Garamond" w:hAnsi="Garamond" w:cs="Times New Roman"/>
+          <w:sz w:val="20"/>
+          <w:szCs w:val="20"/>
+        </w:rPr>
+        <w:t>tutorials</w:t>
+      </w:r>
+      <w:r>
+        <w:rPr>
+          <w:rFonts w:ascii="Garamond" w:hAnsi="Garamond" w:cs="Times New Roman"/>
+          <w:sz w:val="20"/>
+          <w:szCs w:val="20"/>
+        </w:rPr>
+        <w:t xml:space="preserve"> for</w:t>
       </w:r>
       <w:r>
         <w:rPr>
@@ -782,7 +864,15 @@
           <w:sz w:val="20"/>
           <w:szCs w:val="20"/>
         </w:rPr>
-        <w:t>330 students in Advanced Calculus for Engineers.</w:t>
+        <w:t>330 students in Advanced Calculus for Engineers</w:t>
+      </w:r>
+      <w:r>
+        <w:rPr>
+          <w:rFonts w:ascii="Garamond" w:hAnsi="Garamond" w:cs="Times New Roman"/>
+          <w:sz w:val="20"/>
+          <w:szCs w:val="20"/>
+        </w:rPr>
+        <w:t xml:space="preserve"> (vector calculus and partial differential equations).</w:t>
       </w:r>
     </w:p>
     <w:p>
@@ -808,7 +898,15 @@
           <w:sz w:val="20"/>
           <w:szCs w:val="20"/>
         </w:rPr>
-        <w:t>Review and grade homework assignments for 80 students in Honours Algebra I.</w:t>
+        <w:t>Review and grade homework assignments for 80 students in Honours Algebra I</w:t>
+      </w:r>
+      <w:r>
+        <w:rPr>
+          <w:rFonts w:ascii="Garamond" w:hAnsi="Garamond" w:cs="Times New Roman"/>
+          <w:sz w:val="20"/>
+          <w:szCs w:val="20"/>
+        </w:rPr>
+        <w:t xml:space="preserve"> (group, ring, and field theory).</w:t>
       </w:r>
     </w:p>
     <w:p>
@@ -1174,7 +1272,6 @@
     <w:p>
       <w:pPr>
         <w:spacing w:line="120" w:lineRule="auto"/>
-        <w:ind w:left="180"/>
         <w:rPr>
           <w:rFonts w:ascii="Garamond" w:hAnsi="Garamond" w:cs="Times New Roman"/>
           <w:b/>
@@ -1206,7 +1303,19 @@
           <w:sz w:val="20"/>
           <w:szCs w:val="20"/>
         </w:rPr>
-        <w:t>Mathematics Transcription</w:t>
+        <w:t xml:space="preserve">Director of the </w:t>
+      </w:r>
+      <w:r>
+        <w:rPr>
+          <w:rFonts w:ascii="Garamond" w:hAnsi="Garamond" w:cs="Times New Roman"/>
+          <w:b/>
+          <w:bCs/>
+          <w:i/>
+          <w:iCs/>
+          <w:sz w:val="20"/>
+          <w:szCs w:val="20"/>
+        </w:rPr>
+        <w:t>McGill Undergraduate Mathematics Research Journal</w:t>
       </w:r>
       <w:r>
         <w:rPr>
@@ -1224,7 +1333,15 @@
           <w:sz w:val="20"/>
           <w:szCs w:val="20"/>
         </w:rPr>
-        <w:t>2023 - present</w:t>
+        <w:t xml:space="preserve">2024 - </w:t>
+      </w:r>
+      <w:r>
+        <w:rPr>
+          <w:rFonts w:ascii="Garamond" w:hAnsi="Garamond" w:cs="Times New Roman"/>
+          <w:sz w:val="20"/>
+          <w:szCs w:val="20"/>
+        </w:rPr>
+        <w:t>present</w:t>
       </w:r>
     </w:p>
     <w:p>
@@ -1250,7 +1367,23 @@
           <w:sz w:val="20"/>
           <w:szCs w:val="20"/>
         </w:rPr>
-        <w:t xml:space="preserve">Typeset guides in linear algebra, probability, discrete math, group theory, and representation theory, among others, in LaTeX. </w:t>
+        <w:t>Spearheaded</w:t>
+      </w:r>
+      <w:r>
+        <w:rPr>
+          <w:rFonts w:ascii="Garamond" w:hAnsi="Garamond" w:cs="Times New Roman"/>
+          <w:sz w:val="20"/>
+          <w:szCs w:val="20"/>
+        </w:rPr>
+        <w:t xml:space="preserve"> the re-establishment of McGill’s peer-reviewed, undergraduate math research journal</w:t>
+      </w:r>
+      <w:r>
+        <w:rPr>
+          <w:rFonts w:ascii="Garamond" w:hAnsi="Garamond" w:cs="Times New Roman"/>
+          <w:sz w:val="20"/>
+          <w:szCs w:val="20"/>
+        </w:rPr>
+        <w:t>.</w:t>
       </w:r>
     </w:p>
     <w:p>
@@ -1276,7 +1409,632 @@
           <w:sz w:val="20"/>
           <w:szCs w:val="20"/>
         </w:rPr>
-        <w:t xml:space="preserve">Published by the McGill Society of Mathematics Students, with ~150 downloads per month. Example </w:t>
+        <w:t>Recruited</w:t>
+      </w:r>
+      <w:r>
+        <w:rPr>
+          <w:rFonts w:ascii="Garamond" w:hAnsi="Garamond" w:cs="Times New Roman"/>
+          <w:sz w:val="20"/>
+          <w:szCs w:val="20"/>
+        </w:rPr>
+        <w:t xml:space="preserve"> and managed</w:t>
+      </w:r>
+      <w:r>
+        <w:rPr>
+          <w:rFonts w:ascii="Garamond" w:hAnsi="Garamond" w:cs="Times New Roman"/>
+          <w:sz w:val="20"/>
+          <w:szCs w:val="20"/>
+        </w:rPr>
+        <w:t xml:space="preserve"> editorial and </w:t>
+      </w:r>
+      <w:r>
+        <w:rPr>
+          <w:rFonts w:ascii="Garamond" w:hAnsi="Garamond" w:cs="Times New Roman"/>
+          <w:sz w:val="20"/>
+          <w:szCs w:val="20"/>
+        </w:rPr>
+        <w:t>peer</w:t>
+      </w:r>
+      <w:r>
+        <w:rPr>
+          <w:rFonts w:ascii="Garamond" w:hAnsi="Garamond" w:cs="Times New Roman"/>
+          <w:sz w:val="20"/>
+          <w:szCs w:val="20"/>
+        </w:rPr>
+        <w:t xml:space="preserve"> review teams, fundraised, and assisted in editing and publishing</w:t>
+      </w:r>
+      <w:r>
+        <w:rPr>
+          <w:rFonts w:ascii="Garamond" w:hAnsi="Garamond" w:cs="Times New Roman"/>
+          <w:sz w:val="20"/>
+          <w:szCs w:val="20"/>
+        </w:rPr>
+        <w:t>.</w:t>
+      </w:r>
+    </w:p>
+    <w:p>
+      <w:pPr>
+        <w:spacing w:line="120" w:lineRule="auto"/>
+        <w:ind w:left="180"/>
+        <w:rPr>
+          <w:rFonts w:ascii="Garamond" w:hAnsi="Garamond" w:cs="Times New Roman"/>
+          <w:b/>
+          <w:bCs/>
+          <w:sz w:val="20"/>
+          <w:szCs w:val="20"/>
+        </w:rPr>
+      </w:pPr>
+    </w:p>
+    <w:p>
+      <w:pPr>
+        <w:tabs>
+          <w:tab w:val="right" w:pos="10080"/>
+        </w:tabs>
+        <w:ind w:left="360"/>
+        <w:rPr>
+          <w:rFonts w:ascii="Garamond" w:hAnsi="Garamond" w:cs="Times New Roman"/>
+          <w:b/>
+          <w:bCs/>
+          <w:sz w:val="20"/>
+          <w:szCs w:val="20"/>
+        </w:rPr>
+      </w:pPr>
+      <w:r>
+        <w:rPr>
+          <w:rFonts w:ascii="Garamond" w:hAnsi="Garamond" w:cs="Times New Roman"/>
+          <w:b/>
+          <w:bCs/>
+          <w:sz w:val="20"/>
+          <w:szCs w:val="20"/>
+        </w:rPr>
+        <w:t>Mathematics Transcription</w:t>
+      </w:r>
+      <w:r>
+        <w:rPr>
+          <w:rFonts w:ascii="Garamond" w:hAnsi="Garamond" w:cs="Times New Roman"/>
+          <w:b/>
+          <w:bCs/>
+          <w:sz w:val="20"/>
+          <w:szCs w:val="20"/>
+        </w:rPr>
+        <w:tab/>
+      </w:r>
+      <w:r>
+        <w:rPr>
+          <w:rFonts w:ascii="Garamond" w:hAnsi="Garamond" w:cs="Times New Roman"/>
+          <w:sz w:val="20"/>
+          <w:szCs w:val="20"/>
+        </w:rPr>
+        <w:t>2023 - present</w:t>
+      </w:r>
+    </w:p>
+    <w:p>
+      <w:pPr>
+        <w:pStyle w:val="ListParagraph"/>
+        <w:numPr>
+          <w:ilvl w:val="0"/>
+          <w:numId w:val="1"/>
+        </w:numPr>
+        <w:tabs>
+          <w:tab w:val="right" w:pos="9360"/>
+        </w:tabs>
+        <w:ind w:hanging="180"/>
+        <w:rPr>
+          <w:rFonts w:ascii="Garamond" w:hAnsi="Garamond" w:cs="Times New Roman"/>
+          <w:sz w:val="20"/>
+          <w:szCs w:val="20"/>
+        </w:rPr>
+      </w:pPr>
+      <w:r>
+        <w:rPr>
+          <w:rFonts w:ascii="Garamond" w:hAnsi="Garamond" w:cs="Times New Roman"/>
+          <w:sz w:val="20"/>
+          <w:szCs w:val="20"/>
+        </w:rPr>
+        <w:t xml:space="preserve">Typeset guides in linear algebra, probability, discrete math, group theory, and representation theory, among others, in LaTeX. </w:t>
+      </w:r>
+    </w:p>
+    <w:p>
+      <w:pPr>
+        <w:pStyle w:val="ListParagraph"/>
+        <w:numPr>
+          <w:ilvl w:val="0"/>
+          <w:numId w:val="1"/>
+        </w:numPr>
+        <w:tabs>
+          <w:tab w:val="right" w:pos="9360"/>
+        </w:tabs>
+        <w:ind w:hanging="180"/>
+        <w:rPr>
+          <w:rFonts w:ascii="Garamond" w:hAnsi="Garamond" w:cs="Times New Roman"/>
+          <w:sz w:val="20"/>
+          <w:szCs w:val="20"/>
+        </w:rPr>
+      </w:pPr>
+      <w:r>
+        <w:rPr>
+          <w:rFonts w:ascii="Garamond" w:hAnsi="Garamond" w:cs="Times New Roman"/>
+          <w:sz w:val="20"/>
+          <w:szCs w:val="20"/>
+        </w:rPr>
+        <w:t xml:space="preserve">Published by the McGill Society of </w:t>
+      </w:r>
+      <w:r>
+        <w:rPr>
+          <w:rFonts w:ascii="Garamond" w:hAnsi="Garamond" w:cs="Times New Roman"/>
+          <w:sz w:val="20"/>
+          <w:szCs w:val="20"/>
+        </w:rPr>
+        <w:t xml:space="preserve">Undergraduate </w:t>
+      </w:r>
+      <w:r>
+        <w:rPr>
+          <w:rFonts w:ascii="Garamond" w:hAnsi="Garamond" w:cs="Times New Roman"/>
+          <w:sz w:val="20"/>
+          <w:szCs w:val="20"/>
+        </w:rPr>
+        <w:t xml:space="preserve">Mathematics Students, with ~150 downloads per month. Example </w:t>
+      </w:r>
+      <w:hyperlink r:id="rId10" w:history="1">
+        <w:r>
+          <w:rPr>
+            <w:rStyle w:val="Hyperlink"/>
+            <w:rFonts w:ascii="Garamond" w:hAnsi="Garamond" w:cs="Times New Roman"/>
+            <w:sz w:val="20"/>
+            <w:szCs w:val="20"/>
+          </w:rPr>
+          <w:t>here</w:t>
+        </w:r>
+      </w:hyperlink>
+      <w:r>
+        <w:rPr>
+          <w:rStyle w:val="EndnoteReference"/>
+          <w:rFonts w:ascii="Garamond" w:hAnsi="Garamond"/>
+          <w:sz w:val="20"/>
+          <w:szCs w:val="20"/>
+        </w:rPr>
+        <w:endnoteReference w:id="4"/>
+      </w:r>
+      <w:r>
+        <w:rPr>
+          <w:rFonts w:ascii="Garamond" w:hAnsi="Garamond" w:cs="Times New Roman"/>
+          <w:sz w:val="20"/>
+          <w:szCs w:val="20"/>
+        </w:rPr>
+        <w:t>.</w:t>
+      </w:r>
+    </w:p>
+    <w:p>
+      <w:pPr>
+        <w:spacing w:line="120" w:lineRule="auto"/>
+        <w:ind w:left="180"/>
+        <w:rPr>
+          <w:rFonts w:ascii="Garamond" w:hAnsi="Garamond" w:cs="Times New Roman"/>
+          <w:b/>
+          <w:bCs/>
+          <w:sz w:val="20"/>
+          <w:szCs w:val="20"/>
+        </w:rPr>
+      </w:pPr>
+    </w:p>
+    <w:p>
+      <w:pPr>
+        <w:tabs>
+          <w:tab w:val="right" w:pos="10080"/>
+        </w:tabs>
+        <w:ind w:left="360"/>
+        <w:rPr>
+          <w:rFonts w:ascii="Garamond" w:hAnsi="Garamond" w:cs="Times New Roman"/>
+          <w:b/>
+          <w:bCs/>
+          <w:sz w:val="20"/>
+          <w:szCs w:val="20"/>
+        </w:rPr>
+      </w:pPr>
+      <w:r>
+        <w:rPr>
+          <w:rFonts w:ascii="Garamond" w:hAnsi="Garamond" w:cs="Times New Roman"/>
+          <w:b/>
+          <w:bCs/>
+          <w:sz w:val="20"/>
+          <w:szCs w:val="20"/>
+        </w:rPr>
+        <w:t>GARCH and ARMA Risk Computation, Hosted by You</w:t>
+      </w:r>
+      <w:r>
+        <w:rPr>
+          <w:rFonts w:ascii="Garamond" w:hAnsi="Garamond" w:cs="Times New Roman"/>
+          <w:b/>
+          <w:bCs/>
+          <w:sz w:val="20"/>
+          <w:szCs w:val="20"/>
+        </w:rPr>
+        <w:t xml:space="preserve"> (GARCHY)</w:t>
+      </w:r>
+      <w:r>
+        <w:rPr>
+          <w:rFonts w:ascii="Garamond" w:hAnsi="Garamond" w:cs="Times New Roman"/>
+          <w:b/>
+          <w:bCs/>
+          <w:sz w:val="20"/>
+          <w:szCs w:val="20"/>
+        </w:rPr>
+        <w:tab/>
+      </w:r>
+      <w:r>
+        <w:rPr>
+          <w:rFonts w:ascii="Garamond" w:hAnsi="Garamond" w:cs="Times New Roman"/>
+          <w:sz w:val="20"/>
+          <w:szCs w:val="20"/>
+        </w:rPr>
+        <w:t>2026</w:t>
+      </w:r>
+    </w:p>
+    <w:p>
+      <w:pPr>
+        <w:pStyle w:val="ListParagraph"/>
+        <w:numPr>
+          <w:ilvl w:val="0"/>
+          <w:numId w:val="1"/>
+        </w:numPr>
+        <w:tabs>
+          <w:tab w:val="right" w:pos="9360"/>
+        </w:tabs>
+        <w:ind w:hanging="180"/>
+        <w:rPr>
+          <w:rFonts w:ascii="Garamond" w:hAnsi="Garamond" w:cs="Times New Roman"/>
+          <w:sz w:val="20"/>
+          <w:szCs w:val="20"/>
+        </w:rPr>
+      </w:pPr>
+      <w:r>
+        <w:rPr>
+          <w:rFonts w:ascii="Garamond" w:hAnsi="Garamond" w:cs="Times New Roman"/>
+          <w:sz w:val="20"/>
+          <w:szCs w:val="20"/>
+        </w:rPr>
+        <w:t xml:space="preserve">Developed an educational, </w:t>
+      </w:r>
+      <w:hyperlink r:id="rId11" w:history="1">
+        <w:r>
+          <w:rPr>
+            <w:rStyle w:val="Hyperlink"/>
+            <w:rFonts w:ascii="Garamond" w:hAnsi="Garamond" w:cs="Times New Roman"/>
+            <w:sz w:val="20"/>
+            <w:szCs w:val="20"/>
+          </w:rPr>
+          <w:t>web-based applet</w:t>
+        </w:r>
+      </w:hyperlink>
+      <w:r>
+        <w:rPr>
+          <w:rStyle w:val="EndnoteReference"/>
+          <w:rFonts w:ascii="Garamond" w:hAnsi="Garamond" w:cs="Times New Roman"/>
+          <w:sz w:val="20"/>
+          <w:szCs w:val="20"/>
+        </w:rPr>
+        <w:endnoteReference w:id="5"/>
+      </w:r>
+      <w:r>
+        <w:rPr>
+          <w:rFonts w:ascii="Garamond" w:hAnsi="Garamond" w:cs="Times New Roman"/>
+          <w:sz w:val="20"/>
+          <w:szCs w:val="20"/>
+        </w:rPr>
+        <w:t xml:space="preserve"> that locally trains, evaluates, and </w:t>
+      </w:r>
+      <w:r>
+        <w:rPr>
+          <w:rFonts w:ascii="Garamond" w:hAnsi="Garamond" w:cs="Times New Roman"/>
+          <w:sz w:val="20"/>
+          <w:szCs w:val="20"/>
+        </w:rPr>
+        <w:t>simulates</w:t>
+      </w:r>
+      <w:r>
+        <w:rPr>
+          <w:rFonts w:ascii="Garamond" w:hAnsi="Garamond" w:cs="Times New Roman"/>
+          <w:sz w:val="20"/>
+          <w:szCs w:val="20"/>
+        </w:rPr>
+        <w:t xml:space="preserve"> </w:t>
+      </w:r>
+      <w:r>
+        <w:rPr>
+          <w:rFonts w:ascii="Garamond" w:hAnsi="Garamond" w:cs="Times New Roman"/>
+          <w:sz w:val="20"/>
+          <w:szCs w:val="20"/>
+        </w:rPr>
+        <w:t xml:space="preserve">user-specified ARMA-GARCH </w:t>
+      </w:r>
+      <w:r>
+        <w:rPr>
+          <w:rFonts w:ascii="Garamond" w:hAnsi="Garamond" w:cs="Times New Roman"/>
+          <w:sz w:val="20"/>
+          <w:szCs w:val="20"/>
+        </w:rPr>
+        <w:t>statistical models on custom stock portfolio</w:t>
+      </w:r>
+      <w:r>
+        <w:rPr>
+          <w:rFonts w:ascii="Garamond" w:hAnsi="Garamond" w:cs="Times New Roman"/>
+          <w:sz w:val="20"/>
+          <w:szCs w:val="20"/>
+        </w:rPr>
+        <w:t xml:space="preserve"> data. The models can be used to</w:t>
+      </w:r>
+      <w:r>
+        <w:rPr>
+          <w:rFonts w:ascii="Garamond" w:hAnsi="Garamond" w:cs="Times New Roman"/>
+          <w:sz w:val="20"/>
+          <w:szCs w:val="20"/>
+        </w:rPr>
+        <w:t xml:space="preserve"> forecast </w:t>
+      </w:r>
+      <w:r>
+        <w:rPr>
+          <w:rFonts w:ascii="Garamond" w:hAnsi="Garamond" w:cs="Times New Roman"/>
+          <w:sz w:val="20"/>
+          <w:szCs w:val="20"/>
+        </w:rPr>
+        <w:t>risk measures and volatility.</w:t>
+      </w:r>
+    </w:p>
+    <w:p>
+      <w:pPr>
+        <w:pStyle w:val="ListParagraph"/>
+        <w:numPr>
+          <w:ilvl w:val="0"/>
+          <w:numId w:val="1"/>
+        </w:numPr>
+        <w:tabs>
+          <w:tab w:val="right" w:pos="9360"/>
+        </w:tabs>
+        <w:ind w:hanging="180"/>
+        <w:rPr>
+          <w:rFonts w:ascii="Garamond" w:hAnsi="Garamond" w:cs="Times New Roman"/>
+          <w:sz w:val="20"/>
+          <w:szCs w:val="20"/>
+        </w:rPr>
+      </w:pPr>
+      <w:r>
+        <w:rPr>
+          <w:rFonts w:ascii="Garamond" w:hAnsi="Garamond" w:cs="Times New Roman"/>
+          <w:sz w:val="20"/>
+          <w:szCs w:val="20"/>
+        </w:rPr>
+        <w:t>Tooltips and interactive charts aim to educate the user on</w:t>
+      </w:r>
+      <w:r>
+        <w:rPr>
+          <w:rFonts w:ascii="Garamond" w:hAnsi="Garamond" w:cs="Times New Roman"/>
+          <w:sz w:val="20"/>
+          <w:szCs w:val="20"/>
+        </w:rPr>
+        <w:t xml:space="preserve"> model dynamics, performance, and risk estimation</w:t>
+      </w:r>
+      <w:r>
+        <w:rPr>
+          <w:rFonts w:ascii="Garamond" w:hAnsi="Garamond" w:cs="Times New Roman"/>
+          <w:sz w:val="20"/>
+          <w:szCs w:val="20"/>
+        </w:rPr>
+        <w:t xml:space="preserve">. </w:t>
+      </w:r>
+    </w:p>
+    <w:p>
+      <w:pPr>
+        <w:spacing w:line="120" w:lineRule="auto"/>
+        <w:rPr>
+          <w:rFonts w:ascii="Garamond" w:hAnsi="Garamond" w:cs="Times New Roman"/>
+          <w:b/>
+          <w:bCs/>
+          <w:sz w:val="20"/>
+          <w:szCs w:val="20"/>
+        </w:rPr>
+      </w:pPr>
+    </w:p>
+    <w:p>
+      <w:pPr>
+        <w:tabs>
+          <w:tab w:val="right" w:pos="10080"/>
+        </w:tabs>
+        <w:ind w:left="360"/>
+        <w:rPr>
+          <w:rFonts w:ascii="Garamond" w:hAnsi="Garamond" w:cs="Times New Roman"/>
+          <w:b/>
+          <w:bCs/>
+          <w:sz w:val="20"/>
+          <w:szCs w:val="20"/>
+        </w:rPr>
+      </w:pPr>
+      <w:r>
+        <w:rPr>
+          <w:rFonts w:ascii="Garamond" w:hAnsi="Garamond" w:cs="Times New Roman"/>
+          <w:b/>
+          <w:bCs/>
+          <w:sz w:val="20"/>
+          <w:szCs w:val="20"/>
+        </w:rPr>
+        <w:t xml:space="preserve">Honours </w:t>
+      </w:r>
+      <w:r>
+        <w:rPr>
+          <w:rFonts w:ascii="Garamond" w:hAnsi="Garamond" w:cs="Times New Roman"/>
+          <w:b/>
+          <w:bCs/>
+          <w:sz w:val="20"/>
+          <w:szCs w:val="20"/>
+        </w:rPr>
+        <w:t xml:space="preserve">Undergraduate </w:t>
+      </w:r>
+      <w:r>
+        <w:rPr>
+          <w:rFonts w:ascii="Garamond" w:hAnsi="Garamond" w:cs="Times New Roman"/>
+          <w:b/>
+          <w:bCs/>
+          <w:sz w:val="20"/>
+          <w:szCs w:val="20"/>
+        </w:rPr>
+        <w:t>Thesis</w:t>
+      </w:r>
+      <w:r>
+        <w:rPr>
+          <w:rFonts w:ascii="Garamond" w:hAnsi="Garamond" w:cs="Times New Roman"/>
+          <w:b/>
+          <w:bCs/>
+          <w:sz w:val="20"/>
+          <w:szCs w:val="20"/>
+        </w:rPr>
+        <w:tab/>
+      </w:r>
+      <w:r>
+        <w:rPr>
+          <w:rFonts w:ascii="Garamond" w:hAnsi="Garamond" w:cs="Times New Roman"/>
+          <w:sz w:val="20"/>
+          <w:szCs w:val="20"/>
+        </w:rPr>
+        <w:t>2025</w:t>
+      </w:r>
+    </w:p>
+    <w:p>
+      <w:pPr>
+        <w:pStyle w:val="ListParagraph"/>
+        <w:numPr>
+          <w:ilvl w:val="0"/>
+          <w:numId w:val="1"/>
+        </w:numPr>
+        <w:tabs>
+          <w:tab w:val="right" w:pos="9360"/>
+        </w:tabs>
+        <w:ind w:hanging="180"/>
+        <w:rPr>
+          <w:rFonts w:ascii="Garamond" w:hAnsi="Garamond" w:cs="Times New Roman"/>
+          <w:sz w:val="20"/>
+          <w:szCs w:val="20"/>
+        </w:rPr>
+      </w:pPr>
+      <w:r>
+        <w:rPr>
+          <w:rFonts w:ascii="Garamond" w:hAnsi="Garamond" w:cs="Times New Roman"/>
+          <w:sz w:val="20"/>
+          <w:szCs w:val="20"/>
+        </w:rPr>
+        <w:t>Researched</w:t>
+      </w:r>
+      <w:r>
+        <w:rPr>
+          <w:rFonts w:ascii="Garamond" w:hAnsi="Garamond" w:cs="Times New Roman"/>
+          <w:sz w:val="20"/>
+          <w:szCs w:val="20"/>
+        </w:rPr>
+        <w:t xml:space="preserve"> supersingular elliptic curve isogeny graphs</w:t>
+      </w:r>
+      <w:r>
+        <w:rPr>
+          <w:rFonts w:ascii="Garamond" w:hAnsi="Garamond" w:cs="Times New Roman"/>
+          <w:sz w:val="20"/>
+          <w:szCs w:val="20"/>
+        </w:rPr>
+        <w:t xml:space="preserve"> (SIGs)</w:t>
+      </w:r>
+      <w:r>
+        <w:rPr>
+          <w:rFonts w:ascii="Garamond" w:hAnsi="Garamond" w:cs="Times New Roman"/>
+          <w:sz w:val="20"/>
+          <w:szCs w:val="20"/>
+        </w:rPr>
+        <w:t xml:space="preserve"> over finite fields</w:t>
+      </w:r>
+      <w:r>
+        <w:rPr>
+          <w:rFonts w:ascii="Garamond" w:hAnsi="Garamond" w:cs="Times New Roman"/>
+          <w:sz w:val="20"/>
+          <w:szCs w:val="20"/>
+        </w:rPr>
+        <w:t xml:space="preserve"> and their applications to cryptography.</w:t>
+      </w:r>
+    </w:p>
+    <w:p>
+      <w:pPr>
+        <w:pStyle w:val="ListParagraph"/>
+        <w:numPr>
+          <w:ilvl w:val="0"/>
+          <w:numId w:val="1"/>
+        </w:numPr>
+        <w:tabs>
+          <w:tab w:val="right" w:pos="9360"/>
+        </w:tabs>
+        <w:ind w:hanging="180"/>
+        <w:rPr>
+          <w:rFonts w:ascii="Garamond" w:hAnsi="Garamond" w:cs="Times New Roman"/>
+          <w:sz w:val="20"/>
+          <w:szCs w:val="20"/>
+        </w:rPr>
+      </w:pPr>
+      <w:r>
+        <w:rPr>
+          <w:rFonts w:ascii="Garamond" w:hAnsi="Garamond" w:cs="Times New Roman"/>
+          <w:sz w:val="20"/>
+          <w:szCs w:val="20"/>
+        </w:rPr>
+        <w:t xml:space="preserve">Implemented </w:t>
+      </w:r>
+      <w:r>
+        <w:rPr>
+          <w:rFonts w:ascii="Garamond" w:hAnsi="Garamond" w:cs="Times New Roman"/>
+          <w:sz w:val="20"/>
+          <w:szCs w:val="20"/>
+        </w:rPr>
+        <w:t xml:space="preserve">SIGs and their underlying algebraic structures </w:t>
+      </w:r>
+      <w:r>
+        <w:rPr>
+          <w:rFonts w:ascii="Garamond" w:hAnsi="Garamond" w:cs="Times New Roman"/>
+          <w:sz w:val="20"/>
+          <w:szCs w:val="20"/>
+        </w:rPr>
+        <w:t>in Python, as well as a hash function based on</w:t>
+      </w:r>
+      <w:r>
+        <w:rPr>
+          <w:rFonts w:ascii="Garamond" w:hAnsi="Garamond" w:cs="Times New Roman"/>
+          <w:sz w:val="20"/>
+          <w:szCs w:val="20"/>
+        </w:rPr>
+        <w:t xml:space="preserve"> graph</w:t>
+      </w:r>
+      <w:r>
+        <w:rPr>
+          <w:rFonts w:ascii="Garamond" w:hAnsi="Garamond" w:cs="Times New Roman"/>
+          <w:sz w:val="20"/>
+          <w:szCs w:val="20"/>
+        </w:rPr>
+        <w:t xml:space="preserve"> traversals</w:t>
+      </w:r>
+      <w:r>
+        <w:rPr>
+          <w:rFonts w:ascii="Garamond" w:hAnsi="Garamond" w:cs="Times New Roman"/>
+          <w:sz w:val="20"/>
+          <w:szCs w:val="20"/>
+        </w:rPr>
+        <w:t xml:space="preserve">, which </w:t>
+      </w:r>
+      <w:r>
+        <w:rPr>
+          <w:rFonts w:ascii="Garamond" w:hAnsi="Garamond" w:cs="Times New Roman"/>
+          <w:sz w:val="20"/>
+          <w:szCs w:val="20"/>
+        </w:rPr>
+        <w:t xml:space="preserve">may be used to encrypt messages. </w:t>
+      </w:r>
+      <w:r>
+        <w:rPr>
+          <w:rFonts w:ascii="Garamond" w:hAnsi="Garamond" w:cs="Times New Roman"/>
+          <w:sz w:val="20"/>
+          <w:szCs w:val="20"/>
+        </w:rPr>
+        <w:t xml:space="preserve">Report </w:t>
       </w:r>
       <w:hyperlink r:id="rId12" w:history="1">
         <w:r>
@@ -1296,21 +2054,22 @@
           <w:sz w:val="20"/>
           <w:szCs w:val="20"/>
         </w:rPr>
-        <w:endnoteReference w:id="4"/>
-      </w:r>
-      <w:r>
-        <w:rPr>
-          <w:rFonts w:ascii="Garamond" w:hAnsi="Garamond" w:cs="Times New Roman"/>
-          <w:sz w:val="20"/>
-          <w:szCs w:val="20"/>
-        </w:rPr>
-        <w:t>.</w:t>
-      </w:r>
-    </w:p>
-    <w:p>
-      <w:pPr>
+        <w:endnoteReference w:id="6"/>
+      </w:r>
+      <w:r>
+        <w:rPr>
+          <w:rFonts w:ascii="Garamond" w:hAnsi="Garamond" w:cs="Times New Roman"/>
+          <w:sz w:val="20"/>
+          <w:szCs w:val="20"/>
+        </w:rPr>
+        <w:t>. Mentored by Prof. Henri Darmon.</w:t>
+      </w:r>
+    </w:p>
+    <w:p>
+      <w:pPr>
+        <w:pStyle w:val="ListParagraph"/>
         <w:spacing w:line="120" w:lineRule="auto"/>
-        <w:ind w:left="180"/>
+        <w:ind w:left="360"/>
         <w:rPr>
           <w:rFonts w:ascii="Garamond" w:hAnsi="Garamond" w:cs="Times New Roman"/>
           <w:b/>
@@ -1342,17 +2101,7 @@
           <w:sz w:val="20"/>
           <w:szCs w:val="20"/>
         </w:rPr>
-        <w:t>GARCH and ARMA Risk Computation, Hosted by You</w:t>
-      </w:r>
-      <w:r>
-        <w:rPr>
-          <w:rFonts w:ascii="Garamond" w:hAnsi="Garamond" w:cs="Times New Roman"/>
-          <w:b/>
-          <w:bCs/>
-          <w:sz w:val="20"/>
-          <w:szCs w:val="20"/>
-        </w:rPr>
-        <w:t xml:space="preserve"> (GARCHY)</w:t>
+        <w:t>Yet Another, Yet Another Curta Simulator (YAYACS)</w:t>
       </w:r>
       <w:r>
         <w:rPr>
@@ -1370,7 +2119,7 @@
           <w:sz w:val="20"/>
           <w:szCs w:val="20"/>
         </w:rPr>
-        <w:t>2026</w:t>
+        <w:t>2025</w:t>
       </w:r>
     </w:p>
     <w:p>
@@ -1396,513 +2145,25 @@
           <w:sz w:val="20"/>
           <w:szCs w:val="20"/>
         </w:rPr>
-        <w:t xml:space="preserve">Developed an educational, </w:t>
+        <w:t>Developed a</w:t>
+      </w:r>
+      <w:r>
+        <w:rPr>
+          <w:rFonts w:ascii="Garamond" w:hAnsi="Garamond" w:cs="Times New Roman"/>
+          <w:sz w:val="20"/>
+          <w:szCs w:val="20"/>
+        </w:rPr>
+        <w:t>n</w:t>
+      </w:r>
+      <w:r>
+        <w:rPr>
+          <w:rFonts w:ascii="Garamond" w:hAnsi="Garamond" w:cs="Times New Roman"/>
+          <w:sz w:val="20"/>
+          <w:szCs w:val="20"/>
+        </w:rPr>
+        <w:t xml:space="preserve"> </w:t>
       </w:r>
       <w:hyperlink r:id="rId13" w:history="1">
-        <w:r>
-          <w:rPr>
-            <w:rStyle w:val="Hyperlink"/>
-            <w:rFonts w:ascii="Garamond" w:hAnsi="Garamond" w:cs="Times New Roman"/>
-            <w:sz w:val="20"/>
-            <w:szCs w:val="20"/>
-          </w:rPr>
-          <w:t>web-ba</w:t>
-        </w:r>
-        <w:r>
-          <w:rPr>
-            <w:rStyle w:val="Hyperlink"/>
-            <w:rFonts w:ascii="Garamond" w:hAnsi="Garamond" w:cs="Times New Roman"/>
-            <w:sz w:val="20"/>
-            <w:szCs w:val="20"/>
-          </w:rPr>
-          <w:t>s</w:t>
-        </w:r>
-        <w:r>
-          <w:rPr>
-            <w:rStyle w:val="Hyperlink"/>
-            <w:rFonts w:ascii="Garamond" w:hAnsi="Garamond" w:cs="Times New Roman"/>
-            <w:sz w:val="20"/>
-            <w:szCs w:val="20"/>
-          </w:rPr>
-          <w:t>e</w:t>
-        </w:r>
-        <w:r>
-          <w:rPr>
-            <w:rStyle w:val="Hyperlink"/>
-            <w:rFonts w:ascii="Garamond" w:hAnsi="Garamond" w:cs="Times New Roman"/>
-            <w:sz w:val="20"/>
-            <w:szCs w:val="20"/>
-          </w:rPr>
-          <w:t>d</w:t>
-        </w:r>
-        <w:r>
-          <w:rPr>
-            <w:rStyle w:val="Hyperlink"/>
-            <w:rFonts w:ascii="Garamond" w:hAnsi="Garamond" w:cs="Times New Roman"/>
-            <w:sz w:val="20"/>
-            <w:szCs w:val="20"/>
-          </w:rPr>
-          <w:t xml:space="preserve"> applet</w:t>
-        </w:r>
-      </w:hyperlink>
-      <w:r>
-        <w:rPr>
-          <w:rStyle w:val="EndnoteReference"/>
-          <w:rFonts w:ascii="Garamond" w:hAnsi="Garamond" w:cs="Times New Roman"/>
-          <w:sz w:val="20"/>
-          <w:szCs w:val="20"/>
-        </w:rPr>
-        <w:endnoteReference w:id="5"/>
-      </w:r>
-      <w:r>
-        <w:rPr>
-          <w:rFonts w:ascii="Garamond" w:hAnsi="Garamond" w:cs="Times New Roman"/>
-          <w:sz w:val="20"/>
-          <w:szCs w:val="20"/>
-        </w:rPr>
-        <w:t xml:space="preserve"> that locally trains, evaluates, and </w:t>
-      </w:r>
-      <w:r>
-        <w:rPr>
-          <w:rFonts w:ascii="Garamond" w:hAnsi="Garamond" w:cs="Times New Roman"/>
-          <w:sz w:val="20"/>
-          <w:szCs w:val="20"/>
-        </w:rPr>
-        <w:t>simulates</w:t>
-      </w:r>
-      <w:r>
-        <w:rPr>
-          <w:rFonts w:ascii="Garamond" w:hAnsi="Garamond" w:cs="Times New Roman"/>
-          <w:sz w:val="20"/>
-          <w:szCs w:val="20"/>
-        </w:rPr>
-        <w:t xml:space="preserve"> </w:t>
-      </w:r>
-      <w:r>
-        <w:rPr>
-          <w:rFonts w:ascii="Garamond" w:hAnsi="Garamond" w:cs="Times New Roman"/>
-          <w:sz w:val="20"/>
-          <w:szCs w:val="20"/>
-        </w:rPr>
-        <w:t xml:space="preserve">user-specified ARMA-GARCH </w:t>
-      </w:r>
-      <w:r>
-        <w:rPr>
-          <w:rFonts w:ascii="Garamond" w:hAnsi="Garamond" w:cs="Times New Roman"/>
-          <w:sz w:val="20"/>
-          <w:szCs w:val="20"/>
-        </w:rPr>
-        <w:t>statistical models on custom stock portfolio</w:t>
-      </w:r>
-      <w:r>
-        <w:rPr>
-          <w:rFonts w:ascii="Garamond" w:hAnsi="Garamond" w:cs="Times New Roman"/>
-          <w:sz w:val="20"/>
-          <w:szCs w:val="20"/>
-        </w:rPr>
-        <w:t xml:space="preserve"> data. The models can be used to</w:t>
-      </w:r>
-      <w:r>
-        <w:rPr>
-          <w:rFonts w:ascii="Garamond" w:hAnsi="Garamond" w:cs="Times New Roman"/>
-          <w:sz w:val="20"/>
-          <w:szCs w:val="20"/>
-        </w:rPr>
-        <w:t xml:space="preserve"> forecast </w:t>
-      </w:r>
-      <w:r>
-        <w:rPr>
-          <w:rFonts w:ascii="Garamond" w:hAnsi="Garamond" w:cs="Times New Roman"/>
-          <w:sz w:val="20"/>
-          <w:szCs w:val="20"/>
-        </w:rPr>
-        <w:t>risk measures and volatility.</w:t>
-      </w:r>
-    </w:p>
-    <w:p>
-      <w:pPr>
-        <w:pStyle w:val="ListParagraph"/>
-        <w:numPr>
-          <w:ilvl w:val="0"/>
-          <w:numId w:val="1"/>
-        </w:numPr>
-        <w:tabs>
-          <w:tab w:val="right" w:pos="9360"/>
-        </w:tabs>
-        <w:ind w:hanging="180"/>
-        <w:rPr>
-          <w:rFonts w:ascii="Garamond" w:hAnsi="Garamond" w:cs="Times New Roman"/>
-          <w:sz w:val="20"/>
-          <w:szCs w:val="20"/>
-        </w:rPr>
-      </w:pPr>
-      <w:r>
-        <w:rPr>
-          <w:rFonts w:ascii="Garamond" w:hAnsi="Garamond" w:cs="Times New Roman"/>
-          <w:sz w:val="20"/>
-          <w:szCs w:val="20"/>
-        </w:rPr>
-        <w:t>Tooltips and interactive charts aim to educate the user on</w:t>
-      </w:r>
-      <w:r>
-        <w:rPr>
-          <w:rFonts w:ascii="Garamond" w:hAnsi="Garamond" w:cs="Times New Roman"/>
-          <w:sz w:val="20"/>
-          <w:szCs w:val="20"/>
-        </w:rPr>
-        <w:t xml:space="preserve"> model dynamics, performance, and risk estimation</w:t>
-      </w:r>
-      <w:r>
-        <w:rPr>
-          <w:rFonts w:ascii="Garamond" w:hAnsi="Garamond" w:cs="Times New Roman"/>
-          <w:sz w:val="20"/>
-          <w:szCs w:val="20"/>
-        </w:rPr>
-        <w:t xml:space="preserve">. </w:t>
-      </w:r>
-    </w:p>
-    <w:p>
-      <w:pPr>
-        <w:spacing w:line="120" w:lineRule="auto"/>
-        <w:rPr>
-          <w:rFonts w:ascii="Garamond" w:hAnsi="Garamond" w:cs="Times New Roman"/>
-          <w:b/>
-          <w:bCs/>
-          <w:sz w:val="20"/>
-          <w:szCs w:val="20"/>
-        </w:rPr>
-      </w:pPr>
-    </w:p>
-    <w:p>
-      <w:pPr>
-        <w:tabs>
-          <w:tab w:val="right" w:pos="10080"/>
-        </w:tabs>
-        <w:ind w:left="360"/>
-        <w:rPr>
-          <w:rFonts w:ascii="Garamond" w:hAnsi="Garamond" w:cs="Times New Roman"/>
-          <w:b/>
-          <w:bCs/>
-          <w:sz w:val="20"/>
-          <w:szCs w:val="20"/>
-        </w:rPr>
-      </w:pPr>
-      <w:r>
-        <w:rPr>
-          <w:rFonts w:ascii="Garamond" w:hAnsi="Garamond" w:cs="Times New Roman"/>
-          <w:b/>
-          <w:bCs/>
-          <w:sz w:val="20"/>
-          <w:szCs w:val="20"/>
-        </w:rPr>
-        <w:t xml:space="preserve">Undergraduate </w:t>
-      </w:r>
-      <w:r>
-        <w:rPr>
-          <w:rFonts w:ascii="Garamond" w:hAnsi="Garamond" w:cs="Times New Roman"/>
-          <w:b/>
-          <w:bCs/>
-          <w:sz w:val="20"/>
-          <w:szCs w:val="20"/>
-        </w:rPr>
-        <w:t>Thesis</w:t>
-      </w:r>
-      <w:r>
-        <w:rPr>
-          <w:rFonts w:ascii="Garamond" w:hAnsi="Garamond" w:cs="Times New Roman"/>
-          <w:b/>
-          <w:bCs/>
-          <w:sz w:val="20"/>
-          <w:szCs w:val="20"/>
-        </w:rPr>
-        <w:tab/>
-      </w:r>
-      <w:r>
-        <w:rPr>
-          <w:rFonts w:ascii="Garamond" w:hAnsi="Garamond" w:cs="Times New Roman"/>
-          <w:sz w:val="20"/>
-          <w:szCs w:val="20"/>
-        </w:rPr>
-        <w:t>2025</w:t>
-      </w:r>
-    </w:p>
-    <w:p>
-      <w:pPr>
-        <w:pStyle w:val="ListParagraph"/>
-        <w:numPr>
-          <w:ilvl w:val="0"/>
-          <w:numId w:val="1"/>
-        </w:numPr>
-        <w:tabs>
-          <w:tab w:val="right" w:pos="9360"/>
-        </w:tabs>
-        <w:ind w:hanging="180"/>
-        <w:rPr>
-          <w:rFonts w:ascii="Garamond" w:hAnsi="Garamond" w:cs="Times New Roman"/>
-          <w:sz w:val="20"/>
-          <w:szCs w:val="20"/>
-        </w:rPr>
-      </w:pPr>
-      <w:r>
-        <w:rPr>
-          <w:rFonts w:ascii="Garamond" w:hAnsi="Garamond" w:cs="Times New Roman"/>
-          <w:sz w:val="20"/>
-          <w:szCs w:val="20"/>
-        </w:rPr>
-        <w:t>Researched</w:t>
-      </w:r>
-      <w:r>
-        <w:rPr>
-          <w:rFonts w:ascii="Garamond" w:hAnsi="Garamond" w:cs="Times New Roman"/>
-          <w:sz w:val="20"/>
-          <w:szCs w:val="20"/>
-        </w:rPr>
-        <w:t xml:space="preserve"> supersingular elliptic curve isogeny graphs</w:t>
-      </w:r>
-      <w:r>
-        <w:rPr>
-          <w:rFonts w:ascii="Garamond" w:hAnsi="Garamond" w:cs="Times New Roman"/>
-          <w:sz w:val="20"/>
-          <w:szCs w:val="20"/>
-        </w:rPr>
-        <w:t xml:space="preserve"> (SIGs)</w:t>
-      </w:r>
-      <w:r>
-        <w:rPr>
-          <w:rFonts w:ascii="Garamond" w:hAnsi="Garamond" w:cs="Times New Roman"/>
-          <w:sz w:val="20"/>
-          <w:szCs w:val="20"/>
-        </w:rPr>
-        <w:t xml:space="preserve"> over finite fields</w:t>
-      </w:r>
-      <w:r>
-        <w:rPr>
-          <w:rFonts w:ascii="Garamond" w:hAnsi="Garamond" w:cs="Times New Roman"/>
-          <w:sz w:val="20"/>
-          <w:szCs w:val="20"/>
-        </w:rPr>
-        <w:t xml:space="preserve"> and their applications to cryptography.</w:t>
-      </w:r>
-    </w:p>
-    <w:p>
-      <w:pPr>
-        <w:pStyle w:val="ListParagraph"/>
-        <w:numPr>
-          <w:ilvl w:val="0"/>
-          <w:numId w:val="1"/>
-        </w:numPr>
-        <w:tabs>
-          <w:tab w:val="right" w:pos="9360"/>
-        </w:tabs>
-        <w:ind w:hanging="180"/>
-        <w:rPr>
-          <w:rFonts w:ascii="Garamond" w:hAnsi="Garamond" w:cs="Times New Roman"/>
-          <w:sz w:val="20"/>
-          <w:szCs w:val="20"/>
-        </w:rPr>
-      </w:pPr>
-      <w:r>
-        <w:rPr>
-          <w:rFonts w:ascii="Garamond" w:hAnsi="Garamond" w:cs="Times New Roman"/>
-          <w:sz w:val="20"/>
-          <w:szCs w:val="20"/>
-        </w:rPr>
-        <w:t xml:space="preserve">Implemented </w:t>
-      </w:r>
-      <w:r>
-        <w:rPr>
-          <w:rFonts w:ascii="Garamond" w:hAnsi="Garamond" w:cs="Times New Roman"/>
-          <w:sz w:val="20"/>
-          <w:szCs w:val="20"/>
-        </w:rPr>
-        <w:t xml:space="preserve">SIGs and their underlying algebraic structures </w:t>
-      </w:r>
-      <w:r>
-        <w:rPr>
-          <w:rFonts w:ascii="Garamond" w:hAnsi="Garamond" w:cs="Times New Roman"/>
-          <w:sz w:val="20"/>
-          <w:szCs w:val="20"/>
-        </w:rPr>
-        <w:t>in Python, as well as a hash function based on</w:t>
-      </w:r>
-      <w:r>
-        <w:rPr>
-          <w:rFonts w:ascii="Garamond" w:hAnsi="Garamond" w:cs="Times New Roman"/>
-          <w:sz w:val="20"/>
-          <w:szCs w:val="20"/>
-        </w:rPr>
-        <w:t xml:space="preserve"> graph</w:t>
-      </w:r>
-      <w:r>
-        <w:rPr>
-          <w:rFonts w:ascii="Garamond" w:hAnsi="Garamond" w:cs="Times New Roman"/>
-          <w:sz w:val="20"/>
-          <w:szCs w:val="20"/>
-        </w:rPr>
-        <w:t xml:space="preserve"> traversals</w:t>
-      </w:r>
-      <w:r>
-        <w:rPr>
-          <w:rFonts w:ascii="Garamond" w:hAnsi="Garamond" w:cs="Times New Roman"/>
-          <w:sz w:val="20"/>
-          <w:szCs w:val="20"/>
-        </w:rPr>
-        <w:t xml:space="preserve">, which </w:t>
-      </w:r>
-      <w:r>
-        <w:rPr>
-          <w:rFonts w:ascii="Garamond" w:hAnsi="Garamond" w:cs="Times New Roman"/>
-          <w:sz w:val="20"/>
-          <w:szCs w:val="20"/>
-        </w:rPr>
-        <w:t xml:space="preserve">may be used to encrypt messages. </w:t>
-      </w:r>
-      <w:r>
-        <w:rPr>
-          <w:rFonts w:ascii="Garamond" w:hAnsi="Garamond" w:cs="Times New Roman"/>
-          <w:sz w:val="20"/>
-          <w:szCs w:val="20"/>
-        </w:rPr>
-        <w:t xml:space="preserve">Report </w:t>
-      </w:r>
-      <w:r>
-        <w:fldChar w:fldCharType="begin"/>
-      </w:r>
-      <w:r>
-        <w:instrText>HYPERLINK "https://nicholashayek.com/tex/MATH/470/470report.pdf"</w:instrText>
-      </w:r>
-      <w:r>
-        <w:fldChar w:fldCharType="separate"/>
-      </w:r>
-      <w:r>
-        <w:rPr>
-          <w:rStyle w:val="Hyperlink"/>
-          <w:rFonts w:ascii="Garamond" w:hAnsi="Garamond" w:cs="Times New Roman"/>
-          <w:sz w:val="20"/>
-          <w:szCs w:val="20"/>
-        </w:rPr>
-        <w:t>here</w:t>
-      </w:r>
-      <w:r>
-        <w:fldChar w:fldCharType="end"/>
-      </w:r>
-      <w:r>
-        <w:rPr>
-          <w:rStyle w:val="EndnoteReference"/>
-          <w:rFonts w:ascii="Garamond" w:hAnsi="Garamond"/>
-          <w:sz w:val="20"/>
-          <w:szCs w:val="20"/>
-        </w:rPr>
-        <w:endnoteReference w:id="6"/>
-      </w:r>
-      <w:r>
-        <w:rPr>
-          <w:rFonts w:ascii="Garamond" w:hAnsi="Garamond" w:cs="Times New Roman"/>
-          <w:sz w:val="20"/>
-          <w:szCs w:val="20"/>
-        </w:rPr>
-        <w:t>. Mentored by Prof. Henri Darmon.</w:t>
-      </w:r>
-    </w:p>
-    <w:p>
-      <w:pPr>
-        <w:pStyle w:val="ListParagraph"/>
-        <w:spacing w:line="120" w:lineRule="auto"/>
-        <w:ind w:left="360"/>
-        <w:rPr>
-          <w:rFonts w:ascii="Garamond" w:hAnsi="Garamond" w:cs="Times New Roman"/>
-          <w:b/>
-          <w:bCs/>
-          <w:sz w:val="20"/>
-          <w:szCs w:val="20"/>
-        </w:rPr>
-      </w:pPr>
-    </w:p>
-    <w:p>
-      <w:pPr>
-        <w:tabs>
-          <w:tab w:val="right" w:pos="10080"/>
-        </w:tabs>
-        <w:ind w:left="360"/>
-        <w:rPr>
-          <w:rFonts w:ascii="Garamond" w:hAnsi="Garamond" w:cs="Times New Roman"/>
-          <w:b/>
-          <w:bCs/>
-          <w:sz w:val="20"/>
-          <w:szCs w:val="20"/>
-        </w:rPr>
-      </w:pPr>
-      <w:r>
-        <w:rPr>
-          <w:rFonts w:ascii="Garamond" w:hAnsi="Garamond" w:cs="Times New Roman"/>
-          <w:b/>
-          <w:bCs/>
-          <w:sz w:val="20"/>
-          <w:szCs w:val="20"/>
-        </w:rPr>
-        <w:t>Yet Another, Yet Another Curta Simulator (YAYACS)</w:t>
-      </w:r>
-      <w:r>
-        <w:rPr>
-          <w:rFonts w:ascii="Garamond" w:hAnsi="Garamond" w:cs="Times New Roman"/>
-          <w:b/>
-          <w:bCs/>
-          <w:sz w:val="20"/>
-          <w:szCs w:val="20"/>
-        </w:rPr>
-        <w:tab/>
-      </w:r>
-      <w:r>
-        <w:rPr>
-          <w:rFonts w:ascii="Garamond" w:hAnsi="Garamond" w:cs="Times New Roman"/>
-          <w:sz w:val="20"/>
-          <w:szCs w:val="20"/>
-        </w:rPr>
-        <w:t>2025</w:t>
-      </w:r>
-    </w:p>
-    <w:p>
-      <w:pPr>
-        <w:pStyle w:val="ListParagraph"/>
-        <w:numPr>
-          <w:ilvl w:val="0"/>
-          <w:numId w:val="1"/>
-        </w:numPr>
-        <w:tabs>
-          <w:tab w:val="right" w:pos="9360"/>
-        </w:tabs>
-        <w:ind w:hanging="180"/>
-        <w:rPr>
-          <w:rFonts w:ascii="Garamond" w:hAnsi="Garamond" w:cs="Times New Roman"/>
-          <w:sz w:val="20"/>
-          <w:szCs w:val="20"/>
-        </w:rPr>
-      </w:pPr>
-      <w:r>
-        <w:rPr>
-          <w:rFonts w:ascii="Garamond" w:hAnsi="Garamond" w:cs="Times New Roman"/>
-          <w:sz w:val="20"/>
-          <w:szCs w:val="20"/>
-        </w:rPr>
-        <w:t>Developed a</w:t>
-      </w:r>
-      <w:r>
-        <w:rPr>
-          <w:rFonts w:ascii="Garamond" w:hAnsi="Garamond" w:cs="Times New Roman"/>
-          <w:sz w:val="20"/>
-          <w:szCs w:val="20"/>
-        </w:rPr>
-        <w:t>n</w:t>
-      </w:r>
-      <w:r>
-        <w:rPr>
-          <w:rFonts w:ascii="Garamond" w:hAnsi="Garamond" w:cs="Times New Roman"/>
-          <w:sz w:val="20"/>
-          <w:szCs w:val="20"/>
-        </w:rPr>
-        <w:t xml:space="preserve"> </w:t>
-      </w:r>
-      <w:hyperlink r:id="rId14" w:history="1">
         <w:r>
           <w:rPr>
             <w:rStyle w:val="Hyperlink"/>
@@ -1989,19 +2250,27 @@
           <w:sz w:val="20"/>
           <w:szCs w:val="20"/>
         </w:rPr>
-        <w:t xml:space="preserve">Director of the </w:t>
-      </w:r>
-      <w:r>
-        <w:rPr>
-          <w:rFonts w:ascii="Garamond" w:hAnsi="Garamond" w:cs="Times New Roman"/>
-          <w:b/>
-          <w:bCs/>
-          <w:i/>
-          <w:iCs/>
-          <w:sz w:val="20"/>
-          <w:szCs w:val="20"/>
-        </w:rPr>
-        <w:t>McGill Undergraduate Mathematics Research Journal</w:t>
+        <w:t>Virtual</w:t>
+      </w:r>
+      <w:r>
+        <w:rPr>
+          <w:rFonts w:ascii="Garamond" w:hAnsi="Garamond" w:cs="Times New Roman"/>
+          <w:b/>
+          <w:bCs/>
+          <w:sz w:val="20"/>
+          <w:szCs w:val="20"/>
+        </w:rPr>
+        <w:t xml:space="preserve"> Musical</w:t>
+      </w:r>
+      <w:r>
+        <w:rPr>
+          <w:rFonts w:ascii="Garamond" w:hAnsi="Garamond" w:cs="Times New Roman"/>
+          <w:b/>
+          <w:bCs/>
+          <w:sz w:val="20"/>
+          <w:szCs w:val="20"/>
+        </w:rPr>
+        <w:t xml:space="preserve"> Instrument Development</w:t>
       </w:r>
       <w:r>
         <w:rPr>
@@ -2019,7 +2288,15 @@
           <w:sz w:val="20"/>
           <w:szCs w:val="20"/>
         </w:rPr>
-        <w:t>2024 - 2025</w:t>
+        <w:t>202</w:t>
+      </w:r>
+      <w:r>
+        <w:rPr>
+          <w:rFonts w:ascii="Garamond" w:hAnsi="Garamond" w:cs="Times New Roman"/>
+          <w:sz w:val="20"/>
+          <w:szCs w:val="20"/>
+        </w:rPr>
+        <w:t>4</w:t>
       </w:r>
     </w:p>
     <w:p>
@@ -2045,87 +2322,39 @@
           <w:sz w:val="20"/>
           <w:szCs w:val="20"/>
         </w:rPr>
-        <w:t xml:space="preserve">Initiated and oversaw </w:t>
-      </w:r>
-      <w:r>
-        <w:rPr>
-          <w:rFonts w:ascii="Garamond" w:hAnsi="Garamond" w:cs="Times New Roman"/>
-          <w:sz w:val="20"/>
-          <w:szCs w:val="20"/>
-        </w:rPr>
-        <w:t xml:space="preserve">the </w:t>
-      </w:r>
-      <w:r>
-        <w:rPr>
-          <w:rFonts w:ascii="Garamond" w:hAnsi="Garamond" w:cs="Times New Roman"/>
-          <w:sz w:val="20"/>
-          <w:szCs w:val="20"/>
-        </w:rPr>
-        <w:t>re-</w:t>
-      </w:r>
-      <w:r>
-        <w:rPr>
-          <w:rFonts w:ascii="Garamond" w:hAnsi="Garamond" w:cs="Times New Roman"/>
-          <w:sz w:val="20"/>
-          <w:szCs w:val="20"/>
-        </w:rPr>
-        <w:t>establishment</w:t>
-      </w:r>
-      <w:r>
-        <w:rPr>
-          <w:rFonts w:ascii="Garamond" w:hAnsi="Garamond" w:cs="Times New Roman"/>
-          <w:sz w:val="20"/>
-          <w:szCs w:val="20"/>
-        </w:rPr>
-        <w:t xml:space="preserve"> </w:t>
-      </w:r>
-      <w:r>
-        <w:rPr>
-          <w:rFonts w:ascii="Garamond" w:hAnsi="Garamond" w:cs="Times New Roman"/>
-          <w:sz w:val="20"/>
-          <w:szCs w:val="20"/>
-        </w:rPr>
-        <w:t xml:space="preserve">of </w:t>
-      </w:r>
-      <w:r>
-        <w:rPr>
-          <w:rFonts w:ascii="Garamond" w:hAnsi="Garamond" w:cs="Times New Roman"/>
-          <w:sz w:val="20"/>
-          <w:szCs w:val="20"/>
-        </w:rPr>
-        <w:t xml:space="preserve">McGill’s </w:t>
-      </w:r>
-      <w:r>
-        <w:rPr>
-          <w:rFonts w:ascii="Garamond" w:hAnsi="Garamond" w:cs="Times New Roman"/>
-          <w:sz w:val="20"/>
-          <w:szCs w:val="20"/>
-        </w:rPr>
-        <w:t>peer-reviewed,</w:t>
-      </w:r>
-      <w:r>
-        <w:rPr>
-          <w:rFonts w:ascii="Garamond" w:hAnsi="Garamond" w:cs="Times New Roman"/>
-          <w:sz w:val="20"/>
-          <w:szCs w:val="20"/>
-        </w:rPr>
-        <w:t xml:space="preserve"> undergraduate</w:t>
-      </w:r>
-      <w:r>
-        <w:rPr>
-          <w:rFonts w:ascii="Garamond" w:hAnsi="Garamond" w:cs="Times New Roman"/>
-          <w:sz w:val="20"/>
-          <w:szCs w:val="20"/>
-        </w:rPr>
-        <w:t xml:space="preserve"> math</w:t>
-      </w:r>
-      <w:r>
-        <w:rPr>
-          <w:rFonts w:ascii="Garamond" w:hAnsi="Garamond" w:cs="Times New Roman"/>
-          <w:sz w:val="20"/>
-          <w:szCs w:val="20"/>
-        </w:rPr>
-        <w:t xml:space="preserve"> research journal</w:t>
+        <w:t xml:space="preserve">Developed a VST/AU virtual </w:t>
+      </w:r>
+      <w:r>
+        <w:rPr>
+          <w:rFonts w:ascii="Garamond" w:hAnsi="Garamond" w:cs="Times New Roman"/>
+          <w:sz w:val="20"/>
+          <w:szCs w:val="20"/>
+        </w:rPr>
+        <w:t xml:space="preserve">musical </w:t>
+      </w:r>
+      <w:r>
+        <w:rPr>
+          <w:rFonts w:ascii="Garamond" w:hAnsi="Garamond" w:cs="Times New Roman"/>
+          <w:sz w:val="20"/>
+          <w:szCs w:val="20"/>
+        </w:rPr>
+        <w:t xml:space="preserve">instrument based on </w:t>
+      </w:r>
+      <w:r>
+        <w:rPr>
+          <w:rFonts w:ascii="Garamond" w:hAnsi="Garamond" w:cs="Times New Roman"/>
+          <w:sz w:val="20"/>
+          <w:szCs w:val="20"/>
+        </w:rPr>
+        <w:t xml:space="preserve">over </w:t>
+      </w:r>
+      <w:r>
+        <w:rPr>
+          <w:rFonts w:ascii="Garamond" w:hAnsi="Garamond" w:cs="Times New Roman"/>
+          <w:sz w:val="20"/>
+          <w:szCs w:val="20"/>
+        </w:rPr>
+        <w:t>350 self-recorded clips of a Steinway Model B</w:t>
       </w:r>
       <w:r>
         <w:rPr>
@@ -2134,14 +2363,6 @@
           <w:szCs w:val="20"/>
         </w:rPr>
         <w:t>.</w:t>
-      </w:r>
-      <w:r>
-        <w:rPr>
-          <w:rFonts w:ascii="Garamond" w:hAnsi="Garamond" w:cs="Times New Roman"/>
-          <w:sz w:val="20"/>
-          <w:szCs w:val="20"/>
-        </w:rPr>
-        <w:t xml:space="preserve"> </w:t>
       </w:r>
     </w:p>
     <w:p>
@@ -2167,7 +2388,55 @@
           <w:sz w:val="20"/>
           <w:szCs w:val="20"/>
         </w:rPr>
-        <w:t>Recruited editorial and grad student review team</w:t>
+        <w:t xml:space="preserve">Build in C++ </w:t>
+      </w:r>
+      <w:r>
+        <w:rPr>
+          <w:rFonts w:ascii="Garamond" w:hAnsi="Garamond" w:cs="Times New Roman"/>
+          <w:sz w:val="20"/>
+          <w:szCs w:val="20"/>
+        </w:rPr>
+        <w:t xml:space="preserve">with 4 channels of audio. </w:t>
+      </w:r>
+      <w:r>
+        <w:rPr>
+          <w:rFonts w:ascii="Garamond" w:hAnsi="Garamond" w:cs="Times New Roman"/>
+          <w:sz w:val="20"/>
+          <w:szCs w:val="20"/>
+        </w:rPr>
+        <w:t xml:space="preserve">Implemented adjustable </w:t>
+      </w:r>
+      <w:r>
+        <w:rPr>
+          <w:rFonts w:ascii="Garamond" w:hAnsi="Garamond" w:cs="Times New Roman"/>
+          <w:sz w:val="20"/>
+          <w:szCs w:val="20"/>
+        </w:rPr>
+        <w:t>a</w:t>
+      </w:r>
+      <w:r>
+        <w:rPr>
+          <w:rFonts w:ascii="Garamond" w:hAnsi="Garamond" w:cs="Times New Roman"/>
+          <w:sz w:val="20"/>
+          <w:szCs w:val="20"/>
+        </w:rPr>
+        <w:t xml:space="preserve">ttack, </w:t>
+      </w:r>
+      <w:r>
+        <w:rPr>
+          <w:rFonts w:ascii="Garamond" w:hAnsi="Garamond" w:cs="Times New Roman"/>
+          <w:sz w:val="20"/>
+          <w:szCs w:val="20"/>
+        </w:rPr>
+        <w:t>d</w:t>
+      </w:r>
+      <w:r>
+        <w:rPr>
+          <w:rFonts w:ascii="Garamond" w:hAnsi="Garamond" w:cs="Times New Roman"/>
+          <w:sz w:val="20"/>
+          <w:szCs w:val="20"/>
+        </w:rPr>
+        <w:t xml:space="preserve">ecay, </w:t>
       </w:r>
       <w:r>
         <w:rPr>
@@ -2183,253 +2452,6 @@
           <w:sz w:val="20"/>
           <w:szCs w:val="20"/>
         </w:rPr>
-        <w:t xml:space="preserve">, fundraised, and assisted in </w:t>
-      </w:r>
-      <w:r>
-        <w:rPr>
-          <w:rFonts w:ascii="Garamond" w:hAnsi="Garamond" w:cs="Times New Roman"/>
-          <w:sz w:val="20"/>
-          <w:szCs w:val="20"/>
-        </w:rPr>
-        <w:t>editing and publishing.</w:t>
-      </w:r>
-    </w:p>
-    <w:p>
-      <w:pPr>
-        <w:spacing w:line="120" w:lineRule="auto"/>
-        <w:rPr>
-          <w:rFonts w:ascii="Garamond" w:hAnsi="Garamond" w:cs="Times New Roman"/>
-          <w:b/>
-          <w:bCs/>
-          <w:sz w:val="20"/>
-          <w:szCs w:val="20"/>
-        </w:rPr>
-      </w:pPr>
-    </w:p>
-    <w:p>
-      <w:pPr>
-        <w:tabs>
-          <w:tab w:val="right" w:pos="10080"/>
-        </w:tabs>
-        <w:ind w:left="360"/>
-        <w:rPr>
-          <w:rFonts w:ascii="Garamond" w:hAnsi="Garamond" w:cs="Times New Roman"/>
-          <w:b/>
-          <w:bCs/>
-          <w:sz w:val="20"/>
-          <w:szCs w:val="20"/>
-        </w:rPr>
-      </w:pPr>
-      <w:r>
-        <w:rPr>
-          <w:rFonts w:ascii="Garamond" w:hAnsi="Garamond" w:cs="Times New Roman"/>
-          <w:b/>
-          <w:bCs/>
-          <w:sz w:val="20"/>
-          <w:szCs w:val="20"/>
-        </w:rPr>
-        <w:t>Virtual</w:t>
-      </w:r>
-      <w:r>
-        <w:rPr>
-          <w:rFonts w:ascii="Garamond" w:hAnsi="Garamond" w:cs="Times New Roman"/>
-          <w:b/>
-          <w:bCs/>
-          <w:sz w:val="20"/>
-          <w:szCs w:val="20"/>
-        </w:rPr>
-        <w:t xml:space="preserve"> Musical</w:t>
-      </w:r>
-      <w:r>
-        <w:rPr>
-          <w:rFonts w:ascii="Garamond" w:hAnsi="Garamond" w:cs="Times New Roman"/>
-          <w:b/>
-          <w:bCs/>
-          <w:sz w:val="20"/>
-          <w:szCs w:val="20"/>
-        </w:rPr>
-        <w:t xml:space="preserve"> Instrument Development</w:t>
-      </w:r>
-      <w:r>
-        <w:rPr>
-          <w:rFonts w:ascii="Garamond" w:hAnsi="Garamond" w:cs="Times New Roman"/>
-          <w:b/>
-          <w:bCs/>
-          <w:sz w:val="20"/>
-          <w:szCs w:val="20"/>
-        </w:rPr>
-        <w:tab/>
-      </w:r>
-      <w:r>
-        <w:rPr>
-          <w:rFonts w:ascii="Garamond" w:hAnsi="Garamond" w:cs="Times New Roman"/>
-          <w:sz w:val="20"/>
-          <w:szCs w:val="20"/>
-        </w:rPr>
-        <w:t>202</w:t>
-      </w:r>
-      <w:r>
-        <w:rPr>
-          <w:rFonts w:ascii="Garamond" w:hAnsi="Garamond" w:cs="Times New Roman"/>
-          <w:sz w:val="20"/>
-          <w:szCs w:val="20"/>
-        </w:rPr>
-        <w:t>4</w:t>
-      </w:r>
-    </w:p>
-    <w:p>
-      <w:pPr>
-        <w:pStyle w:val="ListParagraph"/>
-        <w:numPr>
-          <w:ilvl w:val="0"/>
-          <w:numId w:val="1"/>
-        </w:numPr>
-        <w:tabs>
-          <w:tab w:val="right" w:pos="9360"/>
-        </w:tabs>
-        <w:ind w:hanging="180"/>
-        <w:rPr>
-          <w:rFonts w:ascii="Garamond" w:hAnsi="Garamond" w:cs="Times New Roman"/>
-          <w:sz w:val="20"/>
-          <w:szCs w:val="20"/>
-        </w:rPr>
-      </w:pPr>
-      <w:r>
-        <w:rPr>
-          <w:rFonts w:ascii="Garamond" w:hAnsi="Garamond" w:cs="Times New Roman"/>
-          <w:sz w:val="20"/>
-          <w:szCs w:val="20"/>
-        </w:rPr>
-        <w:t xml:space="preserve">Developed a VST/AU virtual </w:t>
-      </w:r>
-      <w:r>
-        <w:rPr>
-          <w:rFonts w:ascii="Garamond" w:hAnsi="Garamond" w:cs="Times New Roman"/>
-          <w:sz w:val="20"/>
-          <w:szCs w:val="20"/>
-        </w:rPr>
-        <w:t xml:space="preserve">musical </w:t>
-      </w:r>
-      <w:r>
-        <w:rPr>
-          <w:rFonts w:ascii="Garamond" w:hAnsi="Garamond" w:cs="Times New Roman"/>
-          <w:sz w:val="20"/>
-          <w:szCs w:val="20"/>
-        </w:rPr>
-        <w:t xml:space="preserve">instrument based on </w:t>
-      </w:r>
-      <w:r>
-        <w:rPr>
-          <w:rFonts w:ascii="Garamond" w:hAnsi="Garamond" w:cs="Times New Roman"/>
-          <w:sz w:val="20"/>
-          <w:szCs w:val="20"/>
-        </w:rPr>
-        <w:t xml:space="preserve">over </w:t>
-      </w:r>
-      <w:r>
-        <w:rPr>
-          <w:rFonts w:ascii="Garamond" w:hAnsi="Garamond" w:cs="Times New Roman"/>
-          <w:sz w:val="20"/>
-          <w:szCs w:val="20"/>
-        </w:rPr>
-        <w:t>350 self-recorded clips of a Steinway Model B</w:t>
-      </w:r>
-      <w:r>
-        <w:rPr>
-          <w:rFonts w:ascii="Garamond" w:hAnsi="Garamond" w:cs="Times New Roman"/>
-          <w:sz w:val="20"/>
-          <w:szCs w:val="20"/>
-        </w:rPr>
-        <w:t>.</w:t>
-      </w:r>
-    </w:p>
-    <w:p>
-      <w:pPr>
-        <w:pStyle w:val="ListParagraph"/>
-        <w:numPr>
-          <w:ilvl w:val="0"/>
-          <w:numId w:val="1"/>
-        </w:numPr>
-        <w:tabs>
-          <w:tab w:val="right" w:pos="9360"/>
-        </w:tabs>
-        <w:ind w:hanging="180"/>
-        <w:rPr>
-          <w:rFonts w:ascii="Garamond" w:hAnsi="Garamond" w:cs="Times New Roman"/>
-          <w:sz w:val="20"/>
-          <w:szCs w:val="20"/>
-        </w:rPr>
-      </w:pPr>
-      <w:r>
-        <w:rPr>
-          <w:rFonts w:ascii="Garamond" w:hAnsi="Garamond" w:cs="Times New Roman"/>
-          <w:sz w:val="20"/>
-          <w:szCs w:val="20"/>
-        </w:rPr>
-        <w:t xml:space="preserve">Build in C++ </w:t>
-      </w:r>
-      <w:r>
-        <w:rPr>
-          <w:rFonts w:ascii="Garamond" w:hAnsi="Garamond" w:cs="Times New Roman"/>
-          <w:sz w:val="20"/>
-          <w:szCs w:val="20"/>
-        </w:rPr>
-        <w:t xml:space="preserve">with 4 channels of audio. </w:t>
-      </w:r>
-      <w:r>
-        <w:rPr>
-          <w:rFonts w:ascii="Garamond" w:hAnsi="Garamond" w:cs="Times New Roman"/>
-          <w:sz w:val="20"/>
-          <w:szCs w:val="20"/>
-        </w:rPr>
-        <w:t xml:space="preserve">Implemented adjustable </w:t>
-      </w:r>
-      <w:r>
-        <w:rPr>
-          <w:rFonts w:ascii="Garamond" w:hAnsi="Garamond" w:cs="Times New Roman"/>
-          <w:sz w:val="20"/>
-          <w:szCs w:val="20"/>
-        </w:rPr>
-        <w:t>a</w:t>
-      </w:r>
-      <w:r>
-        <w:rPr>
-          <w:rFonts w:ascii="Garamond" w:hAnsi="Garamond" w:cs="Times New Roman"/>
-          <w:sz w:val="20"/>
-          <w:szCs w:val="20"/>
-        </w:rPr>
-        <w:t xml:space="preserve">ttack, </w:t>
-      </w:r>
-      <w:r>
-        <w:rPr>
-          <w:rFonts w:ascii="Garamond" w:hAnsi="Garamond" w:cs="Times New Roman"/>
-          <w:sz w:val="20"/>
-          <w:szCs w:val="20"/>
-        </w:rPr>
-        <w:t>d</w:t>
-      </w:r>
-      <w:r>
-        <w:rPr>
-          <w:rFonts w:ascii="Garamond" w:hAnsi="Garamond" w:cs="Times New Roman"/>
-          <w:sz w:val="20"/>
-          <w:szCs w:val="20"/>
-        </w:rPr>
-        <w:t xml:space="preserve">ecay, </w:t>
-      </w:r>
-      <w:r>
-        <w:rPr>
-          <w:rFonts w:ascii="Garamond" w:hAnsi="Garamond" w:cs="Times New Roman"/>
-          <w:sz w:val="20"/>
-          <w:szCs w:val="20"/>
-        </w:rPr>
-        <w:t>s</w:t>
-      </w:r>
-      <w:r>
-        <w:rPr>
-          <w:rFonts w:ascii="Garamond" w:hAnsi="Garamond" w:cs="Times New Roman"/>
-          <w:sz w:val="20"/>
-          <w:szCs w:val="20"/>
-        </w:rPr>
         <w:t xml:space="preserve">ustain, and </w:t>
       </w:r>
       <w:r>
@@ -2504,7 +2526,7 @@
         </w:rPr>
         <w:t xml:space="preserve">keyboard controller. Link </w:t>
       </w:r>
-      <w:hyperlink r:id="rId15" w:history="1">
+      <w:hyperlink r:id="rId14" w:history="1">
         <w:r>
           <w:rPr>
             <w:rStyle w:val="Hyperlink"/>
@@ -2954,77 +2976,6 @@
           <w:szCs w:val="20"/>
         </w:rPr>
         <w:t xml:space="preserve"> (2025)</w:t>
-      </w:r>
-    </w:p>
-    <w:p>
-      <w:pPr>
-        <w:tabs>
-          <w:tab w:val="left" w:pos="2880"/>
-        </w:tabs>
-        <w:ind w:left="2880" w:hanging="2880"/>
-        <w:rPr>
-          <w:rFonts w:ascii="Garamond" w:hAnsi="Garamond" w:cs="Times New Roman"/>
-          <w:sz w:val="20"/>
-          <w:szCs w:val="20"/>
-        </w:rPr>
-      </w:pPr>
-      <w:r>
-        <w:rPr>
-          <w:rFonts w:ascii="Garamond" w:hAnsi="Garamond" w:cs="Times New Roman"/>
-          <w:sz w:val="20"/>
-          <w:szCs w:val="20"/>
-        </w:rPr>
-        <w:tab/>
-      </w:r>
-      <w:r>
-        <w:rPr>
-          <w:rFonts w:ascii="Garamond" w:hAnsi="Garamond" w:cs="Times New Roman"/>
-          <w:sz w:val="20"/>
-          <w:szCs w:val="20"/>
-        </w:rPr>
-        <w:t xml:space="preserve">Member at the </w:t>
-      </w:r>
-      <w:r>
-        <w:rPr>
-          <w:rFonts w:ascii="Garamond" w:hAnsi="Garamond" w:cs="Times New Roman"/>
-          <w:sz w:val="20"/>
-          <w:szCs w:val="20"/>
-        </w:rPr>
-        <w:t xml:space="preserve">CKUT Radio Station, </w:t>
-      </w:r>
-      <w:r>
-        <w:rPr>
-          <w:rFonts w:ascii="Garamond" w:hAnsi="Garamond" w:cs="Times New Roman"/>
-          <w:i/>
-          <w:iCs/>
-          <w:sz w:val="20"/>
-          <w:szCs w:val="20"/>
-        </w:rPr>
-        <w:t>The McGill Tribune</w:t>
-      </w:r>
-      <w:r>
-        <w:rPr>
-          <w:rFonts w:ascii="Garamond" w:hAnsi="Garamond" w:cs="Times New Roman"/>
-          <w:sz w:val="20"/>
-          <w:szCs w:val="20"/>
-        </w:rPr>
-        <w:t xml:space="preserve">, </w:t>
-      </w:r>
-      <w:r>
-        <w:rPr>
-          <w:rFonts w:ascii="Garamond" w:hAnsi="Garamond" w:cs="Times New Roman"/>
-          <w:sz w:val="20"/>
-          <w:szCs w:val="20"/>
-        </w:rPr>
-        <w:t xml:space="preserve">and </w:t>
-      </w:r>
-      <w:r>
-        <w:rPr>
-          <w:rFonts w:ascii="Garamond" w:hAnsi="Garamond" w:cs="Times New Roman"/>
-          <w:sz w:val="20"/>
-          <w:szCs w:val="20"/>
-        </w:rPr>
-        <w:t>Book Club</w:t>
       </w:r>
     </w:p>
     <w:p>
@@ -3352,15 +3303,7 @@
           <w:sz w:val="19"/>
           <w:szCs w:val="19"/>
         </w:rPr>
-        <w:t xml:space="preserve"> </w:t>
-      </w:r>
-      <w:r>
-        <w:rPr>
-          <w:rFonts w:ascii="Garamond" w:hAnsi="Garamond"/>
-          <w:sz w:val="19"/>
-          <w:szCs w:val="19"/>
-        </w:rPr>
-        <w:t>https://garchy.nicholashayek.com/</w:t>
+        <w:t xml:space="preserve"> https://garchy.nicholashayek.com/</w:t>
       </w:r>
     </w:p>
   </w:endnote>
